--- a/src/src/main/webapp/portal/asset/arrived/reportTemplate/AssetReportTemplateBatchBottom.docx
+++ b/src/src/main/webapp/portal/asset/arrived/reportTemplate/AssetReportTemplateBatchBottom.docx
@@ -4,22 +4,25 @@
   <w:body>
     <w:p>
       <w:pPr>
-        <w:ind w:rightChars="-249" w:right="-523" w:firstLineChars="3700" w:firstLine="7770"/>
+        <w:ind w:rightChars="-249" w:right="-523" w:firstLineChars="3700" w:firstLine="6660"/>
         <w:rPr>
-          <w:rFonts w:ascii="Times New Roman" w:eastAsia="Microsoft YaHei" w:hAnsi="Times New Roman"/>
+          <w:rFonts w:ascii="Microsoft YaHei" w:eastAsia="Microsoft YaHei" w:hAnsi="Microsoft YaHei"/>
+          <w:sz w:val="18"/>
           <w:szCs w:val="18"/>
         </w:rPr>
       </w:pPr>
       <w:r>
         <w:rPr>
-          <w:rFonts w:ascii="Times New Roman" w:eastAsia="Microsoft YaHei" w:hAnsi="Times New Roman" w:hint="eastAsia"/>
+          <w:rFonts w:ascii="Microsoft YaHei" w:eastAsia="Microsoft YaHei" w:hAnsi="Microsoft YaHei" w:hint="eastAsia"/>
+          <w:sz w:val="18"/>
           <w:szCs w:val="18"/>
         </w:rPr>
         <w:t>合同编号：</w:t>
       </w:r>
       <w:r>
         <w:rPr>
-          <w:rFonts w:ascii="Times New Roman" w:eastAsia="Microsoft YaHei" w:hAnsi="Times New Roman" w:cs="Simplified Arabic" w:hint="cs"/>
+          <w:rFonts w:ascii="Microsoft YaHei" w:eastAsia="Microsoft YaHei" w:hAnsi="Microsoft YaHei" w:cs="Simplified Arabic" w:hint="cs"/>
+          <w:sz w:val="18"/>
           <w:szCs w:val="18"/>
         </w:rPr>
         <w:t>{{</w:t>
@@ -27,21 +30,24 @@
       <w:proofErr w:type="spellStart"/>
       <w:r>
         <w:rPr>
-          <w:rFonts w:ascii="Times New Roman" w:eastAsia="Microsoft YaHei" w:hAnsi="Times New Roman" w:cs="Simplified Arabic"/>
+          <w:rFonts w:ascii="Microsoft YaHei" w:eastAsia="Microsoft YaHei" w:hAnsi="Microsoft YaHei" w:cs="Simplified Arabic"/>
+          <w:sz w:val="18"/>
           <w:szCs w:val="18"/>
         </w:rPr>
         <w:t>contract_</w:t>
       </w:r>
       <w:r>
         <w:rPr>
-          <w:rFonts w:ascii="Times New Roman" w:eastAsia="Microsoft YaHei" w:hAnsi="Times New Roman" w:cs="Simplified Arabic" w:hint="cs"/>
+          <w:rFonts w:ascii="Microsoft YaHei" w:eastAsia="Microsoft YaHei" w:hAnsi="Microsoft YaHei" w:cs="Simplified Arabic" w:hint="cs"/>
+          <w:sz w:val="18"/>
           <w:szCs w:val="18"/>
         </w:rPr>
         <w:t>n</w:t>
       </w:r>
       <w:r>
         <w:rPr>
-          <w:rFonts w:ascii="Times New Roman" w:eastAsia="Microsoft YaHei" w:hAnsi="Times New Roman" w:cs="Simplified Arabic" w:hint="eastAsia"/>
+          <w:rFonts w:ascii="Microsoft YaHei" w:eastAsia="Microsoft YaHei" w:hAnsi="Microsoft YaHei" w:cs="Simplified Arabic" w:hint="eastAsia"/>
+          <w:sz w:val="18"/>
           <w:szCs w:val="18"/>
         </w:rPr>
         <w:t>um</w:t>
@@ -49,7 +55,8 @@
       <w:proofErr w:type="spellEnd"/>
       <w:r>
         <w:rPr>
-          <w:rFonts w:ascii="Times New Roman" w:eastAsia="Microsoft YaHei" w:hAnsi="Times New Roman" w:cs="Simplified Arabic" w:hint="cs"/>
+          <w:rFonts w:ascii="Microsoft YaHei" w:eastAsia="Microsoft YaHei" w:hAnsi="Microsoft YaHei" w:cs="Simplified Arabic" w:hint="cs"/>
+          <w:sz w:val="18"/>
           <w:szCs w:val="18"/>
         </w:rPr>
         <w:t>}}</w:t>
@@ -80,20 +87,23 @@
             <w:pPr>
               <w:widowControl/>
               <w:rPr>
-                <w:rFonts w:ascii="Times New Roman" w:eastAsia="Microsoft YaHei" w:hAnsi="Times New Roman"/>
+                <w:rFonts w:ascii="Microsoft YaHei" w:eastAsia="Microsoft YaHei" w:hAnsi="Microsoft YaHei"/>
+                <w:sz w:val="18"/>
                 <w:szCs w:val="21"/>
               </w:rPr>
             </w:pPr>
             <w:r>
               <w:rPr>
-                <w:rFonts w:ascii="Times New Roman" w:eastAsia="Microsoft YaHei" w:hAnsi="Times New Roman" w:hint="eastAsia"/>
+                <w:rFonts w:ascii="Microsoft YaHei" w:eastAsia="Microsoft YaHei" w:hAnsi="Microsoft YaHei" w:hint="eastAsia"/>
+                <w:sz w:val="18"/>
                 <w:szCs w:val="18"/>
               </w:rPr>
               <w:t>使用科室：</w:t>
             </w:r>
             <w:r>
               <w:rPr>
-                <w:rFonts w:ascii="Times New Roman" w:eastAsia="Microsoft YaHei" w:hAnsi="Times New Roman" w:cs="Simplified Arabic" w:hint="cs"/>
+                <w:rFonts w:ascii="Microsoft YaHei" w:eastAsia="Microsoft YaHei" w:hAnsi="Microsoft YaHei" w:cs="Simplified Arabic" w:hint="cs"/>
+                <w:sz w:val="18"/>
                 <w:szCs w:val="18"/>
               </w:rPr>
               <w:t>{{</w:t>
@@ -101,7 +111,8 @@
             <w:proofErr w:type="spellStart"/>
             <w:r>
               <w:rPr>
-                <w:rFonts w:ascii="Times New Roman" w:eastAsia="Microsoft YaHei" w:hAnsi="Times New Roman" w:cs="Simplified Arabic" w:hint="cs"/>
+                <w:rFonts w:ascii="Microsoft YaHei" w:eastAsia="Microsoft YaHei" w:hAnsi="Microsoft YaHei" w:cs="Simplified Arabic" w:hint="cs"/>
+                <w:sz w:val="18"/>
                 <w:szCs w:val="18"/>
               </w:rPr>
               <w:t>clinical_dept_name</w:t>
@@ -109,7 +120,8 @@
             <w:proofErr w:type="spellEnd"/>
             <w:r>
               <w:rPr>
-                <w:rFonts w:ascii="Times New Roman" w:eastAsia="Microsoft YaHei" w:hAnsi="Times New Roman" w:cs="Simplified Arabic" w:hint="cs"/>
+                <w:rFonts w:ascii="Microsoft YaHei" w:eastAsia="Microsoft YaHei" w:hAnsi="Microsoft YaHei" w:cs="Simplified Arabic" w:hint="cs"/>
+                <w:sz w:val="18"/>
                 <w:szCs w:val="18"/>
               </w:rPr>
               <w:t>}}</w:t>
@@ -125,19 +137,22 @@
             <w:pPr>
               <w:widowControl/>
               <w:rPr>
-                <w:rFonts w:ascii="Times New Roman" w:eastAsia="Microsoft YaHei" w:hAnsi="Times New Roman"/>
-              </w:rPr>
-            </w:pPr>
-            <w:r>
-              <w:rPr>
-                <w:rFonts w:ascii="Times New Roman" w:eastAsia="Microsoft YaHei" w:hAnsi="Times New Roman" w:hint="eastAsia"/>
+                <w:rFonts w:ascii="Microsoft YaHei" w:eastAsia="Microsoft YaHei" w:hAnsi="Microsoft YaHei"/>
+                <w:sz w:val="18"/>
+              </w:rPr>
+            </w:pPr>
+            <w:r>
+              <w:rPr>
+                <w:rFonts w:ascii="Microsoft YaHei" w:eastAsia="Microsoft YaHei" w:hAnsi="Microsoft YaHei" w:hint="eastAsia"/>
+                <w:sz w:val="18"/>
                 <w:szCs w:val="18"/>
               </w:rPr>
               <w:t>使用人：</w:t>
             </w:r>
             <w:r>
               <w:rPr>
-                <w:rFonts w:ascii="Times New Roman" w:eastAsia="Microsoft YaHei" w:hAnsi="Times New Roman" w:cs="Simplified Arabic" w:hint="cs"/>
+                <w:rFonts w:ascii="Microsoft YaHei" w:eastAsia="Microsoft YaHei" w:hAnsi="Microsoft YaHei" w:cs="Simplified Arabic" w:hint="cs"/>
+                <w:sz w:val="18"/>
                 <w:szCs w:val="18"/>
               </w:rPr>
               <w:t>{{</w:t>
@@ -145,7 +160,8 @@
             <w:proofErr w:type="spellStart"/>
             <w:r>
               <w:rPr>
-                <w:rFonts w:ascii="Times New Roman" w:eastAsia="Microsoft YaHei" w:hAnsi="Times New Roman" w:cs="Simplified Arabic" w:hint="cs"/>
+                <w:rFonts w:ascii="Microsoft YaHei" w:eastAsia="Microsoft YaHei" w:hAnsi="Microsoft YaHei" w:cs="Simplified Arabic" w:hint="cs"/>
+                <w:sz w:val="18"/>
                 <w:szCs w:val="18"/>
               </w:rPr>
               <w:t>using_person</w:t>
@@ -153,7 +169,8 @@
             <w:proofErr w:type="spellEnd"/>
             <w:r>
               <w:rPr>
-                <w:rFonts w:ascii="Times New Roman" w:eastAsia="Microsoft YaHei" w:hAnsi="Times New Roman" w:cs="Simplified Arabic" w:hint="cs"/>
+                <w:rFonts w:ascii="Microsoft YaHei" w:eastAsia="Microsoft YaHei" w:hAnsi="Microsoft YaHei" w:cs="Simplified Arabic" w:hint="cs"/>
+                <w:sz w:val="18"/>
                 <w:szCs w:val="18"/>
               </w:rPr>
               <w:t>}}</w:t>
@@ -169,19 +186,22 @@
             <w:pPr>
               <w:widowControl/>
               <w:rPr>
-                <w:rFonts w:ascii="Times New Roman" w:eastAsia="Microsoft YaHei" w:hAnsi="Times New Roman"/>
-              </w:rPr>
-            </w:pPr>
-            <w:r>
-              <w:rPr>
-                <w:rFonts w:ascii="Times New Roman" w:eastAsia="Microsoft YaHei" w:hAnsi="Times New Roman" w:hint="eastAsia"/>
+                <w:rFonts w:ascii="Microsoft YaHei" w:eastAsia="Microsoft YaHei" w:hAnsi="Microsoft YaHei"/>
+                <w:sz w:val="18"/>
+              </w:rPr>
+            </w:pPr>
+            <w:r>
+              <w:rPr>
+                <w:rFonts w:ascii="Microsoft YaHei" w:eastAsia="Microsoft YaHei" w:hAnsi="Microsoft YaHei" w:hint="eastAsia"/>
+                <w:sz w:val="18"/>
                 <w:szCs w:val="18"/>
               </w:rPr>
               <w:t>电话：</w:t>
             </w:r>
             <w:r>
               <w:rPr>
-                <w:rFonts w:ascii="Times New Roman" w:eastAsia="Microsoft YaHei" w:hAnsi="Times New Roman" w:cs="Simplified Arabic" w:hint="cs"/>
+                <w:rFonts w:ascii="Microsoft YaHei" w:eastAsia="Microsoft YaHei" w:hAnsi="Microsoft YaHei" w:cs="Simplified Arabic" w:hint="cs"/>
+                <w:sz w:val="18"/>
                 <w:szCs w:val="18"/>
               </w:rPr>
               <w:t>{{</w:t>
@@ -189,7 +209,8 @@
             <w:proofErr w:type="spellStart"/>
             <w:r>
               <w:rPr>
-                <w:rFonts w:ascii="Times New Roman" w:eastAsia="Microsoft YaHei" w:hAnsi="Times New Roman" w:cs="Simplified Arabic" w:hint="cs"/>
+                <w:rFonts w:ascii="Microsoft YaHei" w:eastAsia="Microsoft YaHei" w:hAnsi="Microsoft YaHei" w:cs="Simplified Arabic" w:hint="cs"/>
+                <w:sz w:val="18"/>
                 <w:szCs w:val="18"/>
               </w:rPr>
               <w:t>using_person_tel</w:t>
@@ -197,7 +218,8 @@
             <w:proofErr w:type="spellEnd"/>
             <w:r>
               <w:rPr>
-                <w:rFonts w:ascii="Times New Roman" w:eastAsia="Microsoft YaHei" w:hAnsi="Times New Roman" w:cs="Simplified Arabic" w:hint="cs"/>
+                <w:rFonts w:ascii="Microsoft YaHei" w:eastAsia="Microsoft YaHei" w:hAnsi="Microsoft YaHei" w:cs="Simplified Arabic" w:hint="cs"/>
+                <w:sz w:val="18"/>
                 <w:szCs w:val="18"/>
               </w:rPr>
               <w:t>}}</w:t>
@@ -218,20 +240,23 @@
             <w:pPr>
               <w:widowControl/>
               <w:rPr>
-                <w:rFonts w:ascii="Times New Roman" w:eastAsia="Microsoft YaHei" w:hAnsi="Times New Roman"/>
-                <w:szCs w:val="18"/>
-              </w:rPr>
-            </w:pPr>
-            <w:r>
-              <w:rPr>
-                <w:rFonts w:ascii="Times New Roman" w:eastAsia="Microsoft YaHei" w:hAnsi="Times New Roman" w:hint="eastAsia"/>
+                <w:rFonts w:ascii="Microsoft YaHei" w:eastAsia="Microsoft YaHei" w:hAnsi="Microsoft YaHei"/>
+                <w:sz w:val="18"/>
+                <w:szCs w:val="18"/>
+              </w:rPr>
+            </w:pPr>
+            <w:r>
+              <w:rPr>
+                <w:rFonts w:ascii="Microsoft YaHei" w:eastAsia="Microsoft YaHei" w:hAnsi="Microsoft YaHei" w:hint="eastAsia"/>
+                <w:sz w:val="18"/>
                 <w:szCs w:val="18"/>
               </w:rPr>
               <w:t>开箱安装日期：</w:t>
             </w:r>
             <w:r>
               <w:rPr>
-                <w:rFonts w:ascii="Times New Roman" w:eastAsia="Microsoft YaHei" w:hAnsi="Times New Roman" w:hint="cs"/>
+                <w:rFonts w:ascii="Microsoft YaHei" w:eastAsia="Microsoft YaHei" w:hAnsi="Microsoft YaHei" w:hint="cs"/>
+                <w:sz w:val="18"/>
                 <w:szCs w:val="18"/>
               </w:rPr>
               <w:t>{{</w:t>
@@ -239,7 +264,8 @@
             <w:proofErr w:type="spellStart"/>
             <w:r>
               <w:rPr>
-                <w:rFonts w:ascii="Times New Roman" w:eastAsia="Microsoft YaHei" w:hAnsi="Times New Roman" w:hint="cs"/>
+                <w:rFonts w:ascii="Microsoft YaHei" w:eastAsia="Microsoft YaHei" w:hAnsi="Microsoft YaHei" w:hint="cs"/>
+                <w:sz w:val="18"/>
                 <w:szCs w:val="18"/>
               </w:rPr>
               <w:t>box_installation_date</w:t>
@@ -247,7 +273,8 @@
             <w:proofErr w:type="spellEnd"/>
             <w:r>
               <w:rPr>
-                <w:rFonts w:ascii="Times New Roman" w:eastAsia="Microsoft YaHei" w:hAnsi="Times New Roman" w:hint="cs"/>
+                <w:rFonts w:ascii="Microsoft YaHei" w:eastAsia="Microsoft YaHei" w:hAnsi="Microsoft YaHei" w:hint="cs"/>
+                <w:sz w:val="18"/>
                 <w:szCs w:val="18"/>
               </w:rPr>
               <w:t>}}</w:t>
@@ -264,19 +291,22 @@
             <w:pPr>
               <w:widowControl/>
               <w:rPr>
-                <w:rFonts w:ascii="Times New Roman" w:eastAsia="Microsoft YaHei" w:hAnsi="Times New Roman"/>
-              </w:rPr>
-            </w:pPr>
-            <w:r>
-              <w:rPr>
-                <w:rFonts w:ascii="Times New Roman" w:eastAsia="Microsoft YaHei" w:hAnsi="Times New Roman" w:hint="eastAsia"/>
+                <w:rFonts w:ascii="Microsoft YaHei" w:eastAsia="Microsoft YaHei" w:hAnsi="Microsoft YaHei"/>
+                <w:sz w:val="18"/>
+              </w:rPr>
+            </w:pPr>
+            <w:r>
+              <w:rPr>
+                <w:rFonts w:ascii="Microsoft YaHei" w:eastAsia="Microsoft YaHei" w:hAnsi="Microsoft YaHei" w:hint="eastAsia"/>
+                <w:sz w:val="18"/>
                 <w:szCs w:val="18"/>
               </w:rPr>
               <w:t>使用日期：</w:t>
             </w:r>
             <w:r>
               <w:rPr>
-                <w:rFonts w:ascii="Times New Roman" w:eastAsia="Microsoft YaHei" w:hAnsi="Times New Roman" w:cs="Simplified Arabic" w:hint="cs"/>
+                <w:rFonts w:ascii="Microsoft YaHei" w:eastAsia="Microsoft YaHei" w:hAnsi="Microsoft YaHei" w:cs="Simplified Arabic" w:hint="cs"/>
+                <w:sz w:val="18"/>
                 <w:szCs w:val="18"/>
               </w:rPr>
               <w:t>{{</w:t>
@@ -284,7 +314,8 @@
             <w:proofErr w:type="spellStart"/>
             <w:r>
               <w:rPr>
-                <w:rFonts w:ascii="Times New Roman" w:eastAsia="Microsoft YaHei" w:hAnsi="Times New Roman" w:cs="Simplified Arabic" w:hint="cs"/>
+                <w:rFonts w:ascii="Microsoft YaHei" w:eastAsia="Microsoft YaHei" w:hAnsi="Microsoft YaHei" w:cs="Simplified Arabic" w:hint="cs"/>
+                <w:sz w:val="18"/>
                 <w:szCs w:val="18"/>
               </w:rPr>
               <w:t>using_date</w:t>
@@ -292,7 +323,8 @@
             <w:proofErr w:type="spellEnd"/>
             <w:r>
               <w:rPr>
-                <w:rFonts w:ascii="Times New Roman" w:eastAsia="Microsoft YaHei" w:hAnsi="Times New Roman" w:cs="Simplified Arabic" w:hint="cs"/>
+                <w:rFonts w:ascii="Microsoft YaHei" w:eastAsia="Microsoft YaHei" w:hAnsi="Microsoft YaHei" w:cs="Simplified Arabic" w:hint="cs"/>
+                <w:sz w:val="18"/>
                 <w:szCs w:val="18"/>
               </w:rPr>
               <w:t>}}</w:t>
@@ -306,14 +338,16 @@
         <w:ind w:rightChars="-249" w:right="-523"/>
         <w:jc w:val="center"/>
         <w:rPr>
-          <w:rFonts w:ascii="Times New Roman" w:eastAsia="Microsoft YaHei" w:hAnsi="Times New Roman"/>
-          <w:szCs w:val="28"/>
+          <w:rFonts w:ascii="Microsoft YaHei" w:eastAsia="Microsoft YaHei" w:hAnsi="Microsoft YaHei"/>
+          <w:sz w:val="24"/>
+          <w:szCs w:val="24"/>
         </w:rPr>
       </w:pPr>
       <w:r>
         <w:rPr>
-          <w:rFonts w:ascii="Times New Roman" w:eastAsia="Microsoft YaHei" w:hAnsi="Times New Roman" w:hint="eastAsia"/>
-          <w:szCs w:val="28"/>
+          <w:rFonts w:ascii="Microsoft YaHei" w:eastAsia="Microsoft YaHei" w:hAnsi="Microsoft YaHei" w:hint="eastAsia"/>
+          <w:sz w:val="24"/>
+          <w:szCs w:val="24"/>
         </w:rPr>
         <w:t>设备及附件信息</w:t>
       </w:r>
@@ -351,13 +385,15 @@
               <w:widowControl/>
               <w:jc w:val="center"/>
               <w:rPr>
-                <w:rFonts w:ascii="Times New Roman" w:eastAsia="Microsoft YaHei" w:hAnsi="Times New Roman"/>
-                <w:szCs w:val="18"/>
-              </w:rPr>
-            </w:pPr>
-            <w:r>
-              <w:rPr>
-                <w:rFonts w:ascii="Times New Roman" w:eastAsia="Microsoft YaHei" w:hAnsi="Times New Roman" w:hint="eastAsia"/>
+                <w:rFonts w:ascii="Microsoft YaHei" w:eastAsia="Microsoft YaHei" w:hAnsi="Microsoft YaHei"/>
+                <w:sz w:val="18"/>
+                <w:szCs w:val="18"/>
+              </w:rPr>
+            </w:pPr>
+            <w:r>
+              <w:rPr>
+                <w:rFonts w:ascii="Microsoft YaHei" w:eastAsia="Microsoft YaHei" w:hAnsi="Microsoft YaHei" w:hint="eastAsia"/>
+                <w:sz w:val="18"/>
                 <w:szCs w:val="18"/>
               </w:rPr>
               <w:t>设备名称</w:t>
@@ -375,13 +411,15 @@
               <w:widowControl/>
               <w:jc w:val="center"/>
               <w:rPr>
-                <w:rFonts w:ascii="Times New Roman" w:eastAsia="Microsoft YaHei" w:hAnsi="Times New Roman"/>
-                <w:szCs w:val="18"/>
-              </w:rPr>
-            </w:pPr>
-            <w:r>
-              <w:rPr>
-                <w:rFonts w:ascii="Times New Roman" w:eastAsia="Microsoft YaHei" w:hAnsi="Times New Roman" w:hint="eastAsia"/>
+                <w:rFonts w:ascii="Microsoft YaHei" w:eastAsia="Microsoft YaHei" w:hAnsi="Microsoft YaHei"/>
+                <w:sz w:val="18"/>
+                <w:szCs w:val="18"/>
+              </w:rPr>
+            </w:pPr>
+            <w:r>
+              <w:rPr>
+                <w:rFonts w:ascii="Microsoft YaHei" w:eastAsia="Microsoft YaHei" w:hAnsi="Microsoft YaHei" w:hint="eastAsia"/>
+                <w:sz w:val="18"/>
                 <w:szCs w:val="18"/>
               </w:rPr>
               <w:t>品牌</w:t>
@@ -399,13 +437,15 @@
               <w:widowControl/>
               <w:jc w:val="center"/>
               <w:rPr>
-                <w:rFonts w:ascii="Times New Roman" w:eastAsia="Microsoft YaHei" w:hAnsi="Times New Roman"/>
-                <w:szCs w:val="18"/>
-              </w:rPr>
-            </w:pPr>
-            <w:r>
-              <w:rPr>
-                <w:rFonts w:ascii="Times New Roman" w:eastAsia="Microsoft YaHei" w:hAnsi="Times New Roman" w:hint="eastAsia"/>
+                <w:rFonts w:ascii="Microsoft YaHei" w:eastAsia="Microsoft YaHei" w:hAnsi="Microsoft YaHei"/>
+                <w:sz w:val="18"/>
+                <w:szCs w:val="18"/>
+              </w:rPr>
+            </w:pPr>
+            <w:r>
+              <w:rPr>
+                <w:rFonts w:ascii="Microsoft YaHei" w:eastAsia="Microsoft YaHei" w:hAnsi="Microsoft YaHei" w:hint="eastAsia"/>
+                <w:sz w:val="18"/>
                 <w:szCs w:val="18"/>
               </w:rPr>
               <w:t>型号</w:t>
@@ -423,13 +463,15 @@
               <w:widowControl/>
               <w:jc w:val="center"/>
               <w:rPr>
-                <w:rFonts w:ascii="Times New Roman" w:eastAsia="Microsoft YaHei" w:hAnsi="Times New Roman"/>
-                <w:szCs w:val="18"/>
-              </w:rPr>
-            </w:pPr>
-            <w:r>
-              <w:rPr>
-                <w:rFonts w:ascii="Times New Roman" w:eastAsia="Microsoft YaHei" w:hAnsi="Times New Roman" w:hint="eastAsia"/>
+                <w:rFonts w:ascii="Microsoft YaHei" w:eastAsia="Microsoft YaHei" w:hAnsi="Microsoft YaHei"/>
+                <w:sz w:val="18"/>
+                <w:szCs w:val="18"/>
+              </w:rPr>
+            </w:pPr>
+            <w:r>
+              <w:rPr>
+                <w:rFonts w:ascii="Microsoft YaHei" w:eastAsia="Microsoft YaHei" w:hAnsi="Microsoft YaHei" w:hint="eastAsia"/>
+                <w:sz w:val="18"/>
                 <w:szCs w:val="18"/>
               </w:rPr>
               <w:t>产地</w:t>
@@ -447,13 +489,15 @@
               <w:widowControl/>
               <w:jc w:val="center"/>
               <w:rPr>
-                <w:rFonts w:ascii="Times New Roman" w:eastAsia="Microsoft YaHei" w:hAnsi="Times New Roman"/>
-                <w:szCs w:val="18"/>
-              </w:rPr>
-            </w:pPr>
-            <w:r>
-              <w:rPr>
-                <w:rFonts w:ascii="Times New Roman" w:eastAsia="Microsoft YaHei" w:hAnsi="Times New Roman" w:hint="eastAsia"/>
+                <w:rFonts w:ascii="Microsoft YaHei" w:eastAsia="Microsoft YaHei" w:hAnsi="Microsoft YaHei"/>
+                <w:sz w:val="18"/>
+                <w:szCs w:val="18"/>
+              </w:rPr>
+            </w:pPr>
+            <w:r>
+              <w:rPr>
+                <w:rFonts w:ascii="Microsoft YaHei" w:eastAsia="Microsoft YaHei" w:hAnsi="Microsoft YaHei" w:hint="eastAsia"/>
+                <w:sz w:val="18"/>
                 <w:szCs w:val="18"/>
               </w:rPr>
               <w:t>数量</w:t>
@@ -471,13 +515,15 @@
               <w:widowControl/>
               <w:jc w:val="center"/>
               <w:rPr>
-                <w:rFonts w:ascii="Times New Roman" w:eastAsia="Microsoft YaHei" w:hAnsi="Times New Roman"/>
-                <w:szCs w:val="18"/>
-              </w:rPr>
-            </w:pPr>
-            <w:r>
-              <w:rPr>
-                <w:rFonts w:ascii="Times New Roman" w:eastAsia="Microsoft YaHei" w:hAnsi="Times New Roman" w:hint="eastAsia"/>
+                <w:rFonts w:ascii="Microsoft YaHei" w:eastAsia="Microsoft YaHei" w:hAnsi="Microsoft YaHei"/>
+                <w:sz w:val="18"/>
+                <w:szCs w:val="18"/>
+              </w:rPr>
+            </w:pPr>
+            <w:r>
+              <w:rPr>
+                <w:rFonts w:ascii="Microsoft YaHei" w:eastAsia="Microsoft YaHei" w:hAnsi="Microsoft YaHei" w:hint="eastAsia"/>
+                <w:sz w:val="18"/>
                 <w:szCs w:val="18"/>
               </w:rPr>
               <w:t>质保日期</w:t>
@@ -495,13 +541,15 @@
               <w:widowControl/>
               <w:jc w:val="center"/>
               <w:rPr>
-                <w:rFonts w:ascii="Times New Roman" w:eastAsia="Microsoft YaHei" w:hAnsi="Times New Roman"/>
-                <w:szCs w:val="18"/>
-              </w:rPr>
-            </w:pPr>
-            <w:r>
-              <w:rPr>
-                <w:rFonts w:ascii="Times New Roman" w:eastAsia="Microsoft YaHei" w:hAnsi="Times New Roman" w:hint="eastAsia"/>
+                <w:rFonts w:ascii="Microsoft YaHei" w:eastAsia="Microsoft YaHei" w:hAnsi="Microsoft YaHei"/>
+                <w:sz w:val="18"/>
+                <w:szCs w:val="18"/>
+              </w:rPr>
+            </w:pPr>
+            <w:r>
+              <w:rPr>
+                <w:rFonts w:ascii="Microsoft YaHei" w:eastAsia="Microsoft YaHei" w:hAnsi="Microsoft YaHei" w:hint="eastAsia"/>
+                <w:sz w:val="18"/>
                 <w:szCs w:val="18"/>
               </w:rPr>
               <w:t>年保养次数</w:t>
@@ -519,23 +567,18 @@
               <w:widowControl/>
               <w:jc w:val="center"/>
               <w:rPr>
-                <w:rFonts w:ascii="Times New Roman" w:eastAsia="Microsoft YaHei" w:hAnsi="Times New Roman"/>
-                <w:szCs w:val="18"/>
-              </w:rPr>
-            </w:pPr>
-            <w:r>
-              <w:rPr>
-                <w:rFonts w:ascii="Times New Roman" w:eastAsia="Microsoft YaHei" w:hAnsi="Times New Roman" w:hint="eastAsia"/>
-                <w:szCs w:val="18"/>
-              </w:rPr>
-              <w:t>出厂</w:t>
-            </w:r>
-            <w:r>
-              <w:rPr>
-                <w:rFonts w:ascii="Times New Roman" w:eastAsia="Microsoft YaHei" w:hAnsi="Times New Roman" w:hint="eastAsia"/>
-                <w:szCs w:val="18"/>
-              </w:rPr>
-              <w:t>SN</w:t>
+                <w:rFonts w:ascii="Microsoft YaHei" w:eastAsia="Microsoft YaHei" w:hAnsi="Microsoft YaHei"/>
+                <w:sz w:val="18"/>
+                <w:szCs w:val="18"/>
+              </w:rPr>
+            </w:pPr>
+            <w:r>
+              <w:rPr>
+                <w:rFonts w:ascii="Microsoft YaHei" w:eastAsia="Microsoft YaHei" w:hAnsi="Microsoft YaHei" w:hint="eastAsia"/>
+                <w:sz w:val="18"/>
+                <w:szCs w:val="18"/>
+              </w:rPr>
+              <w:t>出厂SN</w:t>
             </w:r>
           </w:p>
         </w:tc>
@@ -548,13 +591,15 @@
             <w:pPr>
               <w:widowControl/>
               <w:rPr>
-                <w:rFonts w:ascii="Times New Roman" w:eastAsia="Microsoft YaHei" w:hAnsi="Times New Roman"/>
-                <w:szCs w:val="18"/>
-              </w:rPr>
-            </w:pPr>
-            <w:r>
-              <w:rPr>
-                <w:rFonts w:ascii="Times New Roman" w:eastAsia="Microsoft YaHei" w:hAnsi="Times New Roman" w:hint="eastAsia"/>
+                <w:rFonts w:ascii="Microsoft YaHei" w:eastAsia="Microsoft YaHei" w:hAnsi="Microsoft YaHei"/>
+                <w:sz w:val="18"/>
+                <w:szCs w:val="18"/>
+              </w:rPr>
+            </w:pPr>
+            <w:r>
+              <w:rPr>
+                <w:rFonts w:ascii="Microsoft YaHei" w:eastAsia="Microsoft YaHei" w:hAnsi="Microsoft YaHei" w:hint="eastAsia"/>
+                <w:sz w:val="18"/>
                 <w:szCs w:val="18"/>
               </w:rPr>
               <w:t>医院编号</w:t>
@@ -572,13 +617,15 @@
               <w:widowControl/>
               <w:jc w:val="center"/>
               <w:rPr>
-                <w:rFonts w:ascii="Times New Roman" w:eastAsia="Microsoft YaHei" w:hAnsi="Times New Roman"/>
-                <w:szCs w:val="18"/>
-              </w:rPr>
-            </w:pPr>
-            <w:r>
-              <w:rPr>
-                <w:rFonts w:ascii="Times New Roman" w:eastAsia="Microsoft YaHei" w:hAnsi="Times New Roman" w:hint="eastAsia"/>
+                <w:rFonts w:ascii="Microsoft YaHei" w:eastAsia="Microsoft YaHei" w:hAnsi="Microsoft YaHei"/>
+                <w:sz w:val="18"/>
+                <w:szCs w:val="18"/>
+              </w:rPr>
+            </w:pPr>
+            <w:r>
+              <w:rPr>
+                <w:rFonts w:ascii="Microsoft YaHei" w:eastAsia="Microsoft YaHei" w:hAnsi="Microsoft YaHei" w:hint="eastAsia"/>
+                <w:sz w:val="18"/>
                 <w:szCs w:val="18"/>
               </w:rPr>
               <w:t>安置地点</w:t>
@@ -600,15 +647,15 @@
               <w:pStyle w:val="HTML"/>
               <w:shd w:val="clear" w:color="auto" w:fill="FFFFFF"/>
               <w:rPr>
-                <w:rFonts w:ascii="Times New Roman" w:eastAsia="Microsoft YaHei" w:hAnsi="Times New Roman" w:cs="Simplified Arabic"/>
-                <w:sz w:val="21"/>
-                <w:szCs w:val="18"/>
-              </w:rPr>
-            </w:pPr>
-            <w:r>
-              <w:rPr>
-                <w:rFonts w:ascii="Times New Roman" w:eastAsia="Microsoft YaHei" w:hAnsi="Times New Roman" w:cs="Simplified Arabic" w:hint="cs"/>
-                <w:sz w:val="21"/>
+                <w:rFonts w:ascii="Microsoft YaHei" w:eastAsia="Microsoft YaHei" w:hAnsi="Microsoft YaHei" w:cs="Simplified Arabic"/>
+                <w:sz w:val="18"/>
+                <w:szCs w:val="18"/>
+              </w:rPr>
+            </w:pPr>
+            <w:r>
+              <w:rPr>
+                <w:rFonts w:ascii="Microsoft YaHei" w:eastAsia="Microsoft YaHei" w:hAnsi="Microsoft YaHei" w:cs="Simplified Arabic" w:hint="cs"/>
+                <w:sz w:val="18"/>
                 <w:szCs w:val="18"/>
               </w:rPr>
               <w:t>{{</w:t>
@@ -616,16 +663,16 @@
             <w:proofErr w:type="spellStart"/>
             <w:r>
               <w:rPr>
-                <w:rFonts w:ascii="Times New Roman" w:eastAsia="Microsoft YaHei" w:hAnsi="Times New Roman" w:cs="Simplified Arabic" w:hint="eastAsia"/>
-                <w:sz w:val="21"/>
+                <w:rFonts w:ascii="Microsoft YaHei" w:eastAsia="Microsoft YaHei" w:hAnsi="Microsoft YaHei" w:cs="Simplified Arabic" w:hint="eastAsia"/>
+                <w:sz w:val="18"/>
                 <w:szCs w:val="18"/>
               </w:rPr>
               <w:t>a</w:t>
             </w:r>
             <w:r>
               <w:rPr>
-                <w:rFonts w:ascii="Times New Roman" w:eastAsia="Microsoft YaHei" w:hAnsi="Times New Roman" w:cs="Simplified Arabic"/>
-                <w:sz w:val="21"/>
+                <w:rFonts w:ascii="Microsoft YaHei" w:eastAsia="Microsoft YaHei" w:hAnsi="Microsoft YaHei" w:cs="Simplified Arabic"/>
+                <w:sz w:val="18"/>
                 <w:szCs w:val="18"/>
               </w:rPr>
               <w:t>rrival_item_batch</w:t>
@@ -633,8 +680,8 @@
             <w:proofErr w:type="spellEnd"/>
             <w:r>
               <w:rPr>
-                <w:rFonts w:ascii="Times New Roman" w:eastAsia="Microsoft YaHei" w:hAnsi="Times New Roman" w:cs="Simplified Arabic" w:hint="cs"/>
-                <w:sz w:val="21"/>
+                <w:rFonts w:ascii="Microsoft YaHei" w:eastAsia="Microsoft YaHei" w:hAnsi="Microsoft YaHei" w:cs="Simplified Arabic" w:hint="cs"/>
+                <w:sz w:val="18"/>
                 <w:szCs w:val="18"/>
               </w:rPr>
               <w:t>}}</w:t>
@@ -648,14 +695,16 @@
         <w:ind w:rightChars="-249" w:right="-523"/>
         <w:jc w:val="center"/>
         <w:rPr>
-          <w:rFonts w:ascii="Times New Roman" w:eastAsia="Microsoft YaHei" w:hAnsi="Times New Roman"/>
-          <w:szCs w:val="28"/>
+          <w:rFonts w:ascii="Microsoft YaHei" w:eastAsia="Microsoft YaHei" w:hAnsi="Microsoft YaHei"/>
+          <w:sz w:val="24"/>
+          <w:szCs w:val="24"/>
         </w:rPr>
       </w:pPr>
       <w:r>
         <w:rPr>
-          <w:rFonts w:ascii="Times New Roman" w:eastAsia="Microsoft YaHei" w:hAnsi="Times New Roman" w:hint="eastAsia"/>
-          <w:szCs w:val="28"/>
+          <w:rFonts w:ascii="Microsoft YaHei" w:eastAsia="Microsoft YaHei" w:hAnsi="Microsoft YaHei" w:hint="eastAsia"/>
+          <w:sz w:val="24"/>
+          <w:szCs w:val="24"/>
         </w:rPr>
         <w:t>临床确认</w:t>
       </w:r>
@@ -683,13 +732,15 @@
             <w:pPr>
               <w:widowControl/>
               <w:rPr>
-                <w:rFonts w:ascii="Times New Roman" w:eastAsia="Microsoft YaHei" w:hAnsi="Times New Roman"/>
-                <w:szCs w:val="18"/>
-              </w:rPr>
-            </w:pPr>
-            <w:r>
-              <w:rPr>
-                <w:rFonts w:ascii="Times New Roman" w:eastAsia="Microsoft YaHei" w:hAnsi="Times New Roman" w:hint="eastAsia"/>
+                <w:rFonts w:ascii="Microsoft YaHei" w:eastAsia="Microsoft YaHei" w:hAnsi="Microsoft YaHei"/>
+                <w:sz w:val="18"/>
+                <w:szCs w:val="18"/>
+              </w:rPr>
+            </w:pPr>
+            <w:r>
+              <w:rPr>
+                <w:rFonts w:ascii="Microsoft YaHei" w:eastAsia="Microsoft YaHei" w:hAnsi="Microsoft YaHei" w:hint="eastAsia"/>
+                <w:sz w:val="18"/>
                 <w:szCs w:val="18"/>
               </w:rPr>
               <w:t>培训内容：</w:t>
@@ -719,9 +770,10 @@
               </w:tabs>
               <w:jc w:val="left"/>
               <w:rPr>
-                <w:rFonts w:ascii="Times New Roman" w:eastAsia="Microsoft YaHei" w:hAnsi="Times New Roman" w:cs="Courier New"/>
+                <w:rFonts w:ascii="Microsoft YaHei" w:eastAsia="Microsoft YaHei" w:hAnsi="Microsoft YaHei" w:cs="Courier New"/>
                 <w:color w:val="000000"/>
                 <w:kern w:val="0"/>
+                <w:sz w:val="18"/>
                 <w:szCs w:val="18"/>
               </w:rPr>
             </w:pPr>
@@ -731,7 +783,8 @@
               <w:widowControl/>
               <w:jc w:val="left"/>
               <w:rPr>
-                <w:rFonts w:ascii="Times New Roman" w:eastAsia="Microsoft YaHei" w:hAnsi="Times New Roman"/>
+                <w:rFonts w:ascii="Microsoft YaHei" w:eastAsia="Microsoft YaHei" w:hAnsi="Microsoft YaHei"/>
+                <w:sz w:val="18"/>
               </w:rPr>
             </w:pPr>
           </w:p>
@@ -740,7 +793,8 @@
               <w:widowControl/>
               <w:jc w:val="left"/>
               <w:rPr>
-                <w:rFonts w:ascii="Times New Roman" w:eastAsia="Microsoft YaHei" w:hAnsi="Times New Roman"/>
+                <w:rFonts w:ascii="Microsoft YaHei" w:eastAsia="Microsoft YaHei" w:hAnsi="Microsoft YaHei"/>
+                <w:sz w:val="18"/>
               </w:rPr>
             </w:pPr>
           </w:p>
@@ -749,7 +803,8 @@
               <w:widowControl/>
               <w:jc w:val="left"/>
               <w:rPr>
-                <w:rFonts w:ascii="Times New Roman" w:eastAsia="Microsoft YaHei" w:hAnsi="Times New Roman"/>
+                <w:rFonts w:ascii="Microsoft YaHei" w:eastAsia="Microsoft YaHei" w:hAnsi="Microsoft YaHei"/>
+                <w:sz w:val="18"/>
               </w:rPr>
             </w:pPr>
           </w:p>
@@ -758,7 +813,8 @@
               <w:widowControl/>
               <w:jc w:val="left"/>
               <w:rPr>
-                <w:rFonts w:ascii="Times New Roman" w:eastAsia="Microsoft YaHei" w:hAnsi="Times New Roman"/>
+                <w:rFonts w:ascii="Microsoft YaHei" w:eastAsia="Microsoft YaHei" w:hAnsi="Microsoft YaHei"/>
+                <w:sz w:val="18"/>
               </w:rPr>
             </w:pPr>
           </w:p>
@@ -767,7 +823,8 @@
               <w:widowControl/>
               <w:jc w:val="left"/>
               <w:rPr>
-                <w:rFonts w:ascii="Times New Roman" w:eastAsia="Microsoft YaHei" w:hAnsi="Times New Roman"/>
+                <w:rFonts w:ascii="Microsoft YaHei" w:eastAsia="Microsoft YaHei" w:hAnsi="Microsoft YaHei"/>
+                <w:sz w:val="18"/>
               </w:rPr>
             </w:pPr>
           </w:p>
@@ -776,7 +833,8 @@
               <w:widowControl/>
               <w:jc w:val="left"/>
               <w:rPr>
-                <w:rFonts w:ascii="Times New Roman" w:eastAsia="Microsoft YaHei" w:hAnsi="Times New Roman"/>
+                <w:rFonts w:ascii="Microsoft YaHei" w:eastAsia="Microsoft YaHei" w:hAnsi="Microsoft YaHei"/>
+                <w:sz w:val="18"/>
               </w:rPr>
             </w:pPr>
           </w:p>
@@ -796,13 +854,15 @@
               <w:widowControl/>
               <w:jc w:val="left"/>
               <w:rPr>
-                <w:rFonts w:ascii="Times New Roman" w:eastAsia="Microsoft YaHei" w:hAnsi="Times New Roman"/>
-                <w:szCs w:val="18"/>
-              </w:rPr>
-            </w:pPr>
-            <w:r>
-              <w:rPr>
-                <w:rFonts w:ascii="Times New Roman" w:eastAsia="Microsoft YaHei" w:hAnsi="Times New Roman" w:hint="eastAsia"/>
+                <w:rFonts w:ascii="Microsoft YaHei" w:eastAsia="Microsoft YaHei" w:hAnsi="Microsoft YaHei"/>
+                <w:sz w:val="18"/>
+                <w:szCs w:val="18"/>
+              </w:rPr>
+            </w:pPr>
+            <w:r>
+              <w:rPr>
+                <w:rFonts w:ascii="Microsoft YaHei" w:eastAsia="Microsoft YaHei" w:hAnsi="Microsoft YaHei" w:hint="eastAsia"/>
+                <w:sz w:val="18"/>
                 <w:szCs w:val="18"/>
               </w:rPr>
               <w:t>培训签字：</w:t>
@@ -813,7 +873,8 @@
               <w:widowControl/>
               <w:jc w:val="left"/>
               <w:rPr>
-                <w:rFonts w:ascii="Times New Roman" w:eastAsia="Microsoft YaHei" w:hAnsi="Times New Roman"/>
+                <w:rFonts w:ascii="Microsoft YaHei" w:eastAsia="Microsoft YaHei" w:hAnsi="Microsoft YaHei"/>
+                <w:sz w:val="18"/>
                 <w:szCs w:val="18"/>
               </w:rPr>
             </w:pPr>
@@ -823,7 +884,8 @@
               <w:widowControl/>
               <w:jc w:val="left"/>
               <w:rPr>
-                <w:rFonts w:ascii="Times New Roman" w:eastAsia="Microsoft YaHei" w:hAnsi="Times New Roman"/>
+                <w:rFonts w:ascii="Microsoft YaHei" w:eastAsia="Microsoft YaHei" w:hAnsi="Microsoft YaHei"/>
+                <w:sz w:val="18"/>
                 <w:szCs w:val="18"/>
               </w:rPr>
             </w:pPr>
@@ -833,7 +895,8 @@
               <w:widowControl/>
               <w:jc w:val="left"/>
               <w:rPr>
-                <w:rFonts w:ascii="Times New Roman" w:eastAsia="Microsoft YaHei" w:hAnsi="Times New Roman"/>
+                <w:rFonts w:ascii="Microsoft YaHei" w:eastAsia="Microsoft YaHei" w:hAnsi="Microsoft YaHei"/>
+                <w:sz w:val="18"/>
                 <w:szCs w:val="18"/>
               </w:rPr>
             </w:pPr>
@@ -843,7 +906,8 @@
               <w:widowControl/>
               <w:jc w:val="left"/>
               <w:rPr>
-                <w:rFonts w:ascii="Times New Roman" w:eastAsia="Microsoft YaHei" w:hAnsi="Times New Roman"/>
+                <w:rFonts w:ascii="Microsoft YaHei" w:eastAsia="Microsoft YaHei" w:hAnsi="Microsoft YaHei"/>
+                <w:sz w:val="18"/>
                 <w:szCs w:val="18"/>
               </w:rPr>
             </w:pPr>
@@ -853,7 +917,8 @@
               <w:widowControl/>
               <w:jc w:val="left"/>
               <w:rPr>
-                <w:rFonts w:ascii="Times New Roman" w:eastAsia="Microsoft YaHei" w:hAnsi="Times New Roman"/>
+                <w:rFonts w:ascii="Microsoft YaHei" w:eastAsia="Microsoft YaHei" w:hAnsi="Microsoft YaHei"/>
+                <w:sz w:val="18"/>
                 <w:szCs w:val="18"/>
               </w:rPr>
             </w:pPr>
@@ -863,68 +928,29 @@
               <w:widowControl/>
               <w:jc w:val="left"/>
               <w:rPr>
-                <w:rFonts w:ascii="Times New Roman" w:eastAsia="Microsoft YaHei" w:hAnsi="Times New Roman"/>
-                <w:szCs w:val="18"/>
-              </w:rPr>
-            </w:pPr>
-          </w:p>
-          <w:p>
-            <w:pPr>
-              <w:ind w:firstLineChars="3400" w:firstLine="7140"/>
+                <w:rFonts w:ascii="Microsoft YaHei" w:eastAsia="Microsoft YaHei" w:hAnsi="Microsoft YaHei"/>
+                <w:sz w:val="18"/>
+                <w:szCs w:val="18"/>
+              </w:rPr>
+            </w:pPr>
+          </w:p>
+          <w:p>
+            <w:pPr>
+              <w:ind w:firstLineChars="3400" w:firstLine="6120"/>
               <w:jc w:val="right"/>
               <w:rPr>
-                <w:rFonts w:ascii="Times New Roman" w:eastAsia="Microsoft YaHei" w:hAnsi="Times New Roman"/>
-                <w:szCs w:val="18"/>
-              </w:rPr>
-            </w:pPr>
-            <w:r>
-              <w:rPr>
-                <w:rFonts w:ascii="Times New Roman" w:eastAsia="Microsoft YaHei" w:hAnsi="Times New Roman" w:hint="eastAsia"/>
-                <w:szCs w:val="18"/>
-              </w:rPr>
-              <w:t xml:space="preserve">20   </w:t>
-            </w:r>
-            <w:r>
-              <w:rPr>
-                <w:rFonts w:ascii="Times New Roman" w:eastAsia="Microsoft YaHei" w:hAnsi="Times New Roman" w:hint="eastAsia"/>
-                <w:szCs w:val="18"/>
-              </w:rPr>
-              <w:t>年</w:t>
-            </w:r>
-            <w:r>
-              <w:rPr>
-                <w:rFonts w:ascii="Times New Roman" w:eastAsia="Microsoft YaHei" w:hAnsi="Times New Roman" w:hint="eastAsia"/>
-                <w:szCs w:val="18"/>
-              </w:rPr>
-              <w:t xml:space="preserve">   </w:t>
-            </w:r>
-            <w:r>
-              <w:rPr>
-                <w:rFonts w:ascii="Times New Roman" w:eastAsia="Microsoft YaHei" w:hAnsi="Times New Roman" w:hint="eastAsia"/>
-                <w:szCs w:val="18"/>
-              </w:rPr>
-              <w:t>月</w:t>
-            </w:r>
-            <w:r>
-              <w:rPr>
-                <w:rFonts w:ascii="Times New Roman" w:eastAsia="Microsoft YaHei" w:hAnsi="Times New Roman" w:hint="eastAsia"/>
-                <w:szCs w:val="18"/>
-              </w:rPr>
-              <w:t xml:space="preserve">   </w:t>
-            </w:r>
-            <w:r>
-              <w:rPr>
-                <w:rFonts w:ascii="Times New Roman" w:eastAsia="Microsoft YaHei" w:hAnsi="Times New Roman" w:hint="eastAsia"/>
-                <w:szCs w:val="18"/>
-              </w:rPr>
-              <w:t>日</w:t>
-            </w:r>
-            <w:r>
-              <w:rPr>
-                <w:rFonts w:ascii="Times New Roman" w:eastAsia="Microsoft YaHei" w:hAnsi="Times New Roman" w:hint="eastAsia"/>
-                <w:szCs w:val="18"/>
-              </w:rPr>
-              <w:t xml:space="preserve">   </w:t>
+                <w:rFonts w:ascii="Microsoft YaHei" w:eastAsia="Microsoft YaHei" w:hAnsi="Microsoft YaHei"/>
+                <w:sz w:val="18"/>
+                <w:szCs w:val="18"/>
+              </w:rPr>
+            </w:pPr>
+            <w:r>
+              <w:rPr>
+                <w:rFonts w:ascii="Microsoft YaHei" w:eastAsia="Microsoft YaHei" w:hAnsi="Microsoft YaHei" w:hint="eastAsia"/>
+                <w:sz w:val="18"/>
+                <w:szCs w:val="18"/>
+              </w:rPr>
+              <w:t xml:space="preserve">20   年   月   日   </w:t>
             </w:r>
           </w:p>
         </w:tc>
@@ -942,13 +968,15 @@
             <w:pPr>
               <w:spacing w:line="240" w:lineRule="atLeast"/>
               <w:rPr>
-                <w:rFonts w:ascii="Times New Roman" w:eastAsia="Microsoft YaHei" w:hAnsi="Times New Roman"/>
-                <w:szCs w:val="18"/>
-              </w:rPr>
-            </w:pPr>
-            <w:r>
-              <w:rPr>
-                <w:rFonts w:ascii="Times New Roman" w:eastAsia="Microsoft YaHei" w:hAnsi="Times New Roman" w:hint="eastAsia"/>
+                <w:rFonts w:ascii="Microsoft YaHei" w:eastAsia="Microsoft YaHei" w:hAnsi="Microsoft YaHei"/>
+                <w:sz w:val="18"/>
+                <w:szCs w:val="18"/>
+              </w:rPr>
+            </w:pPr>
+            <w:r>
+              <w:rPr>
+                <w:rFonts w:ascii="Microsoft YaHei" w:eastAsia="Microsoft YaHei" w:hAnsi="Microsoft YaHei" w:hint="eastAsia"/>
+                <w:sz w:val="18"/>
                 <w:szCs w:val="18"/>
               </w:rPr>
               <w:t>设备进入临床使用，符合下列要求后由科室负责人签字确认。</w:t>
@@ -957,30 +985,26 @@
           <w:p>
             <w:pPr>
               <w:spacing w:line="240" w:lineRule="atLeast"/>
-              <w:ind w:firstLineChars="100" w:firstLine="210"/>
-              <w:rPr>
-                <w:rFonts w:ascii="Times New Roman" w:eastAsia="Microsoft YaHei" w:hAnsi="Times New Roman"/>
-                <w:szCs w:val="18"/>
-              </w:rPr>
-            </w:pPr>
-            <w:r>
-              <w:rPr>
-                <w:rFonts w:ascii="Times New Roman" w:eastAsia="Microsoft YaHei" w:hAnsi="Times New Roman" w:hint="eastAsia"/>
-                <w:szCs w:val="18"/>
-              </w:rPr>
-              <w:t>1</w:t>
-            </w:r>
-            <w:r>
-              <w:rPr>
-                <w:rFonts w:ascii="Times New Roman" w:eastAsia="Microsoft YaHei" w:hAnsi="Times New Roman" w:hint="eastAsia"/>
-                <w:szCs w:val="18"/>
-              </w:rPr>
-              <w:t>、设备配置与合同所属配置清单一致（</w:t>
+              <w:ind w:firstLineChars="100" w:firstLine="180"/>
+              <w:rPr>
+                <w:rFonts w:ascii="Microsoft YaHei" w:eastAsia="Microsoft YaHei" w:hAnsi="Microsoft YaHei"/>
+                <w:sz w:val="18"/>
+                <w:szCs w:val="18"/>
+              </w:rPr>
+            </w:pPr>
+            <w:r>
+              <w:rPr>
+                <w:rFonts w:ascii="Microsoft YaHei" w:eastAsia="Microsoft YaHei" w:hAnsi="Microsoft YaHei" w:hint="eastAsia"/>
+                <w:sz w:val="18"/>
+                <w:szCs w:val="18"/>
+              </w:rPr>
+              <w:t>1、设备配置与合同所属配置清单一致（</w:t>
             </w:r>
             <w:proofErr w:type="gramStart"/>
             <w:r>
               <w:rPr>
-                <w:rFonts w:ascii="Times New Roman" w:eastAsia="Microsoft YaHei" w:hAnsi="Times New Roman" w:hint="eastAsia"/>
+                <w:rFonts w:ascii="Microsoft YaHei" w:eastAsia="Microsoft YaHei" w:hAnsi="Microsoft YaHei" w:hint="eastAsia"/>
+                <w:sz w:val="18"/>
                 <w:szCs w:val="18"/>
               </w:rPr>
               <w:t>含操作</w:t>
@@ -988,133 +1012,102 @@
             <w:proofErr w:type="gramEnd"/>
             <w:r>
               <w:rPr>
-                <w:rFonts w:ascii="Times New Roman" w:eastAsia="Microsoft YaHei" w:hAnsi="Times New Roman" w:hint="eastAsia"/>
-                <w:szCs w:val="18"/>
-              </w:rPr>
-              <w:t>安全手册）</w:t>
-            </w:r>
-            <w:r>
-              <w:rPr>
-                <w:rFonts w:ascii="Times New Roman" w:eastAsia="Microsoft YaHei" w:hAnsi="Times New Roman" w:hint="eastAsia"/>
-                <w:szCs w:val="18"/>
-              </w:rPr>
-              <w:t xml:space="preserve">      </w:t>
+                <w:rFonts w:ascii="Microsoft YaHei" w:eastAsia="Microsoft YaHei" w:hAnsi="Microsoft YaHei" w:hint="eastAsia"/>
+                <w:sz w:val="18"/>
+                <w:szCs w:val="18"/>
+              </w:rPr>
+              <w:t xml:space="preserve">安全手册）      </w:t>
             </w:r>
           </w:p>
           <w:p>
             <w:pPr>
               <w:spacing w:line="240" w:lineRule="atLeast"/>
-              <w:ind w:firstLineChars="100" w:firstLine="210"/>
-              <w:rPr>
-                <w:rFonts w:ascii="Times New Roman" w:eastAsia="Microsoft YaHei" w:hAnsi="Times New Roman"/>
-                <w:szCs w:val="18"/>
-              </w:rPr>
-            </w:pPr>
-            <w:r>
-              <w:rPr>
-                <w:rFonts w:ascii="Times New Roman" w:eastAsia="Microsoft YaHei" w:hAnsi="Times New Roman" w:hint="eastAsia"/>
-                <w:szCs w:val="18"/>
-              </w:rPr>
-              <w:t>2</w:t>
-            </w:r>
-            <w:r>
-              <w:rPr>
-                <w:rFonts w:ascii="Times New Roman" w:eastAsia="Microsoft YaHei" w:hAnsi="Times New Roman" w:hint="eastAsia"/>
-                <w:szCs w:val="18"/>
-              </w:rPr>
-              <w:t>、厂方已提供了设备日常操作和维护的培训</w:t>
+              <w:ind w:firstLineChars="100" w:firstLine="180"/>
+              <w:rPr>
+                <w:rFonts w:ascii="Microsoft YaHei" w:eastAsia="Microsoft YaHei" w:hAnsi="Microsoft YaHei"/>
+                <w:sz w:val="18"/>
+                <w:szCs w:val="18"/>
+              </w:rPr>
+            </w:pPr>
+            <w:r>
+              <w:rPr>
+                <w:rFonts w:ascii="Microsoft YaHei" w:eastAsia="Microsoft YaHei" w:hAnsi="Microsoft YaHei" w:hint="eastAsia"/>
+                <w:sz w:val="18"/>
+                <w:szCs w:val="18"/>
+              </w:rPr>
+              <w:t>2、厂方已提供了设备日常操作和维护的培训</w:t>
             </w:r>
           </w:p>
           <w:p>
             <w:pPr>
               <w:spacing w:line="240" w:lineRule="atLeast"/>
-              <w:ind w:firstLineChars="100" w:firstLine="210"/>
-              <w:rPr>
-                <w:rFonts w:ascii="Times New Roman" w:eastAsia="Microsoft YaHei" w:hAnsi="Times New Roman"/>
-                <w:szCs w:val="18"/>
-              </w:rPr>
-            </w:pPr>
-            <w:r>
-              <w:rPr>
-                <w:rFonts w:ascii="Times New Roman" w:eastAsia="Microsoft YaHei" w:hAnsi="Times New Roman" w:hint="eastAsia"/>
-                <w:szCs w:val="18"/>
-              </w:rPr>
-              <w:t>3</w:t>
-            </w:r>
-            <w:r>
-              <w:rPr>
-                <w:rFonts w:ascii="Times New Roman" w:eastAsia="Microsoft YaHei" w:hAnsi="Times New Roman" w:hint="eastAsia"/>
-                <w:szCs w:val="18"/>
-              </w:rPr>
-              <w:t>、试运行期间，设备工作正常</w:t>
-            </w:r>
-            <w:r>
-              <w:rPr>
-                <w:rFonts w:ascii="Times New Roman" w:eastAsia="Microsoft YaHei" w:hAnsi="Times New Roman" w:hint="eastAsia"/>
-                <w:szCs w:val="18"/>
-              </w:rPr>
-              <w:t xml:space="preserve">      </w:t>
+              <w:ind w:firstLineChars="100" w:firstLine="180"/>
+              <w:rPr>
+                <w:rFonts w:ascii="Microsoft YaHei" w:eastAsia="Microsoft YaHei" w:hAnsi="Microsoft YaHei"/>
+                <w:sz w:val="18"/>
+                <w:szCs w:val="18"/>
+              </w:rPr>
+            </w:pPr>
+            <w:r>
+              <w:rPr>
+                <w:rFonts w:ascii="Microsoft YaHei" w:eastAsia="Microsoft YaHei" w:hAnsi="Microsoft YaHei" w:hint="eastAsia"/>
+                <w:sz w:val="18"/>
+                <w:szCs w:val="18"/>
+              </w:rPr>
+              <w:t xml:space="preserve">3、试运行期间，设备工作正常      </w:t>
             </w:r>
           </w:p>
           <w:p>
             <w:pPr>
               <w:spacing w:line="240" w:lineRule="atLeast"/>
-              <w:ind w:firstLineChars="100" w:firstLine="210"/>
-              <w:rPr>
-                <w:rFonts w:ascii="Times New Roman" w:eastAsia="Microsoft YaHei" w:hAnsi="Times New Roman"/>
-                <w:szCs w:val="18"/>
-              </w:rPr>
-            </w:pPr>
-            <w:r>
-              <w:rPr>
-                <w:rFonts w:ascii="Times New Roman" w:eastAsia="Microsoft YaHei" w:hAnsi="Times New Roman" w:hint="eastAsia"/>
-                <w:szCs w:val="18"/>
-              </w:rPr>
-              <w:t>4</w:t>
-            </w:r>
-            <w:r>
-              <w:rPr>
-                <w:rFonts w:ascii="Times New Roman" w:eastAsia="Microsoft YaHei" w:hAnsi="Times New Roman" w:hint="eastAsia"/>
-                <w:szCs w:val="18"/>
-              </w:rPr>
-              <w:t>、无其他问题</w:t>
-            </w:r>
-            <w:r>
-              <w:rPr>
-                <w:rFonts w:ascii="Times New Roman" w:eastAsia="Microsoft YaHei" w:hAnsi="Times New Roman" w:hint="eastAsia"/>
-                <w:szCs w:val="18"/>
-              </w:rPr>
-              <w:t xml:space="preserve">                                       </w:t>
-            </w:r>
-          </w:p>
-          <w:p>
-            <w:pPr>
-              <w:ind w:firstLineChars="2700" w:firstLine="5670"/>
-              <w:rPr>
-                <w:rFonts w:ascii="Times New Roman" w:eastAsia="Microsoft YaHei" w:hAnsi="Times New Roman"/>
-                <w:szCs w:val="18"/>
-              </w:rPr>
-            </w:pPr>
-          </w:p>
-          <w:p>
-            <w:pPr>
-              <w:ind w:firstLineChars="2700" w:firstLine="5670"/>
-              <w:rPr>
-                <w:rFonts w:ascii="Times New Roman" w:eastAsia="Microsoft YaHei" w:hAnsi="Times New Roman"/>
-                <w:szCs w:val="18"/>
-              </w:rPr>
-            </w:pPr>
-          </w:p>
-          <w:p>
-            <w:pPr>
-              <w:rPr>
-                <w:rFonts w:ascii="Times New Roman" w:eastAsia="Microsoft YaHei" w:hAnsi="Times New Roman"/>
-                <w:szCs w:val="18"/>
-              </w:rPr>
-            </w:pPr>
-            <w:r>
-              <w:rPr>
-                <w:rFonts w:ascii="Times New Roman" w:eastAsia="Microsoft YaHei" w:hAnsi="Times New Roman" w:hint="eastAsia"/>
+              <w:ind w:firstLineChars="100" w:firstLine="180"/>
+              <w:rPr>
+                <w:rFonts w:ascii="Microsoft YaHei" w:eastAsia="Microsoft YaHei" w:hAnsi="Microsoft YaHei"/>
+                <w:sz w:val="18"/>
+                <w:szCs w:val="18"/>
+              </w:rPr>
+            </w:pPr>
+            <w:r>
+              <w:rPr>
+                <w:rFonts w:ascii="Microsoft YaHei" w:eastAsia="Microsoft YaHei" w:hAnsi="Microsoft YaHei" w:hint="eastAsia"/>
+                <w:sz w:val="18"/>
+                <w:szCs w:val="18"/>
+              </w:rPr>
+              <w:t xml:space="preserve">4、无其他问题                                       </w:t>
+            </w:r>
+          </w:p>
+          <w:p>
+            <w:pPr>
+              <w:ind w:firstLineChars="2700" w:firstLine="4860"/>
+              <w:rPr>
+                <w:rFonts w:ascii="Microsoft YaHei" w:eastAsia="Microsoft YaHei" w:hAnsi="Microsoft YaHei"/>
+                <w:sz w:val="18"/>
+                <w:szCs w:val="18"/>
+              </w:rPr>
+            </w:pPr>
+          </w:p>
+          <w:p>
+            <w:pPr>
+              <w:ind w:firstLineChars="2700" w:firstLine="4860"/>
+              <w:rPr>
+                <w:rFonts w:ascii="Microsoft YaHei" w:eastAsia="Microsoft YaHei" w:hAnsi="Microsoft YaHei"/>
+                <w:sz w:val="18"/>
+                <w:szCs w:val="18"/>
+              </w:rPr>
+            </w:pPr>
+          </w:p>
+          <w:p>
+            <w:pPr>
+              <w:rPr>
+                <w:rFonts w:ascii="Microsoft YaHei" w:eastAsia="Microsoft YaHei" w:hAnsi="Microsoft YaHei"/>
+                <w:sz w:val="18"/>
+                <w:szCs w:val="18"/>
+              </w:rPr>
+            </w:pPr>
+            <w:r>
+              <w:rPr>
+                <w:rFonts w:ascii="Microsoft YaHei" w:eastAsia="Microsoft YaHei" w:hAnsi="Microsoft YaHei" w:hint="eastAsia"/>
+                <w:sz w:val="18"/>
                 <w:szCs w:val="18"/>
               </w:rPr>
               <w:t xml:space="preserve"> </w:t>
@@ -1122,103 +1115,69 @@
           </w:p>
           <w:p>
             <w:pPr>
-              <w:ind w:firstLineChars="2700" w:firstLine="5670"/>
-              <w:rPr>
-                <w:rFonts w:ascii="Times New Roman" w:eastAsia="Microsoft YaHei" w:hAnsi="Times New Roman"/>
-                <w:szCs w:val="18"/>
-              </w:rPr>
-            </w:pPr>
-            <w:r>
-              <w:rPr>
-                <w:rFonts w:ascii="Times New Roman" w:eastAsia="Microsoft YaHei" w:hAnsi="Times New Roman" w:hint="eastAsia"/>
+              <w:ind w:firstLineChars="2700" w:firstLine="4860"/>
+              <w:rPr>
+                <w:rFonts w:ascii="Microsoft YaHei" w:eastAsia="Microsoft YaHei" w:hAnsi="Microsoft YaHei"/>
+                <w:sz w:val="18"/>
+                <w:szCs w:val="18"/>
+              </w:rPr>
+            </w:pPr>
+            <w:r>
+              <w:rPr>
+                <w:rFonts w:ascii="Microsoft YaHei" w:eastAsia="Microsoft YaHei" w:hAnsi="Microsoft YaHei" w:hint="eastAsia"/>
+                <w:sz w:val="18"/>
                 <w:szCs w:val="18"/>
               </w:rPr>
               <w:t xml:space="preserve"> </w:t>
             </w:r>
             <w:r>
               <w:rPr>
-                <w:rFonts w:ascii="Times New Roman" w:eastAsia="Microsoft YaHei" w:hAnsi="Times New Roman"/>
+                <w:rFonts w:ascii="Microsoft YaHei" w:eastAsia="Microsoft YaHei" w:hAnsi="Microsoft YaHei"/>
+                <w:sz w:val="18"/>
                 <w:szCs w:val="18"/>
               </w:rPr>
               <w:t xml:space="preserve">          </w:t>
             </w:r>
             <w:r>
               <w:rPr>
-                <w:rFonts w:ascii="Times New Roman" w:eastAsia="Microsoft YaHei" w:hAnsi="Times New Roman" w:hint="eastAsia"/>
-                <w:szCs w:val="18"/>
-              </w:rPr>
-              <w:t>科室负责人签字：</w:t>
-            </w:r>
-            <w:r>
-              <w:rPr>
-                <w:rFonts w:ascii="Times New Roman" w:eastAsia="Microsoft YaHei" w:hAnsi="Times New Roman" w:hint="eastAsia"/>
-                <w:szCs w:val="18"/>
-              </w:rPr>
-              <w:t xml:space="preserve">                    </w:t>
-            </w:r>
-          </w:p>
-          <w:p>
-            <w:pPr>
-              <w:ind w:rightChars="-249" w:right="-523" w:firstLineChars="3500" w:firstLine="7350"/>
-              <w:rPr>
-                <w:rFonts w:ascii="Times New Roman" w:eastAsia="Microsoft YaHei" w:hAnsi="Times New Roman"/>
-              </w:rPr>
-            </w:pPr>
-            <w:r>
-              <w:rPr>
-                <w:rFonts w:ascii="Times New Roman" w:eastAsia="Microsoft YaHei" w:hAnsi="Times New Roman"/>
+                <w:rFonts w:ascii="Microsoft YaHei" w:eastAsia="Microsoft YaHei" w:hAnsi="Microsoft YaHei" w:hint="eastAsia"/>
+                <w:sz w:val="18"/>
+                <w:szCs w:val="18"/>
+              </w:rPr>
+              <w:t xml:space="preserve">科室负责人签字：                    </w:t>
+            </w:r>
+          </w:p>
+          <w:p>
+            <w:pPr>
+              <w:ind w:rightChars="-249" w:right="-523" w:firstLineChars="3500" w:firstLine="6300"/>
+              <w:rPr>
+                <w:rFonts w:ascii="Microsoft YaHei" w:eastAsia="Microsoft YaHei" w:hAnsi="Microsoft YaHei"/>
+                <w:sz w:val="18"/>
+              </w:rPr>
+            </w:pPr>
+            <w:r>
+              <w:rPr>
+                <w:rFonts w:ascii="Microsoft YaHei" w:eastAsia="Microsoft YaHei" w:hAnsi="Microsoft YaHei"/>
+                <w:sz w:val="18"/>
                 <w:szCs w:val="18"/>
               </w:rPr>
               <w:t xml:space="preserve">                       </w:t>
             </w:r>
             <w:r>
               <w:rPr>
-                <w:rFonts w:ascii="Times New Roman" w:eastAsia="Microsoft YaHei" w:hAnsi="Times New Roman"/>
+                <w:rFonts w:ascii="Microsoft YaHei" w:eastAsia="Microsoft YaHei" w:hAnsi="Microsoft YaHei"/>
+                <w:sz w:val="18"/>
                 <w:szCs w:val="18"/>
               </w:rPr>
               <w:t xml:space="preserve">          </w:t>
             </w:r>
             <w:r>
               <w:rPr>
-                <w:rFonts w:ascii="Times New Roman" w:eastAsia="Microsoft YaHei" w:hAnsi="Times New Roman" w:hint="eastAsia"/>
-                <w:szCs w:val="18"/>
-              </w:rPr>
-              <w:t xml:space="preserve">20   </w:t>
-            </w:r>
-            <w:r>
-              <w:rPr>
-                <w:rFonts w:ascii="Times New Roman" w:eastAsia="Microsoft YaHei" w:hAnsi="Times New Roman" w:hint="eastAsia"/>
-                <w:szCs w:val="18"/>
-              </w:rPr>
-              <w:t>年</w:t>
-            </w:r>
-            <w:r>
-              <w:rPr>
-                <w:rFonts w:ascii="Times New Roman" w:eastAsia="Microsoft YaHei" w:hAnsi="Times New Roman" w:hint="eastAsia"/>
-                <w:szCs w:val="18"/>
-              </w:rPr>
-              <w:t xml:space="preserve">   </w:t>
-            </w:r>
-            <w:r>
-              <w:rPr>
-                <w:rFonts w:ascii="Times New Roman" w:eastAsia="Microsoft YaHei" w:hAnsi="Times New Roman" w:hint="eastAsia"/>
-                <w:szCs w:val="18"/>
-              </w:rPr>
-              <w:t>月</w:t>
-            </w:r>
-            <w:r>
-              <w:rPr>
-                <w:rFonts w:ascii="Times New Roman" w:eastAsia="Microsoft YaHei" w:hAnsi="Times New Roman" w:hint="eastAsia"/>
-                <w:szCs w:val="18"/>
-              </w:rPr>
-              <w:t xml:space="preserve">   </w:t>
-            </w:r>
-            <w:r>
-              <w:rPr>
-                <w:rFonts w:ascii="Times New Roman" w:eastAsia="Microsoft YaHei" w:hAnsi="Times New Roman" w:hint="eastAsia"/>
-                <w:szCs w:val="18"/>
-              </w:rPr>
-              <w:t>日</w:t>
+                <w:rFonts w:ascii="Microsoft YaHei" w:eastAsia="Microsoft YaHei" w:hAnsi="Microsoft YaHei" w:hint="eastAsia"/>
+                <w:sz w:val="18"/>
+                <w:szCs w:val="18"/>
+              </w:rPr>
+              <w:t>20   年   月   日</w:t>
             </w:r>
           </w:p>
           <w:p>
@@ -1226,7 +1185,8 @@
               <w:widowControl/>
               <w:jc w:val="left"/>
               <w:rPr>
-                <w:rFonts w:ascii="Times New Roman" w:eastAsia="Microsoft YaHei" w:hAnsi="Times New Roman"/>
+                <w:rFonts w:ascii="Microsoft YaHei" w:eastAsia="Microsoft YaHei" w:hAnsi="Microsoft YaHei"/>
+                <w:sz w:val="18"/>
               </w:rPr>
             </w:pPr>
           </w:p>
@@ -1236,7 +1196,8 @@
     <w:p>
       <w:pPr>
         <w:rPr>
-          <w:rFonts w:ascii="Times New Roman" w:eastAsia="Microsoft YaHei" w:hAnsi="Times New Roman"/>
+          <w:rFonts w:ascii="Microsoft YaHei" w:eastAsia="Microsoft YaHei" w:hAnsi="Microsoft YaHei"/>
+          <w:sz w:val="18"/>
         </w:rPr>
       </w:pPr>
     </w:p>

--- a/src/src/main/webapp/portal/asset/arrived/reportTemplate/AssetReportTemplateBatchBottom.docx
+++ b/src/src/main/webapp/portal/asset/arrived/reportTemplate/AssetReportTemplateBatchBottom.docx
@@ -4,7 +4,7 @@
   <w:body>
     <w:p>
       <w:pPr>
-        <w:ind w:rightChars="-249" w:right="-523" w:firstLineChars="3700" w:firstLine="6660"/>
+        <w:ind w:rightChars="-249" w:right="-523" w:firstLineChars="4000" w:firstLine="7200"/>
         <w:rPr>
           <w:rFonts w:ascii="Microsoft YaHei" w:eastAsia="Microsoft YaHei" w:hAnsi="Microsoft YaHei"/>
           <w:sz w:val="18"/>

--- a/src/src/main/webapp/portal/asset/arrived/reportTemplate/AssetReportTemplateBatchBottom.docx
+++ b/src/src/main/webapp/portal/asset/arrived/reportTemplate/AssetReportTemplateBatchBottom.docx
@@ -360,15 +360,15 @@
         <w:tblLook w:val="0000" w:firstRow="0" w:lastRow="0" w:firstColumn="0" w:lastColumn="0" w:noHBand="0" w:noVBand="0"/>
       </w:tblPr>
       <w:tblGrid>
-        <w:gridCol w:w="1555"/>
+        <w:gridCol w:w="1838"/>
+        <w:gridCol w:w="992"/>
+        <w:gridCol w:w="851"/>
         <w:gridCol w:w="850"/>
-        <w:gridCol w:w="851"/>
-        <w:gridCol w:w="1275"/>
         <w:gridCol w:w="426"/>
         <w:gridCol w:w="708"/>
-        <w:gridCol w:w="1134"/>
-        <w:gridCol w:w="993"/>
-        <w:gridCol w:w="708"/>
+        <w:gridCol w:w="851"/>
+        <w:gridCol w:w="992"/>
+        <w:gridCol w:w="992"/>
         <w:gridCol w:w="2127"/>
       </w:tblGrid>
       <w:tr>
@@ -377,7 +377,7 @@
         </w:trPr>
         <w:tc>
           <w:tcPr>
-            <w:tcW w:w="1555" w:type="dxa"/>
+            <w:tcW w:w="1838" w:type="dxa"/>
             <w:vAlign w:val="center"/>
           </w:tcPr>
           <w:p>
@@ -397,6 +397,58 @@
                 <w:szCs w:val="18"/>
               </w:rPr>
               <w:t>设备名称</w:t>
+            </w:r>
+          </w:p>
+        </w:tc>
+        <w:tc>
+          <w:tcPr>
+            <w:tcW w:w="992" w:type="dxa"/>
+            <w:shd w:val="clear" w:color="auto" w:fill="auto"/>
+            <w:vAlign w:val="center"/>
+          </w:tcPr>
+          <w:p>
+            <w:pPr>
+              <w:widowControl/>
+              <w:jc w:val="center"/>
+              <w:rPr>
+                <w:rFonts w:ascii="Microsoft YaHei" w:eastAsia="Microsoft YaHei" w:hAnsi="Microsoft YaHei"/>
+                <w:sz w:val="18"/>
+                <w:szCs w:val="18"/>
+              </w:rPr>
+            </w:pPr>
+            <w:r>
+              <w:rPr>
+                <w:rFonts w:ascii="Microsoft YaHei" w:eastAsia="Microsoft YaHei" w:hAnsi="Microsoft YaHei" w:hint="eastAsia"/>
+                <w:sz w:val="18"/>
+                <w:szCs w:val="18"/>
+              </w:rPr>
+              <w:t>品牌</w:t>
+            </w:r>
+          </w:p>
+        </w:tc>
+        <w:tc>
+          <w:tcPr>
+            <w:tcW w:w="851" w:type="dxa"/>
+            <w:shd w:val="clear" w:color="auto" w:fill="auto"/>
+            <w:vAlign w:val="center"/>
+          </w:tcPr>
+          <w:p>
+            <w:pPr>
+              <w:widowControl/>
+              <w:jc w:val="center"/>
+              <w:rPr>
+                <w:rFonts w:ascii="Microsoft YaHei" w:eastAsia="Microsoft YaHei" w:hAnsi="Microsoft YaHei"/>
+                <w:sz w:val="18"/>
+                <w:szCs w:val="18"/>
+              </w:rPr>
+            </w:pPr>
+            <w:r>
+              <w:rPr>
+                <w:rFonts w:ascii="Microsoft YaHei" w:eastAsia="Microsoft YaHei" w:hAnsi="Microsoft YaHei" w:hint="eastAsia"/>
+                <w:sz w:val="18"/>
+                <w:szCs w:val="18"/>
+              </w:rPr>
+              <w:t>型号</w:t>
             </w:r>
           </w:p>
         </w:tc>
@@ -422,7 +474,75 @@
                 <w:sz w:val="18"/>
                 <w:szCs w:val="18"/>
               </w:rPr>
-              <w:t>品牌</w:t>
+              <w:t>产地</w:t>
+            </w:r>
+          </w:p>
+        </w:tc>
+        <w:tc>
+          <w:tcPr>
+            <w:tcW w:w="426" w:type="dxa"/>
+            <w:shd w:val="clear" w:color="auto" w:fill="auto"/>
+            <w:vAlign w:val="center"/>
+          </w:tcPr>
+          <w:p>
+            <w:pPr>
+              <w:widowControl/>
+              <w:jc w:val="center"/>
+              <w:rPr>
+                <w:rFonts w:ascii="Microsoft YaHei" w:eastAsia="Microsoft YaHei" w:hAnsi="Microsoft YaHei"/>
+                <w:sz w:val="18"/>
+                <w:szCs w:val="18"/>
+              </w:rPr>
+            </w:pPr>
+            <w:r>
+              <w:rPr>
+                <w:rFonts w:ascii="Microsoft YaHei" w:eastAsia="Microsoft YaHei" w:hAnsi="Microsoft YaHei" w:hint="eastAsia"/>
+                <w:sz w:val="18"/>
+                <w:szCs w:val="18"/>
+              </w:rPr>
+              <w:t>数量</w:t>
+            </w:r>
+          </w:p>
+        </w:tc>
+        <w:tc>
+          <w:tcPr>
+            <w:tcW w:w="708" w:type="dxa"/>
+            <w:shd w:val="clear" w:color="auto" w:fill="auto"/>
+            <w:vAlign w:val="center"/>
+          </w:tcPr>
+          <w:p>
+            <w:pPr>
+              <w:widowControl/>
+              <w:jc w:val="center"/>
+              <w:rPr>
+                <w:rFonts w:ascii="Microsoft YaHei" w:eastAsia="Microsoft YaHei" w:hAnsi="Microsoft YaHei"/>
+                <w:sz w:val="18"/>
+                <w:szCs w:val="18"/>
+              </w:rPr>
+            </w:pPr>
+            <w:r>
+              <w:rPr>
+                <w:rFonts w:ascii="Microsoft YaHei" w:eastAsia="Microsoft YaHei" w:hAnsi="Microsoft YaHei" w:hint="eastAsia"/>
+                <w:sz w:val="18"/>
+                <w:szCs w:val="18"/>
+              </w:rPr>
+              <w:t>质保</w:t>
+            </w:r>
+            <w:r>
+              <w:rPr>
+                <w:rFonts w:ascii="Microsoft YaHei" w:eastAsia="Microsoft YaHei" w:hAnsi="Microsoft YaHei" w:hint="eastAsia"/>
+                <w:sz w:val="18"/>
+                <w:szCs w:val="18"/>
+              </w:rPr>
+              <w:t>时间(月</w:t>
+            </w:r>
+            <w:r>
+              <w:rPr>
+                <w:rFonts w:ascii="Microsoft YaHei" w:eastAsia="Microsoft YaHei" w:hAnsi="Microsoft YaHei"/>
+                <w:sz w:val="18"/>
+                <w:szCs w:val="18"/>
+              </w:rPr>
+              <w:t>)</w:t>
             </w:r>
           </w:p>
         </w:tc>
@@ -448,13 +568,13 @@
                 <w:sz w:val="18"/>
                 <w:szCs w:val="18"/>
               </w:rPr>
-              <w:t>型号</w:t>
+              <w:t>年保养次数</w:t>
             </w:r>
           </w:p>
         </w:tc>
         <w:tc>
           <w:tcPr>
-            <w:tcW w:w="1275" w:type="dxa"/>
+            <w:tcW w:w="992" w:type="dxa"/>
             <w:shd w:val="clear" w:color="auto" w:fill="auto"/>
             <w:vAlign w:val="center"/>
           </w:tcPr>
@@ -474,122 +594,19 @@
                 <w:sz w:val="18"/>
                 <w:szCs w:val="18"/>
               </w:rPr>
-              <w:t>产地</w:t>
+              <w:t>出厂SN</w:t>
             </w:r>
           </w:p>
         </w:tc>
         <w:tc>
           <w:tcPr>
-            <w:tcW w:w="426" w:type="dxa"/>
-            <w:shd w:val="clear" w:color="auto" w:fill="auto"/>
+            <w:tcW w:w="992" w:type="dxa"/>
             <w:vAlign w:val="center"/>
           </w:tcPr>
           <w:p>
             <w:pPr>
               <w:widowControl/>
               <w:jc w:val="center"/>
-              <w:rPr>
-                <w:rFonts w:ascii="Microsoft YaHei" w:eastAsia="Microsoft YaHei" w:hAnsi="Microsoft YaHei"/>
-                <w:sz w:val="18"/>
-                <w:szCs w:val="18"/>
-              </w:rPr>
-            </w:pPr>
-            <w:r>
-              <w:rPr>
-                <w:rFonts w:ascii="Microsoft YaHei" w:eastAsia="Microsoft YaHei" w:hAnsi="Microsoft YaHei" w:hint="eastAsia"/>
-                <w:sz w:val="18"/>
-                <w:szCs w:val="18"/>
-              </w:rPr>
-              <w:t>数量</w:t>
-            </w:r>
-          </w:p>
-        </w:tc>
-        <w:tc>
-          <w:tcPr>
-            <w:tcW w:w="708" w:type="dxa"/>
-            <w:shd w:val="clear" w:color="auto" w:fill="auto"/>
-            <w:vAlign w:val="center"/>
-          </w:tcPr>
-          <w:p>
-            <w:pPr>
-              <w:widowControl/>
-              <w:jc w:val="center"/>
-              <w:rPr>
-                <w:rFonts w:ascii="Microsoft YaHei" w:eastAsia="Microsoft YaHei" w:hAnsi="Microsoft YaHei"/>
-                <w:sz w:val="18"/>
-                <w:szCs w:val="18"/>
-              </w:rPr>
-            </w:pPr>
-            <w:r>
-              <w:rPr>
-                <w:rFonts w:ascii="Microsoft YaHei" w:eastAsia="Microsoft YaHei" w:hAnsi="Microsoft YaHei" w:hint="eastAsia"/>
-                <w:sz w:val="18"/>
-                <w:szCs w:val="18"/>
-              </w:rPr>
-              <w:t>质保日期</w:t>
-            </w:r>
-          </w:p>
-        </w:tc>
-        <w:tc>
-          <w:tcPr>
-            <w:tcW w:w="1134" w:type="dxa"/>
-            <w:shd w:val="clear" w:color="auto" w:fill="auto"/>
-            <w:vAlign w:val="center"/>
-          </w:tcPr>
-          <w:p>
-            <w:pPr>
-              <w:widowControl/>
-              <w:jc w:val="center"/>
-              <w:rPr>
-                <w:rFonts w:ascii="Microsoft YaHei" w:eastAsia="Microsoft YaHei" w:hAnsi="Microsoft YaHei"/>
-                <w:sz w:val="18"/>
-                <w:szCs w:val="18"/>
-              </w:rPr>
-            </w:pPr>
-            <w:r>
-              <w:rPr>
-                <w:rFonts w:ascii="Microsoft YaHei" w:eastAsia="Microsoft YaHei" w:hAnsi="Microsoft YaHei" w:hint="eastAsia"/>
-                <w:sz w:val="18"/>
-                <w:szCs w:val="18"/>
-              </w:rPr>
-              <w:t>年保养次数</w:t>
-            </w:r>
-          </w:p>
-        </w:tc>
-        <w:tc>
-          <w:tcPr>
-            <w:tcW w:w="993" w:type="dxa"/>
-            <w:shd w:val="clear" w:color="auto" w:fill="auto"/>
-            <w:vAlign w:val="center"/>
-          </w:tcPr>
-          <w:p>
-            <w:pPr>
-              <w:widowControl/>
-              <w:jc w:val="center"/>
-              <w:rPr>
-                <w:rFonts w:ascii="Microsoft YaHei" w:eastAsia="Microsoft YaHei" w:hAnsi="Microsoft YaHei"/>
-                <w:sz w:val="18"/>
-                <w:szCs w:val="18"/>
-              </w:rPr>
-            </w:pPr>
-            <w:r>
-              <w:rPr>
-                <w:rFonts w:ascii="Microsoft YaHei" w:eastAsia="Microsoft YaHei" w:hAnsi="Microsoft YaHei" w:hint="eastAsia"/>
-                <w:sz w:val="18"/>
-                <w:szCs w:val="18"/>
-              </w:rPr>
-              <w:t>出厂SN</w:t>
-            </w:r>
-          </w:p>
-        </w:tc>
-        <w:tc>
-          <w:tcPr>
-            <w:tcW w:w="708" w:type="dxa"/>
-            <w:vAlign w:val="center"/>
-          </w:tcPr>
-          <w:p>
-            <w:pPr>
-              <w:widowControl/>
               <w:rPr>
                 <w:rFonts w:ascii="Microsoft YaHei" w:eastAsia="Microsoft YaHei" w:hAnsi="Microsoft YaHei"/>
                 <w:sz w:val="18"/>
@@ -998,25 +1015,7 @@
                 <w:sz w:val="18"/>
                 <w:szCs w:val="18"/>
               </w:rPr>
-              <w:t>1、设备配置与合同所属配置清单一致（</w:t>
-            </w:r>
-            <w:proofErr w:type="gramStart"/>
-            <w:r>
-              <w:rPr>
-                <w:rFonts w:ascii="Microsoft YaHei" w:eastAsia="Microsoft YaHei" w:hAnsi="Microsoft YaHei" w:hint="eastAsia"/>
-                <w:sz w:val="18"/>
-                <w:szCs w:val="18"/>
-              </w:rPr>
-              <w:t>含操作</w:t>
-            </w:r>
-            <w:proofErr w:type="gramEnd"/>
-            <w:r>
-              <w:rPr>
-                <w:rFonts w:ascii="Microsoft YaHei" w:eastAsia="Microsoft YaHei" w:hAnsi="Microsoft YaHei" w:hint="eastAsia"/>
-                <w:sz w:val="18"/>
-                <w:szCs w:val="18"/>
-              </w:rPr>
-              <w:t xml:space="preserve">安全手册）      </w:t>
+              <w:t xml:space="preserve">1、设备配置与合同所属配置清单一致（含操作安全手册）      </w:t>
             </w:r>
           </w:p>
           <w:p>

--- a/src/src/main/webapp/portal/asset/arrived/reportTemplate/AssetReportTemplateBatchBottom.docx
+++ b/src/src/main/webapp/portal/asset/arrived/reportTemplate/AssetReportTemplateBatchBottom.docx
@@ -1,19 +1,19 @@
 
 <file path=word/document.xml><?xml version="1.0" encoding="utf-8"?>
-<w:document xmlns:wpc="http://schemas.microsoft.com/office/word/2010/wordprocessingCanvas" xmlns:cx="http://schemas.microsoft.com/office/drawing/2014/chartex" xmlns:cx1="http://schemas.microsoft.com/office/drawing/2015/9/8/chartex" xmlns:cx2="http://schemas.microsoft.com/office/drawing/2015/10/21/chartex" xmlns:cx3="http://schemas.microsoft.com/office/drawing/2016/5/9/chartex" xmlns:cx4="http://schemas.microsoft.com/office/drawing/2016/5/10/chartex" xmlns:cx5="http://schemas.microsoft.com/office/drawing/2016/5/11/chartex" xmlns:cx6="http://schemas.microsoft.com/office/drawing/2016/5/12/chartex" xmlns:cx7="http://schemas.microsoft.com/office/drawing/2016/5/13/chartex" xmlns:cx8="http://schemas.microsoft.com/office/drawing/2016/5/14/chartex" xmlns:mc="http://schemas.openxmlformats.org/markup-compatibility/2006" xmlns:aink="http://schemas.microsoft.com/office/drawing/2016/ink" xmlns:am3d="http://schemas.microsoft.com/office/drawing/2017/model3d" xmlns:o="urn:schemas-microsoft-com:office:office" xmlns:r="http://schemas.openxmlformats.org/officeDocument/2006/relationships" xmlns:m="http://schemas.openxmlformats.org/officeDocument/2006/math" xmlns:v="urn:schemas-microsoft-com:vml" xmlns:wp14="http://schemas.microsoft.com/office/word/2010/wordprocessingDrawing" xmlns:wp="http://schemas.openxmlformats.org/drawingml/2006/wordprocessingDrawing" xmlns:w10="urn:schemas-microsoft-com:office:word" xmlns:w="http://schemas.openxmlformats.org/wordprocessingml/2006/main" xmlns:w14="http://schemas.microsoft.com/office/word/2010/wordml" xmlns:w15="http://schemas.microsoft.com/office/word/2012/wordml" xmlns:w16cex="http://schemas.microsoft.com/office/word/2018/wordml/cex" xmlns:w16cid="http://schemas.microsoft.com/office/word/2016/wordml/cid" xmlns:w16="http://schemas.microsoft.com/office/word/2018/wordml" xmlns:w16se="http://schemas.microsoft.com/office/word/2015/wordml/symex" xmlns:wpg="http://schemas.microsoft.com/office/word/2010/wordprocessingGroup" xmlns:wpi="http://schemas.microsoft.com/office/word/2010/wordprocessingInk" xmlns:wne="http://schemas.microsoft.com/office/word/2006/wordml" xmlns:wps="http://schemas.microsoft.com/office/word/2010/wordprocessingShape" mc:Ignorable="w14 w15 w16se w16cid w16 w16cex wp14">
+<w:document xmlns:wpc="http://schemas.microsoft.com/office/word/2010/wordprocessingCanvas" xmlns:cx="http://schemas.microsoft.com/office/drawing/2014/chartex" xmlns:cx1="http://schemas.microsoft.com/office/drawing/2015/9/8/chartex" xmlns:cx2="http://schemas.microsoft.com/office/drawing/2015/10/21/chartex" xmlns:cx3="http://schemas.microsoft.com/office/drawing/2016/5/9/chartex" xmlns:cx4="http://schemas.microsoft.com/office/drawing/2016/5/10/chartex" xmlns:cx5="http://schemas.microsoft.com/office/drawing/2016/5/11/chartex" xmlns:cx6="http://schemas.microsoft.com/office/drawing/2016/5/12/chartex" xmlns:cx7="http://schemas.microsoft.com/office/drawing/2016/5/13/chartex" xmlns:cx8="http://schemas.microsoft.com/office/drawing/2016/5/14/chartex" xmlns:mc="http://schemas.openxmlformats.org/markup-compatibility/2006" xmlns:aink="http://schemas.microsoft.com/office/drawing/2016/ink" xmlns:am3d="http://schemas.microsoft.com/office/drawing/2017/model3d" xmlns:o="urn:schemas-microsoft-com:office:office" xmlns:oel="http://schemas.microsoft.com/office/2019/extlst" xmlns:r="http://schemas.openxmlformats.org/officeDocument/2006/relationships" xmlns:m="http://schemas.openxmlformats.org/officeDocument/2006/math" xmlns:v="urn:schemas-microsoft-com:vml" xmlns:wp14="http://schemas.microsoft.com/office/word/2010/wordprocessingDrawing" xmlns:wp="http://schemas.openxmlformats.org/drawingml/2006/wordprocessingDrawing" xmlns:w10="urn:schemas-microsoft-com:office:word" xmlns:w="http://schemas.openxmlformats.org/wordprocessingml/2006/main" xmlns:w14="http://schemas.microsoft.com/office/word/2010/wordml" xmlns:w15="http://schemas.microsoft.com/office/word/2012/wordml" xmlns:w16cex="http://schemas.microsoft.com/office/word/2018/wordml/cex" xmlns:w16cid="http://schemas.microsoft.com/office/word/2016/wordml/cid" xmlns:w16="http://schemas.microsoft.com/office/word/2018/wordml" xmlns:w16sdtdh="http://schemas.microsoft.com/office/word/2020/wordml/sdtdatahash" xmlns:w16se="http://schemas.microsoft.com/office/word/2015/wordml/symex" xmlns:wpg="http://schemas.microsoft.com/office/word/2010/wordprocessingGroup" xmlns:wpi="http://schemas.microsoft.com/office/word/2010/wordprocessingInk" xmlns:wne="http://schemas.microsoft.com/office/word/2006/wordml" xmlns:wps="http://schemas.microsoft.com/office/word/2010/wordprocessingShape" mc:Ignorable="w14 w15 w16se w16cid w16 w16cex w16sdtdh wp14">
   <w:body>
     <w:p>
       <w:pPr>
         <w:ind w:rightChars="-249" w:right="-523" w:firstLineChars="4000" w:firstLine="7200"/>
         <w:rPr>
-          <w:rFonts w:ascii="Microsoft YaHei" w:eastAsia="Microsoft YaHei" w:hAnsi="Microsoft YaHei"/>
+          <w:rFonts w:ascii="微软雅黑" w:eastAsia="微软雅黑" w:hAnsi="微软雅黑"/>
           <w:sz w:val="18"/>
           <w:szCs w:val="18"/>
         </w:rPr>
       </w:pPr>
       <w:r>
         <w:rPr>
-          <w:rFonts w:ascii="Microsoft YaHei" w:eastAsia="Microsoft YaHei" w:hAnsi="Microsoft YaHei" w:hint="eastAsia"/>
+          <w:rFonts w:ascii="微软雅黑" w:eastAsia="微软雅黑" w:hAnsi="微软雅黑" w:hint="eastAsia"/>
           <w:sz w:val="18"/>
           <w:szCs w:val="18"/>
         </w:rPr>
@@ -21,7 +21,7 @@
       </w:r>
       <w:r>
         <w:rPr>
-          <w:rFonts w:ascii="Microsoft YaHei" w:eastAsia="Microsoft YaHei" w:hAnsi="Microsoft YaHei" w:cs="Simplified Arabic" w:hint="cs"/>
+          <w:rFonts w:ascii="微软雅黑" w:eastAsia="微软雅黑" w:hAnsi="微软雅黑" w:cs="Simplified Arabic" w:hint="cs"/>
           <w:sz w:val="18"/>
           <w:szCs w:val="18"/>
         </w:rPr>
@@ -30,7 +30,7 @@
       <w:proofErr w:type="spellStart"/>
       <w:r>
         <w:rPr>
-          <w:rFonts w:ascii="Microsoft YaHei" w:eastAsia="Microsoft YaHei" w:hAnsi="Microsoft YaHei" w:cs="Simplified Arabic"/>
+          <w:rFonts w:ascii="微软雅黑" w:eastAsia="微软雅黑" w:hAnsi="微软雅黑" w:cs="Simplified Arabic"/>
           <w:sz w:val="18"/>
           <w:szCs w:val="18"/>
         </w:rPr>
@@ -38,7 +38,7 @@
       </w:r>
       <w:r>
         <w:rPr>
-          <w:rFonts w:ascii="Microsoft YaHei" w:eastAsia="Microsoft YaHei" w:hAnsi="Microsoft YaHei" w:cs="Simplified Arabic" w:hint="cs"/>
+          <w:rFonts w:ascii="微软雅黑" w:eastAsia="微软雅黑" w:hAnsi="微软雅黑" w:cs="Simplified Arabic" w:hint="cs"/>
           <w:sz w:val="18"/>
           <w:szCs w:val="18"/>
         </w:rPr>
@@ -46,7 +46,7 @@
       </w:r>
       <w:r>
         <w:rPr>
-          <w:rFonts w:ascii="Microsoft YaHei" w:eastAsia="Microsoft YaHei" w:hAnsi="Microsoft YaHei" w:cs="Simplified Arabic" w:hint="eastAsia"/>
+          <w:rFonts w:ascii="微软雅黑" w:eastAsia="微软雅黑" w:hAnsi="微软雅黑" w:cs="Simplified Arabic" w:hint="eastAsia"/>
           <w:sz w:val="18"/>
           <w:szCs w:val="18"/>
         </w:rPr>
@@ -55,7 +55,7 @@
       <w:proofErr w:type="spellEnd"/>
       <w:r>
         <w:rPr>
-          <w:rFonts w:ascii="Microsoft YaHei" w:eastAsia="Microsoft YaHei" w:hAnsi="Microsoft YaHei" w:cs="Simplified Arabic" w:hint="cs"/>
+          <w:rFonts w:ascii="微软雅黑" w:eastAsia="微软雅黑" w:hAnsi="微软雅黑" w:cs="Simplified Arabic" w:hint="cs"/>
           <w:sz w:val="18"/>
           <w:szCs w:val="18"/>
         </w:rPr>
@@ -87,14 +87,14 @@
             <w:pPr>
               <w:widowControl/>
               <w:rPr>
-                <w:rFonts w:ascii="Microsoft YaHei" w:eastAsia="Microsoft YaHei" w:hAnsi="Microsoft YaHei"/>
+                <w:rFonts w:ascii="微软雅黑" w:eastAsia="微软雅黑" w:hAnsi="微软雅黑"/>
                 <w:sz w:val="18"/>
                 <w:szCs w:val="21"/>
               </w:rPr>
             </w:pPr>
             <w:r>
               <w:rPr>
-                <w:rFonts w:ascii="Microsoft YaHei" w:eastAsia="Microsoft YaHei" w:hAnsi="Microsoft YaHei" w:hint="eastAsia"/>
+                <w:rFonts w:ascii="微软雅黑" w:eastAsia="微软雅黑" w:hAnsi="微软雅黑" w:hint="eastAsia"/>
                 <w:sz w:val="18"/>
                 <w:szCs w:val="18"/>
               </w:rPr>
@@ -102,7 +102,7 @@
             </w:r>
             <w:r>
               <w:rPr>
-                <w:rFonts w:ascii="Microsoft YaHei" w:eastAsia="Microsoft YaHei" w:hAnsi="Microsoft YaHei" w:cs="Simplified Arabic" w:hint="cs"/>
+                <w:rFonts w:ascii="微软雅黑" w:eastAsia="微软雅黑" w:hAnsi="微软雅黑" w:cs="Simplified Arabic" w:hint="cs"/>
                 <w:sz w:val="18"/>
                 <w:szCs w:val="18"/>
               </w:rPr>
@@ -111,7 +111,7 @@
             <w:proofErr w:type="spellStart"/>
             <w:r>
               <w:rPr>
-                <w:rFonts w:ascii="Microsoft YaHei" w:eastAsia="Microsoft YaHei" w:hAnsi="Microsoft YaHei" w:cs="Simplified Arabic" w:hint="cs"/>
+                <w:rFonts w:ascii="微软雅黑" w:eastAsia="微软雅黑" w:hAnsi="微软雅黑" w:cs="Simplified Arabic" w:hint="cs"/>
                 <w:sz w:val="18"/>
                 <w:szCs w:val="18"/>
               </w:rPr>
@@ -120,7 +120,7 @@
             <w:proofErr w:type="spellEnd"/>
             <w:r>
               <w:rPr>
-                <w:rFonts w:ascii="Microsoft YaHei" w:eastAsia="Microsoft YaHei" w:hAnsi="Microsoft YaHei" w:cs="Simplified Arabic" w:hint="cs"/>
+                <w:rFonts w:ascii="微软雅黑" w:eastAsia="微软雅黑" w:hAnsi="微软雅黑" w:cs="Simplified Arabic" w:hint="cs"/>
                 <w:sz w:val="18"/>
                 <w:szCs w:val="18"/>
               </w:rPr>
@@ -137,13 +137,13 @@
             <w:pPr>
               <w:widowControl/>
               <w:rPr>
-                <w:rFonts w:ascii="Microsoft YaHei" w:eastAsia="Microsoft YaHei" w:hAnsi="Microsoft YaHei"/>
-                <w:sz w:val="18"/>
-              </w:rPr>
-            </w:pPr>
-            <w:r>
-              <w:rPr>
-                <w:rFonts w:ascii="Microsoft YaHei" w:eastAsia="Microsoft YaHei" w:hAnsi="Microsoft YaHei" w:hint="eastAsia"/>
+                <w:rFonts w:ascii="微软雅黑" w:eastAsia="微软雅黑" w:hAnsi="微软雅黑"/>
+                <w:sz w:val="18"/>
+              </w:rPr>
+            </w:pPr>
+            <w:r>
+              <w:rPr>
+                <w:rFonts w:ascii="微软雅黑" w:eastAsia="微软雅黑" w:hAnsi="微软雅黑" w:hint="eastAsia"/>
                 <w:sz w:val="18"/>
                 <w:szCs w:val="18"/>
               </w:rPr>
@@ -151,7 +151,7 @@
             </w:r>
             <w:r>
               <w:rPr>
-                <w:rFonts w:ascii="Microsoft YaHei" w:eastAsia="Microsoft YaHei" w:hAnsi="Microsoft YaHei" w:cs="Simplified Arabic" w:hint="cs"/>
+                <w:rFonts w:ascii="微软雅黑" w:eastAsia="微软雅黑" w:hAnsi="微软雅黑" w:cs="Simplified Arabic" w:hint="cs"/>
                 <w:sz w:val="18"/>
                 <w:szCs w:val="18"/>
               </w:rPr>
@@ -160,7 +160,7 @@
             <w:proofErr w:type="spellStart"/>
             <w:r>
               <w:rPr>
-                <w:rFonts w:ascii="Microsoft YaHei" w:eastAsia="Microsoft YaHei" w:hAnsi="Microsoft YaHei" w:cs="Simplified Arabic" w:hint="cs"/>
+                <w:rFonts w:ascii="微软雅黑" w:eastAsia="微软雅黑" w:hAnsi="微软雅黑" w:cs="Simplified Arabic" w:hint="cs"/>
                 <w:sz w:val="18"/>
                 <w:szCs w:val="18"/>
               </w:rPr>
@@ -169,7 +169,7 @@
             <w:proofErr w:type="spellEnd"/>
             <w:r>
               <w:rPr>
-                <w:rFonts w:ascii="Microsoft YaHei" w:eastAsia="Microsoft YaHei" w:hAnsi="Microsoft YaHei" w:cs="Simplified Arabic" w:hint="cs"/>
+                <w:rFonts w:ascii="微软雅黑" w:eastAsia="微软雅黑" w:hAnsi="微软雅黑" w:cs="Simplified Arabic" w:hint="cs"/>
                 <w:sz w:val="18"/>
                 <w:szCs w:val="18"/>
               </w:rPr>
@@ -186,13 +186,13 @@
             <w:pPr>
               <w:widowControl/>
               <w:rPr>
-                <w:rFonts w:ascii="Microsoft YaHei" w:eastAsia="Microsoft YaHei" w:hAnsi="Microsoft YaHei"/>
-                <w:sz w:val="18"/>
-              </w:rPr>
-            </w:pPr>
-            <w:r>
-              <w:rPr>
-                <w:rFonts w:ascii="Microsoft YaHei" w:eastAsia="Microsoft YaHei" w:hAnsi="Microsoft YaHei" w:hint="eastAsia"/>
+                <w:rFonts w:ascii="微软雅黑" w:eastAsia="微软雅黑" w:hAnsi="微软雅黑"/>
+                <w:sz w:val="18"/>
+              </w:rPr>
+            </w:pPr>
+            <w:r>
+              <w:rPr>
+                <w:rFonts w:ascii="微软雅黑" w:eastAsia="微软雅黑" w:hAnsi="微软雅黑" w:hint="eastAsia"/>
                 <w:sz w:val="18"/>
                 <w:szCs w:val="18"/>
               </w:rPr>
@@ -200,7 +200,7 @@
             </w:r>
             <w:r>
               <w:rPr>
-                <w:rFonts w:ascii="Microsoft YaHei" w:eastAsia="Microsoft YaHei" w:hAnsi="Microsoft YaHei" w:cs="Simplified Arabic" w:hint="cs"/>
+                <w:rFonts w:ascii="微软雅黑" w:eastAsia="微软雅黑" w:hAnsi="微软雅黑" w:cs="Simplified Arabic" w:hint="cs"/>
                 <w:sz w:val="18"/>
                 <w:szCs w:val="18"/>
               </w:rPr>
@@ -209,7 +209,7 @@
             <w:proofErr w:type="spellStart"/>
             <w:r>
               <w:rPr>
-                <w:rFonts w:ascii="Microsoft YaHei" w:eastAsia="Microsoft YaHei" w:hAnsi="Microsoft YaHei" w:cs="Simplified Arabic" w:hint="cs"/>
+                <w:rFonts w:ascii="微软雅黑" w:eastAsia="微软雅黑" w:hAnsi="微软雅黑" w:cs="Simplified Arabic" w:hint="cs"/>
                 <w:sz w:val="18"/>
                 <w:szCs w:val="18"/>
               </w:rPr>
@@ -218,7 +218,7 @@
             <w:proofErr w:type="spellEnd"/>
             <w:r>
               <w:rPr>
-                <w:rFonts w:ascii="Microsoft YaHei" w:eastAsia="Microsoft YaHei" w:hAnsi="Microsoft YaHei" w:cs="Simplified Arabic" w:hint="cs"/>
+                <w:rFonts w:ascii="微软雅黑" w:eastAsia="微软雅黑" w:hAnsi="微软雅黑" w:cs="Simplified Arabic" w:hint="cs"/>
                 <w:sz w:val="18"/>
                 <w:szCs w:val="18"/>
               </w:rPr>
@@ -240,22 +240,30 @@
             <w:pPr>
               <w:widowControl/>
               <w:rPr>
-                <w:rFonts w:ascii="Microsoft YaHei" w:eastAsia="Microsoft YaHei" w:hAnsi="Microsoft YaHei"/>
-                <w:sz w:val="18"/>
-                <w:szCs w:val="18"/>
-              </w:rPr>
-            </w:pPr>
-            <w:r>
-              <w:rPr>
-                <w:rFonts w:ascii="Microsoft YaHei" w:eastAsia="Microsoft YaHei" w:hAnsi="Microsoft YaHei" w:hint="eastAsia"/>
-                <w:sz w:val="18"/>
-                <w:szCs w:val="18"/>
-              </w:rPr>
-              <w:t>开箱安装日期：</w:t>
-            </w:r>
-            <w:r>
-              <w:rPr>
-                <w:rFonts w:ascii="Microsoft YaHei" w:eastAsia="Microsoft YaHei" w:hAnsi="Microsoft YaHei" w:hint="cs"/>
+                <w:rFonts w:ascii="微软雅黑" w:eastAsia="微软雅黑" w:hAnsi="微软雅黑"/>
+                <w:sz w:val="18"/>
+                <w:szCs w:val="18"/>
+              </w:rPr>
+            </w:pPr>
+            <w:r>
+              <w:rPr>
+                <w:rFonts w:ascii="微软雅黑" w:eastAsia="微软雅黑" w:hAnsi="微软雅黑" w:hint="eastAsia"/>
+                <w:sz w:val="18"/>
+                <w:szCs w:val="18"/>
+              </w:rPr>
+              <w:t>到货</w:t>
+            </w:r>
+            <w:r>
+              <w:rPr>
+                <w:rFonts w:ascii="微软雅黑" w:eastAsia="微软雅黑" w:hAnsi="微软雅黑" w:hint="eastAsia"/>
+                <w:sz w:val="18"/>
+                <w:szCs w:val="18"/>
+              </w:rPr>
+              <w:t>日期：</w:t>
+            </w:r>
+            <w:r>
+              <w:rPr>
+                <w:rFonts w:ascii="微软雅黑" w:eastAsia="微软雅黑" w:hAnsi="微软雅黑" w:hint="cs"/>
                 <w:sz w:val="18"/>
                 <w:szCs w:val="18"/>
               </w:rPr>
@@ -264,7 +272,7 @@
             <w:proofErr w:type="spellStart"/>
             <w:r>
               <w:rPr>
-                <w:rFonts w:ascii="Microsoft YaHei" w:eastAsia="Microsoft YaHei" w:hAnsi="Microsoft YaHei" w:hint="cs"/>
+                <w:rFonts w:ascii="微软雅黑" w:eastAsia="微软雅黑" w:hAnsi="微软雅黑" w:hint="cs"/>
                 <w:sz w:val="18"/>
                 <w:szCs w:val="18"/>
               </w:rPr>
@@ -273,7 +281,7 @@
             <w:proofErr w:type="spellEnd"/>
             <w:r>
               <w:rPr>
-                <w:rFonts w:ascii="Microsoft YaHei" w:eastAsia="Microsoft YaHei" w:hAnsi="Microsoft YaHei" w:hint="cs"/>
+                <w:rFonts w:ascii="微软雅黑" w:eastAsia="微软雅黑" w:hAnsi="微软雅黑" w:hint="cs"/>
                 <w:sz w:val="18"/>
                 <w:szCs w:val="18"/>
               </w:rPr>
@@ -291,44 +299,10 @@
             <w:pPr>
               <w:widowControl/>
               <w:rPr>
-                <w:rFonts w:ascii="Microsoft YaHei" w:eastAsia="Microsoft YaHei" w:hAnsi="Microsoft YaHei"/>
-                <w:sz w:val="18"/>
-              </w:rPr>
-            </w:pPr>
-            <w:r>
-              <w:rPr>
-                <w:rFonts w:ascii="Microsoft YaHei" w:eastAsia="Microsoft YaHei" w:hAnsi="Microsoft YaHei" w:hint="eastAsia"/>
-                <w:sz w:val="18"/>
-                <w:szCs w:val="18"/>
-              </w:rPr>
-              <w:t>使用日期：</w:t>
-            </w:r>
-            <w:r>
-              <w:rPr>
-                <w:rFonts w:ascii="Microsoft YaHei" w:eastAsia="Microsoft YaHei" w:hAnsi="Microsoft YaHei" w:cs="Simplified Arabic" w:hint="cs"/>
-                <w:sz w:val="18"/>
-                <w:szCs w:val="18"/>
-              </w:rPr>
-              <w:t>{{</w:t>
-            </w:r>
-            <w:proofErr w:type="spellStart"/>
-            <w:r>
-              <w:rPr>
-                <w:rFonts w:ascii="Microsoft YaHei" w:eastAsia="Microsoft YaHei" w:hAnsi="Microsoft YaHei" w:cs="Simplified Arabic" w:hint="cs"/>
-                <w:sz w:val="18"/>
-                <w:szCs w:val="18"/>
-              </w:rPr>
-              <w:t>using_date</w:t>
-            </w:r>
-            <w:proofErr w:type="spellEnd"/>
-            <w:r>
-              <w:rPr>
-                <w:rFonts w:ascii="Microsoft YaHei" w:eastAsia="Microsoft YaHei" w:hAnsi="Microsoft YaHei" w:cs="Simplified Arabic" w:hint="cs"/>
-                <w:sz w:val="18"/>
-                <w:szCs w:val="18"/>
-              </w:rPr>
-              <w:t>}}</w:t>
-            </w:r>
+                <w:rFonts w:ascii="微软雅黑" w:eastAsia="微软雅黑" w:hAnsi="微软雅黑"/>
+                <w:sz w:val="18"/>
+              </w:rPr>
+            </w:pPr>
           </w:p>
         </w:tc>
       </w:tr>
@@ -338,14 +312,14 @@
         <w:ind w:rightChars="-249" w:right="-523"/>
         <w:jc w:val="center"/>
         <w:rPr>
-          <w:rFonts w:ascii="Microsoft YaHei" w:eastAsia="Microsoft YaHei" w:hAnsi="Microsoft YaHei"/>
+          <w:rFonts w:ascii="微软雅黑" w:eastAsia="微软雅黑" w:hAnsi="微软雅黑"/>
           <w:sz w:val="24"/>
           <w:szCs w:val="24"/>
         </w:rPr>
       </w:pPr>
       <w:r>
         <w:rPr>
-          <w:rFonts w:ascii="Microsoft YaHei" w:eastAsia="Microsoft YaHei" w:hAnsi="Microsoft YaHei" w:hint="eastAsia"/>
+          <w:rFonts w:ascii="微软雅黑" w:eastAsia="微软雅黑" w:hAnsi="微软雅黑" w:hint="eastAsia"/>
           <w:sz w:val="24"/>
           <w:szCs w:val="24"/>
         </w:rPr>
@@ -385,14 +359,14 @@
               <w:widowControl/>
               <w:jc w:val="center"/>
               <w:rPr>
-                <w:rFonts w:ascii="Microsoft YaHei" w:eastAsia="Microsoft YaHei" w:hAnsi="Microsoft YaHei"/>
-                <w:sz w:val="18"/>
-                <w:szCs w:val="18"/>
-              </w:rPr>
-            </w:pPr>
-            <w:r>
-              <w:rPr>
-                <w:rFonts w:ascii="Microsoft YaHei" w:eastAsia="Microsoft YaHei" w:hAnsi="Microsoft YaHei" w:hint="eastAsia"/>
+                <w:rFonts w:ascii="微软雅黑" w:eastAsia="微软雅黑" w:hAnsi="微软雅黑"/>
+                <w:sz w:val="18"/>
+                <w:szCs w:val="18"/>
+              </w:rPr>
+            </w:pPr>
+            <w:r>
+              <w:rPr>
+                <w:rFonts w:ascii="微软雅黑" w:eastAsia="微软雅黑" w:hAnsi="微软雅黑" w:hint="eastAsia"/>
                 <w:sz w:val="18"/>
                 <w:szCs w:val="18"/>
               </w:rPr>
@@ -411,14 +385,14 @@
               <w:widowControl/>
               <w:jc w:val="center"/>
               <w:rPr>
-                <w:rFonts w:ascii="Microsoft YaHei" w:eastAsia="Microsoft YaHei" w:hAnsi="Microsoft YaHei"/>
-                <w:sz w:val="18"/>
-                <w:szCs w:val="18"/>
-              </w:rPr>
-            </w:pPr>
-            <w:r>
-              <w:rPr>
-                <w:rFonts w:ascii="Microsoft YaHei" w:eastAsia="Microsoft YaHei" w:hAnsi="Microsoft YaHei" w:hint="eastAsia"/>
+                <w:rFonts w:ascii="微软雅黑" w:eastAsia="微软雅黑" w:hAnsi="微软雅黑"/>
+                <w:sz w:val="18"/>
+                <w:szCs w:val="18"/>
+              </w:rPr>
+            </w:pPr>
+            <w:r>
+              <w:rPr>
+                <w:rFonts w:ascii="微软雅黑" w:eastAsia="微软雅黑" w:hAnsi="微软雅黑" w:hint="eastAsia"/>
                 <w:sz w:val="18"/>
                 <w:szCs w:val="18"/>
               </w:rPr>
@@ -437,14 +411,14 @@
               <w:widowControl/>
               <w:jc w:val="center"/>
               <w:rPr>
-                <w:rFonts w:ascii="Microsoft YaHei" w:eastAsia="Microsoft YaHei" w:hAnsi="Microsoft YaHei"/>
-                <w:sz w:val="18"/>
-                <w:szCs w:val="18"/>
-              </w:rPr>
-            </w:pPr>
-            <w:r>
-              <w:rPr>
-                <w:rFonts w:ascii="Microsoft YaHei" w:eastAsia="Microsoft YaHei" w:hAnsi="Microsoft YaHei" w:hint="eastAsia"/>
+                <w:rFonts w:ascii="微软雅黑" w:eastAsia="微软雅黑" w:hAnsi="微软雅黑"/>
+                <w:sz w:val="18"/>
+                <w:szCs w:val="18"/>
+              </w:rPr>
+            </w:pPr>
+            <w:r>
+              <w:rPr>
+                <w:rFonts w:ascii="微软雅黑" w:eastAsia="微软雅黑" w:hAnsi="微软雅黑" w:hint="eastAsia"/>
                 <w:sz w:val="18"/>
                 <w:szCs w:val="18"/>
               </w:rPr>
@@ -463,14 +437,14 @@
               <w:widowControl/>
               <w:jc w:val="center"/>
               <w:rPr>
-                <w:rFonts w:ascii="Microsoft YaHei" w:eastAsia="Microsoft YaHei" w:hAnsi="Microsoft YaHei"/>
-                <w:sz w:val="18"/>
-                <w:szCs w:val="18"/>
-              </w:rPr>
-            </w:pPr>
-            <w:r>
-              <w:rPr>
-                <w:rFonts w:ascii="Microsoft YaHei" w:eastAsia="Microsoft YaHei" w:hAnsi="Microsoft YaHei" w:hint="eastAsia"/>
+                <w:rFonts w:ascii="微软雅黑" w:eastAsia="微软雅黑" w:hAnsi="微软雅黑"/>
+                <w:sz w:val="18"/>
+                <w:szCs w:val="18"/>
+              </w:rPr>
+            </w:pPr>
+            <w:r>
+              <w:rPr>
+                <w:rFonts w:ascii="微软雅黑" w:eastAsia="微软雅黑" w:hAnsi="微软雅黑" w:hint="eastAsia"/>
                 <w:sz w:val="18"/>
                 <w:szCs w:val="18"/>
               </w:rPr>
@@ -489,14 +463,14 @@
               <w:widowControl/>
               <w:jc w:val="center"/>
               <w:rPr>
-                <w:rFonts w:ascii="Microsoft YaHei" w:eastAsia="Microsoft YaHei" w:hAnsi="Microsoft YaHei"/>
-                <w:sz w:val="18"/>
-                <w:szCs w:val="18"/>
-              </w:rPr>
-            </w:pPr>
-            <w:r>
-              <w:rPr>
-                <w:rFonts w:ascii="Microsoft YaHei" w:eastAsia="Microsoft YaHei" w:hAnsi="Microsoft YaHei" w:hint="eastAsia"/>
+                <w:rFonts w:ascii="微软雅黑" w:eastAsia="微软雅黑" w:hAnsi="微软雅黑"/>
+                <w:sz w:val="18"/>
+                <w:szCs w:val="18"/>
+              </w:rPr>
+            </w:pPr>
+            <w:r>
+              <w:rPr>
+                <w:rFonts w:ascii="微软雅黑" w:eastAsia="微软雅黑" w:hAnsi="微软雅黑" w:hint="eastAsia"/>
                 <w:sz w:val="18"/>
                 <w:szCs w:val="18"/>
               </w:rPr>
@@ -515,30 +489,48 @@
               <w:widowControl/>
               <w:jc w:val="center"/>
               <w:rPr>
-                <w:rFonts w:ascii="Microsoft YaHei" w:eastAsia="Microsoft YaHei" w:hAnsi="Microsoft YaHei"/>
-                <w:sz w:val="18"/>
-                <w:szCs w:val="18"/>
-              </w:rPr>
-            </w:pPr>
-            <w:r>
-              <w:rPr>
-                <w:rFonts w:ascii="Microsoft YaHei" w:eastAsia="Microsoft YaHei" w:hAnsi="Microsoft YaHei" w:hint="eastAsia"/>
-                <w:sz w:val="18"/>
-                <w:szCs w:val="18"/>
-              </w:rPr>
-              <w:t>质保</w:t>
-            </w:r>
-            <w:r>
-              <w:rPr>
-                <w:rFonts w:ascii="Microsoft YaHei" w:eastAsia="Microsoft YaHei" w:hAnsi="Microsoft YaHei" w:hint="eastAsia"/>
-                <w:sz w:val="18"/>
-                <w:szCs w:val="18"/>
-              </w:rPr>
-              <w:t>时间(月</w:t>
-            </w:r>
-            <w:r>
-              <w:rPr>
-                <w:rFonts w:ascii="Microsoft YaHei" w:eastAsia="Microsoft YaHei" w:hAnsi="Microsoft YaHei"/>
+                <w:rFonts w:ascii="微软雅黑" w:eastAsia="微软雅黑" w:hAnsi="微软雅黑"/>
+                <w:sz w:val="18"/>
+                <w:szCs w:val="18"/>
+              </w:rPr>
+            </w:pPr>
+            <w:r>
+              <w:rPr>
+                <w:rFonts w:ascii="微软雅黑" w:eastAsia="微软雅黑" w:hAnsi="微软雅黑" w:hint="eastAsia"/>
+                <w:sz w:val="18"/>
+                <w:szCs w:val="18"/>
+              </w:rPr>
+              <w:t>质</w:t>
+            </w:r>
+            <w:proofErr w:type="gramStart"/>
+            <w:r>
+              <w:rPr>
+                <w:rFonts w:ascii="微软雅黑" w:eastAsia="微软雅黑" w:hAnsi="微软雅黑" w:hint="eastAsia"/>
+                <w:sz w:val="18"/>
+                <w:szCs w:val="18"/>
+              </w:rPr>
+              <w:t>保</w:t>
+            </w:r>
+            <w:r>
+              <w:rPr>
+                <w:rFonts w:ascii="微软雅黑" w:eastAsia="微软雅黑" w:hAnsi="微软雅黑" w:hint="eastAsia"/>
+                <w:sz w:val="18"/>
+                <w:szCs w:val="18"/>
+              </w:rPr>
+              <w:t>时间</w:t>
+            </w:r>
+            <w:proofErr w:type="gramEnd"/>
+            <w:r>
+              <w:rPr>
+                <w:rFonts w:ascii="微软雅黑" w:eastAsia="微软雅黑" w:hAnsi="微软雅黑" w:hint="eastAsia"/>
+                <w:sz w:val="18"/>
+                <w:szCs w:val="18"/>
+              </w:rPr>
+              <w:t>(月</w:t>
+            </w:r>
+            <w:r>
+              <w:rPr>
+                <w:rFonts w:ascii="微软雅黑" w:eastAsia="微软雅黑" w:hAnsi="微软雅黑"/>
                 <w:sz w:val="18"/>
                 <w:szCs w:val="18"/>
               </w:rPr>
@@ -557,14 +549,14 @@
               <w:widowControl/>
               <w:jc w:val="center"/>
               <w:rPr>
-                <w:rFonts w:ascii="Microsoft YaHei" w:eastAsia="Microsoft YaHei" w:hAnsi="Microsoft YaHei"/>
-                <w:sz w:val="18"/>
-                <w:szCs w:val="18"/>
-              </w:rPr>
-            </w:pPr>
-            <w:r>
-              <w:rPr>
-                <w:rFonts w:ascii="Microsoft YaHei" w:eastAsia="Microsoft YaHei" w:hAnsi="Microsoft YaHei" w:hint="eastAsia"/>
+                <w:rFonts w:ascii="微软雅黑" w:eastAsia="微软雅黑" w:hAnsi="微软雅黑"/>
+                <w:sz w:val="18"/>
+                <w:szCs w:val="18"/>
+              </w:rPr>
+            </w:pPr>
+            <w:r>
+              <w:rPr>
+                <w:rFonts w:ascii="微软雅黑" w:eastAsia="微软雅黑" w:hAnsi="微软雅黑" w:hint="eastAsia"/>
                 <w:sz w:val="18"/>
                 <w:szCs w:val="18"/>
               </w:rPr>
@@ -583,14 +575,14 @@
               <w:widowControl/>
               <w:jc w:val="center"/>
               <w:rPr>
-                <w:rFonts w:ascii="Microsoft YaHei" w:eastAsia="Microsoft YaHei" w:hAnsi="Microsoft YaHei"/>
-                <w:sz w:val="18"/>
-                <w:szCs w:val="18"/>
-              </w:rPr>
-            </w:pPr>
-            <w:r>
-              <w:rPr>
-                <w:rFonts w:ascii="Microsoft YaHei" w:eastAsia="Microsoft YaHei" w:hAnsi="Microsoft YaHei" w:hint="eastAsia"/>
+                <w:rFonts w:ascii="微软雅黑" w:eastAsia="微软雅黑" w:hAnsi="微软雅黑"/>
+                <w:sz w:val="18"/>
+                <w:szCs w:val="18"/>
+              </w:rPr>
+            </w:pPr>
+            <w:r>
+              <w:rPr>
+                <w:rFonts w:ascii="微软雅黑" w:eastAsia="微软雅黑" w:hAnsi="微软雅黑" w:hint="eastAsia"/>
                 <w:sz w:val="18"/>
                 <w:szCs w:val="18"/>
               </w:rPr>
@@ -608,14 +600,14 @@
               <w:widowControl/>
               <w:jc w:val="center"/>
               <w:rPr>
-                <w:rFonts w:ascii="Microsoft YaHei" w:eastAsia="Microsoft YaHei" w:hAnsi="Microsoft YaHei"/>
-                <w:sz w:val="18"/>
-                <w:szCs w:val="18"/>
-              </w:rPr>
-            </w:pPr>
-            <w:r>
-              <w:rPr>
-                <w:rFonts w:ascii="Microsoft YaHei" w:eastAsia="Microsoft YaHei" w:hAnsi="Microsoft YaHei" w:hint="eastAsia"/>
+                <w:rFonts w:ascii="微软雅黑" w:eastAsia="微软雅黑" w:hAnsi="微软雅黑"/>
+                <w:sz w:val="18"/>
+                <w:szCs w:val="18"/>
+              </w:rPr>
+            </w:pPr>
+            <w:r>
+              <w:rPr>
+                <w:rFonts w:ascii="微软雅黑" w:eastAsia="微软雅黑" w:hAnsi="微软雅黑" w:hint="eastAsia"/>
                 <w:sz w:val="18"/>
                 <w:szCs w:val="18"/>
               </w:rPr>
@@ -634,14 +626,14 @@
               <w:widowControl/>
               <w:jc w:val="center"/>
               <w:rPr>
-                <w:rFonts w:ascii="Microsoft YaHei" w:eastAsia="Microsoft YaHei" w:hAnsi="Microsoft YaHei"/>
-                <w:sz w:val="18"/>
-                <w:szCs w:val="18"/>
-              </w:rPr>
-            </w:pPr>
-            <w:r>
-              <w:rPr>
-                <w:rFonts w:ascii="Microsoft YaHei" w:eastAsia="Microsoft YaHei" w:hAnsi="Microsoft YaHei" w:hint="eastAsia"/>
+                <w:rFonts w:ascii="微软雅黑" w:eastAsia="微软雅黑" w:hAnsi="微软雅黑"/>
+                <w:sz w:val="18"/>
+                <w:szCs w:val="18"/>
+              </w:rPr>
+            </w:pPr>
+            <w:r>
+              <w:rPr>
+                <w:rFonts w:ascii="微软雅黑" w:eastAsia="微软雅黑" w:hAnsi="微软雅黑" w:hint="eastAsia"/>
                 <w:sz w:val="18"/>
                 <w:szCs w:val="18"/>
               </w:rPr>
@@ -664,14 +656,14 @@
               <w:pStyle w:val="HTML"/>
               <w:shd w:val="clear" w:color="auto" w:fill="FFFFFF"/>
               <w:rPr>
-                <w:rFonts w:ascii="Microsoft YaHei" w:eastAsia="Microsoft YaHei" w:hAnsi="Microsoft YaHei" w:cs="Simplified Arabic"/>
-                <w:sz w:val="18"/>
-                <w:szCs w:val="18"/>
-              </w:rPr>
-            </w:pPr>
-            <w:r>
-              <w:rPr>
-                <w:rFonts w:ascii="Microsoft YaHei" w:eastAsia="Microsoft YaHei" w:hAnsi="Microsoft YaHei" w:cs="Simplified Arabic" w:hint="cs"/>
+                <w:rFonts w:ascii="微软雅黑" w:eastAsia="微软雅黑" w:hAnsi="微软雅黑" w:cs="Simplified Arabic"/>
+                <w:sz w:val="18"/>
+                <w:szCs w:val="18"/>
+              </w:rPr>
+            </w:pPr>
+            <w:r>
+              <w:rPr>
+                <w:rFonts w:ascii="微软雅黑" w:eastAsia="微软雅黑" w:hAnsi="微软雅黑" w:cs="Simplified Arabic" w:hint="cs"/>
                 <w:sz w:val="18"/>
                 <w:szCs w:val="18"/>
               </w:rPr>
@@ -680,7 +672,7 @@
             <w:proofErr w:type="spellStart"/>
             <w:r>
               <w:rPr>
-                <w:rFonts w:ascii="Microsoft YaHei" w:eastAsia="Microsoft YaHei" w:hAnsi="Microsoft YaHei" w:cs="Simplified Arabic" w:hint="eastAsia"/>
+                <w:rFonts w:ascii="微软雅黑" w:eastAsia="微软雅黑" w:hAnsi="微软雅黑" w:cs="Simplified Arabic" w:hint="eastAsia"/>
                 <w:sz w:val="18"/>
                 <w:szCs w:val="18"/>
               </w:rPr>
@@ -688,7 +680,7 @@
             </w:r>
             <w:r>
               <w:rPr>
-                <w:rFonts w:ascii="Microsoft YaHei" w:eastAsia="Microsoft YaHei" w:hAnsi="Microsoft YaHei" w:cs="Simplified Arabic"/>
+                <w:rFonts w:ascii="微软雅黑" w:eastAsia="微软雅黑" w:hAnsi="微软雅黑" w:cs="Simplified Arabic"/>
                 <w:sz w:val="18"/>
                 <w:szCs w:val="18"/>
               </w:rPr>
@@ -697,7 +689,7 @@
             <w:proofErr w:type="spellEnd"/>
             <w:r>
               <w:rPr>
-                <w:rFonts w:ascii="Microsoft YaHei" w:eastAsia="Microsoft YaHei" w:hAnsi="Microsoft YaHei" w:cs="Simplified Arabic" w:hint="cs"/>
+                <w:rFonts w:ascii="微软雅黑" w:eastAsia="微软雅黑" w:hAnsi="微软雅黑" w:cs="Simplified Arabic" w:hint="cs"/>
                 <w:sz w:val="18"/>
                 <w:szCs w:val="18"/>
               </w:rPr>
@@ -712,14 +704,14 @@
         <w:ind w:rightChars="-249" w:right="-523"/>
         <w:jc w:val="center"/>
         <w:rPr>
-          <w:rFonts w:ascii="Microsoft YaHei" w:eastAsia="Microsoft YaHei" w:hAnsi="Microsoft YaHei"/>
+          <w:rFonts w:ascii="微软雅黑" w:eastAsia="微软雅黑" w:hAnsi="微软雅黑"/>
           <w:sz w:val="24"/>
           <w:szCs w:val="24"/>
         </w:rPr>
       </w:pPr>
       <w:r>
         <w:rPr>
-          <w:rFonts w:ascii="Microsoft YaHei" w:eastAsia="Microsoft YaHei" w:hAnsi="Microsoft YaHei" w:hint="eastAsia"/>
+          <w:rFonts w:ascii="微软雅黑" w:eastAsia="微软雅黑" w:hAnsi="微软雅黑" w:hint="eastAsia"/>
           <w:sz w:val="24"/>
           <w:szCs w:val="24"/>
         </w:rPr>
@@ -749,14 +741,14 @@
             <w:pPr>
               <w:widowControl/>
               <w:rPr>
-                <w:rFonts w:ascii="Microsoft YaHei" w:eastAsia="Microsoft YaHei" w:hAnsi="Microsoft YaHei"/>
-                <w:sz w:val="18"/>
-                <w:szCs w:val="18"/>
-              </w:rPr>
-            </w:pPr>
-            <w:r>
-              <w:rPr>
-                <w:rFonts w:ascii="Microsoft YaHei" w:eastAsia="Microsoft YaHei" w:hAnsi="Microsoft YaHei" w:hint="eastAsia"/>
+                <w:rFonts w:ascii="微软雅黑" w:eastAsia="微软雅黑" w:hAnsi="微软雅黑"/>
+                <w:sz w:val="18"/>
+                <w:szCs w:val="18"/>
+              </w:rPr>
+            </w:pPr>
+            <w:r>
+              <w:rPr>
+                <w:rFonts w:ascii="微软雅黑" w:eastAsia="微软雅黑" w:hAnsi="微软雅黑" w:hint="eastAsia"/>
                 <w:sz w:val="18"/>
                 <w:szCs w:val="18"/>
               </w:rPr>
@@ -787,7 +779,7 @@
               </w:tabs>
               <w:jc w:val="left"/>
               <w:rPr>
-                <w:rFonts w:ascii="Microsoft YaHei" w:eastAsia="Microsoft YaHei" w:hAnsi="Microsoft YaHei" w:cs="Courier New"/>
+                <w:rFonts w:ascii="微软雅黑" w:eastAsia="微软雅黑" w:hAnsi="微软雅黑" w:cs="Courier New"/>
                 <w:color w:val="000000"/>
                 <w:kern w:val="0"/>
                 <w:sz w:val="18"/>
@@ -800,7 +792,7 @@
               <w:widowControl/>
               <w:jc w:val="left"/>
               <w:rPr>
-                <w:rFonts w:ascii="Microsoft YaHei" w:eastAsia="Microsoft YaHei" w:hAnsi="Microsoft YaHei"/>
+                <w:rFonts w:ascii="微软雅黑" w:eastAsia="微软雅黑" w:hAnsi="微软雅黑"/>
                 <w:sz w:val="18"/>
               </w:rPr>
             </w:pPr>
@@ -810,7 +802,7 @@
               <w:widowControl/>
               <w:jc w:val="left"/>
               <w:rPr>
-                <w:rFonts w:ascii="Microsoft YaHei" w:eastAsia="Microsoft YaHei" w:hAnsi="Microsoft YaHei"/>
+                <w:rFonts w:ascii="微软雅黑" w:eastAsia="微软雅黑" w:hAnsi="微软雅黑"/>
                 <w:sz w:val="18"/>
               </w:rPr>
             </w:pPr>
@@ -820,7 +812,7 @@
               <w:widowControl/>
               <w:jc w:val="left"/>
               <w:rPr>
-                <w:rFonts w:ascii="Microsoft YaHei" w:eastAsia="Microsoft YaHei" w:hAnsi="Microsoft YaHei"/>
+                <w:rFonts w:ascii="微软雅黑" w:eastAsia="微软雅黑" w:hAnsi="微软雅黑"/>
                 <w:sz w:val="18"/>
               </w:rPr>
             </w:pPr>
@@ -830,7 +822,7 @@
               <w:widowControl/>
               <w:jc w:val="left"/>
               <w:rPr>
-                <w:rFonts w:ascii="Microsoft YaHei" w:eastAsia="Microsoft YaHei" w:hAnsi="Microsoft YaHei"/>
+                <w:rFonts w:ascii="微软雅黑" w:eastAsia="微软雅黑" w:hAnsi="微软雅黑"/>
                 <w:sz w:val="18"/>
               </w:rPr>
             </w:pPr>
@@ -840,7 +832,7 @@
               <w:widowControl/>
               <w:jc w:val="left"/>
               <w:rPr>
-                <w:rFonts w:ascii="Microsoft YaHei" w:eastAsia="Microsoft YaHei" w:hAnsi="Microsoft YaHei"/>
+                <w:rFonts w:ascii="微软雅黑" w:eastAsia="微软雅黑" w:hAnsi="微软雅黑"/>
                 <w:sz w:val="18"/>
               </w:rPr>
             </w:pPr>
@@ -850,7 +842,7 @@
               <w:widowControl/>
               <w:jc w:val="left"/>
               <w:rPr>
-                <w:rFonts w:ascii="Microsoft YaHei" w:eastAsia="Microsoft YaHei" w:hAnsi="Microsoft YaHei"/>
+                <w:rFonts w:ascii="微软雅黑" w:eastAsia="微软雅黑" w:hAnsi="微软雅黑"/>
                 <w:sz w:val="18"/>
               </w:rPr>
             </w:pPr>
@@ -871,14 +863,14 @@
               <w:widowControl/>
               <w:jc w:val="left"/>
               <w:rPr>
-                <w:rFonts w:ascii="Microsoft YaHei" w:eastAsia="Microsoft YaHei" w:hAnsi="Microsoft YaHei"/>
-                <w:sz w:val="18"/>
-                <w:szCs w:val="18"/>
-              </w:rPr>
-            </w:pPr>
-            <w:r>
-              <w:rPr>
-                <w:rFonts w:ascii="Microsoft YaHei" w:eastAsia="Microsoft YaHei" w:hAnsi="Microsoft YaHei" w:hint="eastAsia"/>
+                <w:rFonts w:ascii="微软雅黑" w:eastAsia="微软雅黑" w:hAnsi="微软雅黑"/>
+                <w:sz w:val="18"/>
+                <w:szCs w:val="18"/>
+              </w:rPr>
+            </w:pPr>
+            <w:r>
+              <w:rPr>
+                <w:rFonts w:ascii="微软雅黑" w:eastAsia="微软雅黑" w:hAnsi="微软雅黑" w:hint="eastAsia"/>
                 <w:sz w:val="18"/>
                 <w:szCs w:val="18"/>
               </w:rPr>
@@ -890,7 +882,7 @@
               <w:widowControl/>
               <w:jc w:val="left"/>
               <w:rPr>
-                <w:rFonts w:ascii="Microsoft YaHei" w:eastAsia="Microsoft YaHei" w:hAnsi="Microsoft YaHei"/>
+                <w:rFonts w:ascii="微软雅黑" w:eastAsia="微软雅黑" w:hAnsi="微软雅黑"/>
                 <w:sz w:val="18"/>
                 <w:szCs w:val="18"/>
               </w:rPr>
@@ -901,7 +893,7 @@
               <w:widowControl/>
               <w:jc w:val="left"/>
               <w:rPr>
-                <w:rFonts w:ascii="Microsoft YaHei" w:eastAsia="Microsoft YaHei" w:hAnsi="Microsoft YaHei"/>
+                <w:rFonts w:ascii="微软雅黑" w:eastAsia="微软雅黑" w:hAnsi="微软雅黑"/>
                 <w:sz w:val="18"/>
                 <w:szCs w:val="18"/>
               </w:rPr>
@@ -912,7 +904,7 @@
               <w:widowControl/>
               <w:jc w:val="left"/>
               <w:rPr>
-                <w:rFonts w:ascii="Microsoft YaHei" w:eastAsia="Microsoft YaHei" w:hAnsi="Microsoft YaHei"/>
+                <w:rFonts w:ascii="微软雅黑" w:eastAsia="微软雅黑" w:hAnsi="微软雅黑"/>
                 <w:sz w:val="18"/>
                 <w:szCs w:val="18"/>
               </w:rPr>
@@ -923,7 +915,7 @@
               <w:widowControl/>
               <w:jc w:val="left"/>
               <w:rPr>
-                <w:rFonts w:ascii="Microsoft YaHei" w:eastAsia="Microsoft YaHei" w:hAnsi="Microsoft YaHei"/>
+                <w:rFonts w:ascii="微软雅黑" w:eastAsia="微软雅黑" w:hAnsi="微软雅黑"/>
                 <w:sz w:val="18"/>
                 <w:szCs w:val="18"/>
               </w:rPr>
@@ -934,7 +926,7 @@
               <w:widowControl/>
               <w:jc w:val="left"/>
               <w:rPr>
-                <w:rFonts w:ascii="Microsoft YaHei" w:eastAsia="Microsoft YaHei" w:hAnsi="Microsoft YaHei"/>
+                <w:rFonts w:ascii="微软雅黑" w:eastAsia="微软雅黑" w:hAnsi="微软雅黑"/>
                 <w:sz w:val="18"/>
                 <w:szCs w:val="18"/>
               </w:rPr>
@@ -945,7 +937,7 @@
               <w:widowControl/>
               <w:jc w:val="left"/>
               <w:rPr>
-                <w:rFonts w:ascii="Microsoft YaHei" w:eastAsia="Microsoft YaHei" w:hAnsi="Microsoft YaHei"/>
+                <w:rFonts w:ascii="微软雅黑" w:eastAsia="微软雅黑" w:hAnsi="微软雅黑"/>
                 <w:sz w:val="18"/>
                 <w:szCs w:val="18"/>
               </w:rPr>
@@ -956,14 +948,14 @@
               <w:ind w:firstLineChars="3400" w:firstLine="6120"/>
               <w:jc w:val="right"/>
               <w:rPr>
-                <w:rFonts w:ascii="Microsoft YaHei" w:eastAsia="Microsoft YaHei" w:hAnsi="Microsoft YaHei"/>
-                <w:sz w:val="18"/>
-                <w:szCs w:val="18"/>
-              </w:rPr>
-            </w:pPr>
-            <w:r>
-              <w:rPr>
-                <w:rFonts w:ascii="Microsoft YaHei" w:eastAsia="Microsoft YaHei" w:hAnsi="Microsoft YaHei" w:hint="eastAsia"/>
+                <w:rFonts w:ascii="微软雅黑" w:eastAsia="微软雅黑" w:hAnsi="微软雅黑"/>
+                <w:sz w:val="18"/>
+                <w:szCs w:val="18"/>
+              </w:rPr>
+            </w:pPr>
+            <w:r>
+              <w:rPr>
+                <w:rFonts w:ascii="微软雅黑" w:eastAsia="微软雅黑" w:hAnsi="微软雅黑" w:hint="eastAsia"/>
                 <w:sz w:val="18"/>
                 <w:szCs w:val="18"/>
               </w:rPr>
@@ -985,14 +977,14 @@
             <w:pPr>
               <w:spacing w:line="240" w:lineRule="atLeast"/>
               <w:rPr>
-                <w:rFonts w:ascii="Microsoft YaHei" w:eastAsia="Microsoft YaHei" w:hAnsi="Microsoft YaHei"/>
-                <w:sz w:val="18"/>
-                <w:szCs w:val="18"/>
-              </w:rPr>
-            </w:pPr>
-            <w:r>
-              <w:rPr>
-                <w:rFonts w:ascii="Microsoft YaHei" w:eastAsia="Microsoft YaHei" w:hAnsi="Microsoft YaHei" w:hint="eastAsia"/>
+                <w:rFonts w:ascii="微软雅黑" w:eastAsia="微软雅黑" w:hAnsi="微软雅黑"/>
+                <w:sz w:val="18"/>
+                <w:szCs w:val="18"/>
+              </w:rPr>
+            </w:pPr>
+            <w:r>
+              <w:rPr>
+                <w:rFonts w:ascii="微软雅黑" w:eastAsia="微软雅黑" w:hAnsi="微软雅黑" w:hint="eastAsia"/>
                 <w:sz w:val="18"/>
                 <w:szCs w:val="18"/>
               </w:rPr>
@@ -1004,18 +996,36 @@
               <w:spacing w:line="240" w:lineRule="atLeast"/>
               <w:ind w:firstLineChars="100" w:firstLine="180"/>
               <w:rPr>
-                <w:rFonts w:ascii="Microsoft YaHei" w:eastAsia="Microsoft YaHei" w:hAnsi="Microsoft YaHei"/>
-                <w:sz w:val="18"/>
-                <w:szCs w:val="18"/>
-              </w:rPr>
-            </w:pPr>
-            <w:r>
-              <w:rPr>
-                <w:rFonts w:ascii="Microsoft YaHei" w:eastAsia="Microsoft YaHei" w:hAnsi="Microsoft YaHei" w:hint="eastAsia"/>
-                <w:sz w:val="18"/>
-                <w:szCs w:val="18"/>
-              </w:rPr>
-              <w:t xml:space="preserve">1、设备配置与合同所属配置清单一致（含操作安全手册）      </w:t>
+                <w:rFonts w:ascii="微软雅黑" w:eastAsia="微软雅黑" w:hAnsi="微软雅黑"/>
+                <w:sz w:val="18"/>
+                <w:szCs w:val="18"/>
+              </w:rPr>
+            </w:pPr>
+            <w:r>
+              <w:rPr>
+                <w:rFonts w:ascii="微软雅黑" w:eastAsia="微软雅黑" w:hAnsi="微软雅黑" w:hint="eastAsia"/>
+                <w:sz w:val="18"/>
+                <w:szCs w:val="18"/>
+              </w:rPr>
+              <w:t>1、设备配置与合同所属配置清单一致（</w:t>
+            </w:r>
+            <w:proofErr w:type="gramStart"/>
+            <w:r>
+              <w:rPr>
+                <w:rFonts w:ascii="微软雅黑" w:eastAsia="微软雅黑" w:hAnsi="微软雅黑" w:hint="eastAsia"/>
+                <w:sz w:val="18"/>
+                <w:szCs w:val="18"/>
+              </w:rPr>
+              <w:t>含操作</w:t>
+            </w:r>
+            <w:proofErr w:type="gramEnd"/>
+            <w:r>
+              <w:rPr>
+                <w:rFonts w:ascii="微软雅黑" w:eastAsia="微软雅黑" w:hAnsi="微软雅黑" w:hint="eastAsia"/>
+                <w:sz w:val="18"/>
+                <w:szCs w:val="18"/>
+              </w:rPr>
+              <w:t xml:space="preserve">安全手册）      </w:t>
             </w:r>
           </w:p>
           <w:p>
@@ -1023,14 +1033,14 @@
               <w:spacing w:line="240" w:lineRule="atLeast"/>
               <w:ind w:firstLineChars="100" w:firstLine="180"/>
               <w:rPr>
-                <w:rFonts w:ascii="Microsoft YaHei" w:eastAsia="Microsoft YaHei" w:hAnsi="Microsoft YaHei"/>
-                <w:sz w:val="18"/>
-                <w:szCs w:val="18"/>
-              </w:rPr>
-            </w:pPr>
-            <w:r>
-              <w:rPr>
-                <w:rFonts w:ascii="Microsoft YaHei" w:eastAsia="Microsoft YaHei" w:hAnsi="Microsoft YaHei" w:hint="eastAsia"/>
+                <w:rFonts w:ascii="微软雅黑" w:eastAsia="微软雅黑" w:hAnsi="微软雅黑"/>
+                <w:sz w:val="18"/>
+                <w:szCs w:val="18"/>
+              </w:rPr>
+            </w:pPr>
+            <w:r>
+              <w:rPr>
+                <w:rFonts w:ascii="微软雅黑" w:eastAsia="微软雅黑" w:hAnsi="微软雅黑" w:hint="eastAsia"/>
                 <w:sz w:val="18"/>
                 <w:szCs w:val="18"/>
               </w:rPr>
@@ -1042,14 +1052,14 @@
               <w:spacing w:line="240" w:lineRule="atLeast"/>
               <w:ind w:firstLineChars="100" w:firstLine="180"/>
               <w:rPr>
-                <w:rFonts w:ascii="Microsoft YaHei" w:eastAsia="Microsoft YaHei" w:hAnsi="Microsoft YaHei"/>
-                <w:sz w:val="18"/>
-                <w:szCs w:val="18"/>
-              </w:rPr>
-            </w:pPr>
-            <w:r>
-              <w:rPr>
-                <w:rFonts w:ascii="Microsoft YaHei" w:eastAsia="Microsoft YaHei" w:hAnsi="Microsoft YaHei" w:hint="eastAsia"/>
+                <w:rFonts w:ascii="微软雅黑" w:eastAsia="微软雅黑" w:hAnsi="微软雅黑"/>
+                <w:sz w:val="18"/>
+                <w:szCs w:val="18"/>
+              </w:rPr>
+            </w:pPr>
+            <w:r>
+              <w:rPr>
+                <w:rFonts w:ascii="微软雅黑" w:eastAsia="微软雅黑" w:hAnsi="微软雅黑" w:hint="eastAsia"/>
                 <w:sz w:val="18"/>
                 <w:szCs w:val="18"/>
               </w:rPr>
@@ -1061,14 +1071,14 @@
               <w:spacing w:line="240" w:lineRule="atLeast"/>
               <w:ind w:firstLineChars="100" w:firstLine="180"/>
               <w:rPr>
-                <w:rFonts w:ascii="Microsoft YaHei" w:eastAsia="Microsoft YaHei" w:hAnsi="Microsoft YaHei"/>
-                <w:sz w:val="18"/>
-                <w:szCs w:val="18"/>
-              </w:rPr>
-            </w:pPr>
-            <w:r>
-              <w:rPr>
-                <w:rFonts w:ascii="Microsoft YaHei" w:eastAsia="Microsoft YaHei" w:hAnsi="Microsoft YaHei" w:hint="eastAsia"/>
+                <w:rFonts w:ascii="微软雅黑" w:eastAsia="微软雅黑" w:hAnsi="微软雅黑"/>
+                <w:sz w:val="18"/>
+                <w:szCs w:val="18"/>
+              </w:rPr>
+            </w:pPr>
+            <w:r>
+              <w:rPr>
+                <w:rFonts w:ascii="微软雅黑" w:eastAsia="微软雅黑" w:hAnsi="微软雅黑" w:hint="eastAsia"/>
                 <w:sz w:val="18"/>
                 <w:szCs w:val="18"/>
               </w:rPr>
@@ -1079,7 +1089,7 @@
             <w:pPr>
               <w:ind w:firstLineChars="2700" w:firstLine="4860"/>
               <w:rPr>
-                <w:rFonts w:ascii="Microsoft YaHei" w:eastAsia="Microsoft YaHei" w:hAnsi="Microsoft YaHei"/>
+                <w:rFonts w:ascii="微软雅黑" w:eastAsia="微软雅黑" w:hAnsi="微软雅黑"/>
                 <w:sz w:val="18"/>
                 <w:szCs w:val="18"/>
               </w:rPr>
@@ -1089,23 +1099,23 @@
             <w:pPr>
               <w:ind w:firstLineChars="2700" w:firstLine="4860"/>
               <w:rPr>
-                <w:rFonts w:ascii="Microsoft YaHei" w:eastAsia="Microsoft YaHei" w:hAnsi="Microsoft YaHei"/>
-                <w:sz w:val="18"/>
-                <w:szCs w:val="18"/>
-              </w:rPr>
-            </w:pPr>
-          </w:p>
-          <w:p>
-            <w:pPr>
-              <w:rPr>
-                <w:rFonts w:ascii="Microsoft YaHei" w:eastAsia="Microsoft YaHei" w:hAnsi="Microsoft YaHei"/>
-                <w:sz w:val="18"/>
-                <w:szCs w:val="18"/>
-              </w:rPr>
-            </w:pPr>
-            <w:r>
-              <w:rPr>
-                <w:rFonts w:ascii="Microsoft YaHei" w:eastAsia="Microsoft YaHei" w:hAnsi="Microsoft YaHei" w:hint="eastAsia"/>
+                <w:rFonts w:ascii="微软雅黑" w:eastAsia="微软雅黑" w:hAnsi="微软雅黑"/>
+                <w:sz w:val="18"/>
+                <w:szCs w:val="18"/>
+              </w:rPr>
+            </w:pPr>
+          </w:p>
+          <w:p>
+            <w:pPr>
+              <w:rPr>
+                <w:rFonts w:ascii="微软雅黑" w:eastAsia="微软雅黑" w:hAnsi="微软雅黑"/>
+                <w:sz w:val="18"/>
+                <w:szCs w:val="18"/>
+              </w:rPr>
+            </w:pPr>
+            <w:r>
+              <w:rPr>
+                <w:rFonts w:ascii="微软雅黑" w:eastAsia="微软雅黑" w:hAnsi="微软雅黑" w:hint="eastAsia"/>
                 <w:sz w:val="18"/>
                 <w:szCs w:val="18"/>
               </w:rPr>
@@ -1116,14 +1126,14 @@
             <w:pPr>
               <w:ind w:firstLineChars="2700" w:firstLine="4860"/>
               <w:rPr>
-                <w:rFonts w:ascii="Microsoft YaHei" w:eastAsia="Microsoft YaHei" w:hAnsi="Microsoft YaHei"/>
-                <w:sz w:val="18"/>
-                <w:szCs w:val="18"/>
-              </w:rPr>
-            </w:pPr>
-            <w:r>
-              <w:rPr>
-                <w:rFonts w:ascii="Microsoft YaHei" w:eastAsia="Microsoft YaHei" w:hAnsi="Microsoft YaHei" w:hint="eastAsia"/>
+                <w:rFonts w:ascii="微软雅黑" w:eastAsia="微软雅黑" w:hAnsi="微软雅黑"/>
+                <w:sz w:val="18"/>
+                <w:szCs w:val="18"/>
+              </w:rPr>
+            </w:pPr>
+            <w:r>
+              <w:rPr>
+                <w:rFonts w:ascii="微软雅黑" w:eastAsia="微软雅黑" w:hAnsi="微软雅黑" w:hint="eastAsia"/>
                 <w:sz w:val="18"/>
                 <w:szCs w:val="18"/>
               </w:rPr>
@@ -1131,7 +1141,7 @@
             </w:r>
             <w:r>
               <w:rPr>
-                <w:rFonts w:ascii="Microsoft YaHei" w:eastAsia="Microsoft YaHei" w:hAnsi="Microsoft YaHei"/>
+                <w:rFonts w:ascii="微软雅黑" w:eastAsia="微软雅黑" w:hAnsi="微软雅黑"/>
                 <w:sz w:val="18"/>
                 <w:szCs w:val="18"/>
               </w:rPr>
@@ -1139,7 +1149,7 @@
             </w:r>
             <w:r>
               <w:rPr>
-                <w:rFonts w:ascii="Microsoft YaHei" w:eastAsia="Microsoft YaHei" w:hAnsi="Microsoft YaHei" w:hint="eastAsia"/>
+                <w:rFonts w:ascii="微软雅黑" w:eastAsia="微软雅黑" w:hAnsi="微软雅黑" w:hint="eastAsia"/>
                 <w:sz w:val="18"/>
                 <w:szCs w:val="18"/>
               </w:rPr>
@@ -1150,13 +1160,13 @@
             <w:pPr>
               <w:ind w:rightChars="-249" w:right="-523" w:firstLineChars="3500" w:firstLine="6300"/>
               <w:rPr>
-                <w:rFonts w:ascii="Microsoft YaHei" w:eastAsia="Microsoft YaHei" w:hAnsi="Microsoft YaHei"/>
-                <w:sz w:val="18"/>
-              </w:rPr>
-            </w:pPr>
-            <w:r>
-              <w:rPr>
-                <w:rFonts w:ascii="Microsoft YaHei" w:eastAsia="Microsoft YaHei" w:hAnsi="Microsoft YaHei"/>
+                <w:rFonts w:ascii="微软雅黑" w:eastAsia="微软雅黑" w:hAnsi="微软雅黑"/>
+                <w:sz w:val="18"/>
+              </w:rPr>
+            </w:pPr>
+            <w:r>
+              <w:rPr>
+                <w:rFonts w:ascii="微软雅黑" w:eastAsia="微软雅黑" w:hAnsi="微软雅黑"/>
                 <w:sz w:val="18"/>
                 <w:szCs w:val="18"/>
               </w:rPr>
@@ -1164,7 +1174,7 @@
             </w:r>
             <w:r>
               <w:rPr>
-                <w:rFonts w:ascii="Microsoft YaHei" w:eastAsia="Microsoft YaHei" w:hAnsi="Microsoft YaHei"/>
+                <w:rFonts w:ascii="微软雅黑" w:eastAsia="微软雅黑" w:hAnsi="微软雅黑"/>
                 <w:sz w:val="18"/>
                 <w:szCs w:val="18"/>
               </w:rPr>
@@ -1172,7 +1182,7 @@
             </w:r>
             <w:r>
               <w:rPr>
-                <w:rFonts w:ascii="Microsoft YaHei" w:eastAsia="Microsoft YaHei" w:hAnsi="Microsoft YaHei" w:hint="eastAsia"/>
+                <w:rFonts w:ascii="微软雅黑" w:eastAsia="微软雅黑" w:hAnsi="微软雅黑" w:hint="eastAsia"/>
                 <w:sz w:val="18"/>
                 <w:szCs w:val="18"/>
               </w:rPr>
@@ -1184,7 +1194,7 @@
               <w:widowControl/>
               <w:jc w:val="left"/>
               <w:rPr>
-                <w:rFonts w:ascii="Microsoft YaHei" w:eastAsia="Microsoft YaHei" w:hAnsi="Microsoft YaHei"/>
+                <w:rFonts w:ascii="微软雅黑" w:eastAsia="微软雅黑" w:hAnsi="微软雅黑"/>
                 <w:sz w:val="18"/>
               </w:rPr>
             </w:pPr>
@@ -1195,7 +1205,7 @@
     <w:p>
       <w:pPr>
         <w:rPr>
-          <w:rFonts w:ascii="Microsoft YaHei" w:eastAsia="Microsoft YaHei" w:hAnsi="Microsoft YaHei"/>
+          <w:rFonts w:ascii="微软雅黑" w:eastAsia="微软雅黑" w:hAnsi="微软雅黑"/>
           <w:sz w:val="18"/>
         </w:rPr>
       </w:pPr>
@@ -1211,7 +1221,7 @@
 </file>
 
 <file path=word/endnotes.xml><?xml version="1.0" encoding="utf-8"?>
-<w:endnotes xmlns:wpc="http://schemas.microsoft.com/office/word/2010/wordprocessingCanvas" xmlns:cx="http://schemas.microsoft.com/office/drawing/2014/chartex" xmlns:cx1="http://schemas.microsoft.com/office/drawing/2015/9/8/chartex" xmlns:cx2="http://schemas.microsoft.com/office/drawing/2015/10/21/chartex" xmlns:cx3="http://schemas.microsoft.com/office/drawing/2016/5/9/chartex" xmlns:cx4="http://schemas.microsoft.com/office/drawing/2016/5/10/chartex" xmlns:cx5="http://schemas.microsoft.com/office/drawing/2016/5/11/chartex" xmlns:cx6="http://schemas.microsoft.com/office/drawing/2016/5/12/chartex" xmlns:cx7="http://schemas.microsoft.com/office/drawing/2016/5/13/chartex" xmlns:cx8="http://schemas.microsoft.com/office/drawing/2016/5/14/chartex" xmlns:mc="http://schemas.openxmlformats.org/markup-compatibility/2006" xmlns:aink="http://schemas.microsoft.com/office/drawing/2016/ink" xmlns:am3d="http://schemas.microsoft.com/office/drawing/2017/model3d" xmlns:o="urn:schemas-microsoft-com:office:office" xmlns:r="http://schemas.openxmlformats.org/officeDocument/2006/relationships" xmlns:m="http://schemas.openxmlformats.org/officeDocument/2006/math" xmlns:v="urn:schemas-microsoft-com:vml" xmlns:wp14="http://schemas.microsoft.com/office/word/2010/wordprocessingDrawing" xmlns:wp="http://schemas.openxmlformats.org/drawingml/2006/wordprocessingDrawing" xmlns:w10="urn:schemas-microsoft-com:office:word" xmlns:w="http://schemas.openxmlformats.org/wordprocessingml/2006/main" xmlns:w14="http://schemas.microsoft.com/office/word/2010/wordml" xmlns:w15="http://schemas.microsoft.com/office/word/2012/wordml" xmlns:w16cex="http://schemas.microsoft.com/office/word/2018/wordml/cex" xmlns:w16cid="http://schemas.microsoft.com/office/word/2016/wordml/cid" xmlns:w16="http://schemas.microsoft.com/office/word/2018/wordml" xmlns:w16se="http://schemas.microsoft.com/office/word/2015/wordml/symex" xmlns:wpg="http://schemas.microsoft.com/office/word/2010/wordprocessingGroup" xmlns:wpi="http://schemas.microsoft.com/office/word/2010/wordprocessingInk" xmlns:wne="http://schemas.microsoft.com/office/word/2006/wordml" xmlns:wps="http://schemas.microsoft.com/office/word/2010/wordprocessingShape" mc:Ignorable="w14 w15 w16se w16cid w16 w16cex wp14">
+<w:endnotes xmlns:wpc="http://schemas.microsoft.com/office/word/2010/wordprocessingCanvas" xmlns:cx="http://schemas.microsoft.com/office/drawing/2014/chartex" xmlns:cx1="http://schemas.microsoft.com/office/drawing/2015/9/8/chartex" xmlns:cx2="http://schemas.microsoft.com/office/drawing/2015/10/21/chartex" xmlns:cx3="http://schemas.microsoft.com/office/drawing/2016/5/9/chartex" xmlns:cx4="http://schemas.microsoft.com/office/drawing/2016/5/10/chartex" xmlns:cx5="http://schemas.microsoft.com/office/drawing/2016/5/11/chartex" xmlns:cx6="http://schemas.microsoft.com/office/drawing/2016/5/12/chartex" xmlns:cx7="http://schemas.microsoft.com/office/drawing/2016/5/13/chartex" xmlns:cx8="http://schemas.microsoft.com/office/drawing/2016/5/14/chartex" xmlns:mc="http://schemas.openxmlformats.org/markup-compatibility/2006" xmlns:aink="http://schemas.microsoft.com/office/drawing/2016/ink" xmlns:am3d="http://schemas.microsoft.com/office/drawing/2017/model3d" xmlns:o="urn:schemas-microsoft-com:office:office" xmlns:oel="http://schemas.microsoft.com/office/2019/extlst" xmlns:r="http://schemas.openxmlformats.org/officeDocument/2006/relationships" xmlns:m="http://schemas.openxmlformats.org/officeDocument/2006/math" xmlns:v="urn:schemas-microsoft-com:vml" xmlns:wp14="http://schemas.microsoft.com/office/word/2010/wordprocessingDrawing" xmlns:wp="http://schemas.openxmlformats.org/drawingml/2006/wordprocessingDrawing" xmlns:w10="urn:schemas-microsoft-com:office:word" xmlns:w="http://schemas.openxmlformats.org/wordprocessingml/2006/main" xmlns:w14="http://schemas.microsoft.com/office/word/2010/wordml" xmlns:w15="http://schemas.microsoft.com/office/word/2012/wordml" xmlns:w16cex="http://schemas.microsoft.com/office/word/2018/wordml/cex" xmlns:w16cid="http://schemas.microsoft.com/office/word/2016/wordml/cid" xmlns:w16="http://schemas.microsoft.com/office/word/2018/wordml" xmlns:w16sdtdh="http://schemas.microsoft.com/office/word/2020/wordml/sdtdatahash" xmlns:w16se="http://schemas.microsoft.com/office/word/2015/wordml/symex" xmlns:wpg="http://schemas.microsoft.com/office/word/2010/wordprocessingGroup" xmlns:wpi="http://schemas.microsoft.com/office/word/2010/wordprocessingInk" xmlns:wne="http://schemas.microsoft.com/office/word/2006/wordml" xmlns:wps="http://schemas.microsoft.com/office/word/2010/wordprocessingShape" mc:Ignorable="w14 w15 w16se w16cid w16 w16cex w16sdtdh wp14">
   <w:endnote w:type="separator" w:id="-1">
     <w:p>
       <w:r>
@@ -1230,7 +1240,7 @@
 </file>
 
 <file path=word/footnotes.xml><?xml version="1.0" encoding="utf-8"?>
-<w:footnotes xmlns:wpc="http://schemas.microsoft.com/office/word/2010/wordprocessingCanvas" xmlns:cx="http://schemas.microsoft.com/office/drawing/2014/chartex" xmlns:cx1="http://schemas.microsoft.com/office/drawing/2015/9/8/chartex" xmlns:cx2="http://schemas.microsoft.com/office/drawing/2015/10/21/chartex" xmlns:cx3="http://schemas.microsoft.com/office/drawing/2016/5/9/chartex" xmlns:cx4="http://schemas.microsoft.com/office/drawing/2016/5/10/chartex" xmlns:cx5="http://schemas.microsoft.com/office/drawing/2016/5/11/chartex" xmlns:cx6="http://schemas.microsoft.com/office/drawing/2016/5/12/chartex" xmlns:cx7="http://schemas.microsoft.com/office/drawing/2016/5/13/chartex" xmlns:cx8="http://schemas.microsoft.com/office/drawing/2016/5/14/chartex" xmlns:mc="http://schemas.openxmlformats.org/markup-compatibility/2006" xmlns:aink="http://schemas.microsoft.com/office/drawing/2016/ink" xmlns:am3d="http://schemas.microsoft.com/office/drawing/2017/model3d" xmlns:o="urn:schemas-microsoft-com:office:office" xmlns:r="http://schemas.openxmlformats.org/officeDocument/2006/relationships" xmlns:m="http://schemas.openxmlformats.org/officeDocument/2006/math" xmlns:v="urn:schemas-microsoft-com:vml" xmlns:wp14="http://schemas.microsoft.com/office/word/2010/wordprocessingDrawing" xmlns:wp="http://schemas.openxmlformats.org/drawingml/2006/wordprocessingDrawing" xmlns:w10="urn:schemas-microsoft-com:office:word" xmlns:w="http://schemas.openxmlformats.org/wordprocessingml/2006/main" xmlns:w14="http://schemas.microsoft.com/office/word/2010/wordml" xmlns:w15="http://schemas.microsoft.com/office/word/2012/wordml" xmlns:w16cex="http://schemas.microsoft.com/office/word/2018/wordml/cex" xmlns:w16cid="http://schemas.microsoft.com/office/word/2016/wordml/cid" xmlns:w16="http://schemas.microsoft.com/office/word/2018/wordml" xmlns:w16se="http://schemas.microsoft.com/office/word/2015/wordml/symex" xmlns:wpg="http://schemas.microsoft.com/office/word/2010/wordprocessingGroup" xmlns:wpi="http://schemas.microsoft.com/office/word/2010/wordprocessingInk" xmlns:wne="http://schemas.microsoft.com/office/word/2006/wordml" xmlns:wps="http://schemas.microsoft.com/office/word/2010/wordprocessingShape" mc:Ignorable="w14 w15 w16se w16cid w16 w16cex wp14">
+<w:footnotes xmlns:wpc="http://schemas.microsoft.com/office/word/2010/wordprocessingCanvas" xmlns:cx="http://schemas.microsoft.com/office/drawing/2014/chartex" xmlns:cx1="http://schemas.microsoft.com/office/drawing/2015/9/8/chartex" xmlns:cx2="http://schemas.microsoft.com/office/drawing/2015/10/21/chartex" xmlns:cx3="http://schemas.microsoft.com/office/drawing/2016/5/9/chartex" xmlns:cx4="http://schemas.microsoft.com/office/drawing/2016/5/10/chartex" xmlns:cx5="http://schemas.microsoft.com/office/drawing/2016/5/11/chartex" xmlns:cx6="http://schemas.microsoft.com/office/drawing/2016/5/12/chartex" xmlns:cx7="http://schemas.microsoft.com/office/drawing/2016/5/13/chartex" xmlns:cx8="http://schemas.microsoft.com/office/drawing/2016/5/14/chartex" xmlns:mc="http://schemas.openxmlformats.org/markup-compatibility/2006" xmlns:aink="http://schemas.microsoft.com/office/drawing/2016/ink" xmlns:am3d="http://schemas.microsoft.com/office/drawing/2017/model3d" xmlns:o="urn:schemas-microsoft-com:office:office" xmlns:oel="http://schemas.microsoft.com/office/2019/extlst" xmlns:r="http://schemas.openxmlformats.org/officeDocument/2006/relationships" xmlns:m="http://schemas.openxmlformats.org/officeDocument/2006/math" xmlns:v="urn:schemas-microsoft-com:vml" xmlns:wp14="http://schemas.microsoft.com/office/word/2010/wordprocessingDrawing" xmlns:wp="http://schemas.openxmlformats.org/drawingml/2006/wordprocessingDrawing" xmlns:w10="urn:schemas-microsoft-com:office:word" xmlns:w="http://schemas.openxmlformats.org/wordprocessingml/2006/main" xmlns:w14="http://schemas.microsoft.com/office/word/2010/wordml" xmlns:w15="http://schemas.microsoft.com/office/word/2012/wordml" xmlns:w16cex="http://schemas.microsoft.com/office/word/2018/wordml/cex" xmlns:w16cid="http://schemas.microsoft.com/office/word/2016/wordml/cid" xmlns:w16="http://schemas.microsoft.com/office/word/2018/wordml" xmlns:w16sdtdh="http://schemas.microsoft.com/office/word/2020/wordml/sdtdatahash" xmlns:w16se="http://schemas.microsoft.com/office/word/2015/wordml/symex" xmlns:wpg="http://schemas.microsoft.com/office/word/2010/wordprocessingGroup" xmlns:wpi="http://schemas.microsoft.com/office/word/2010/wordprocessingInk" xmlns:wne="http://schemas.microsoft.com/office/word/2006/wordml" xmlns:wps="http://schemas.microsoft.com/office/word/2010/wordprocessingShape" mc:Ignorable="w14 w15 w16se w16cid w16 w16cex w16sdtdh wp14">
   <w:footnote w:type="separator" w:id="-1">
     <w:p>
       <w:r>
@@ -1249,7 +1259,7 @@
 </file>
 
 <file path=word/styles.xml><?xml version="1.0" encoding="utf-8"?>
-<w:styles xmlns:mc="http://schemas.openxmlformats.org/markup-compatibility/2006" xmlns:r="http://schemas.openxmlformats.org/officeDocument/2006/relationships" xmlns:w="http://schemas.openxmlformats.org/wordprocessingml/2006/main" xmlns:w14="http://schemas.microsoft.com/office/word/2010/wordml" xmlns:w15="http://schemas.microsoft.com/office/word/2012/wordml" xmlns:w16cex="http://schemas.microsoft.com/office/word/2018/wordml/cex" xmlns:w16cid="http://schemas.microsoft.com/office/word/2016/wordml/cid" xmlns:w16="http://schemas.microsoft.com/office/word/2018/wordml" xmlns:w16se="http://schemas.microsoft.com/office/word/2015/wordml/symex" mc:Ignorable="w14 w15 w16se w16cid w16 w16cex">
+<w:styles xmlns:mc="http://schemas.openxmlformats.org/markup-compatibility/2006" xmlns:r="http://schemas.openxmlformats.org/officeDocument/2006/relationships" xmlns:w="http://schemas.openxmlformats.org/wordprocessingml/2006/main" xmlns:w14="http://schemas.microsoft.com/office/word/2010/wordml" xmlns:w15="http://schemas.microsoft.com/office/word/2012/wordml" xmlns:w16cex="http://schemas.microsoft.com/office/word/2018/wordml/cex" xmlns:w16cid="http://schemas.microsoft.com/office/word/2016/wordml/cid" xmlns:w16="http://schemas.microsoft.com/office/word/2018/wordml" xmlns:w16sdtdh="http://schemas.microsoft.com/office/word/2020/wordml/sdtdatahash" xmlns:w16se="http://schemas.microsoft.com/office/word/2015/wordml/symex" mc:Ignorable="w14 w15 w16se w16cid w16 w16cex w16sdtdh">
   <w:docDefaults>
     <w:rPrDefault>
       <w:rPr>
@@ -1653,7 +1663,7 @@
       <w:jc w:val="both"/>
     </w:pPr>
     <w:rPr>
-      <w:rFonts w:ascii="Calibri" w:eastAsia="SimSun" w:hAnsi="Calibri" w:cs="Times New Roman"/>
+      <w:rFonts w:ascii="Calibri" w:eastAsia="宋体" w:hAnsi="Calibri" w:cs="Times New Roman"/>
       <w:kern w:val="2"/>
       <w:sz w:val="21"/>
     </w:rPr>
@@ -1790,7 +1800,7 @@
       <w:jc w:val="left"/>
     </w:pPr>
     <w:rPr>
-      <w:rFonts w:ascii="SimSun" w:hAnsi="SimSun" w:cs="SimSun"/>
+      <w:rFonts w:ascii="宋体" w:hAnsi="宋体" w:cs="宋体"/>
       <w:kern w:val="0"/>
       <w:sz w:val="24"/>
       <w:szCs w:val="24"/>
@@ -1803,7 +1813,7 @@
     <w:uiPriority w:val="99"/>
     <w:rsid w:val="00795B2A"/>
     <w:rPr>
-      <w:rFonts w:ascii="SimSun" w:eastAsia="SimSun" w:hAnsi="SimSun" w:cs="SimSun"/>
+      <w:rFonts w:ascii="宋体" w:eastAsia="宋体" w:hAnsi="宋体" w:cs="宋体"/>
       <w:sz w:val="24"/>
       <w:szCs w:val="24"/>
     </w:rPr>

--- a/src/src/main/webapp/portal/asset/arrived/reportTemplate/AssetReportTemplateBatchBottom.docx
+++ b/src/src/main/webapp/portal/asset/arrived/reportTemplate/AssetReportTemplateBatchBottom.docx
@@ -6,14 +6,14 @@
       <w:pPr>
         <w:ind w:rightChars="-249" w:right="-523" w:firstLineChars="4000" w:firstLine="7200"/>
         <w:rPr>
-          <w:rFonts w:ascii="微软雅黑" w:eastAsia="微软雅黑" w:hAnsi="微软雅黑"/>
+          <w:rFonts w:ascii="Microsoft YaHei" w:eastAsia="Microsoft YaHei" w:hAnsi="Microsoft YaHei"/>
           <w:sz w:val="18"/>
           <w:szCs w:val="18"/>
         </w:rPr>
       </w:pPr>
       <w:r>
         <w:rPr>
-          <w:rFonts w:ascii="微软雅黑" w:eastAsia="微软雅黑" w:hAnsi="微软雅黑" w:hint="eastAsia"/>
+          <w:rFonts w:ascii="Microsoft YaHei" w:eastAsia="Microsoft YaHei" w:hAnsi="Microsoft YaHei" w:hint="eastAsia"/>
           <w:sz w:val="18"/>
           <w:szCs w:val="18"/>
         </w:rPr>
@@ -21,7 +21,7 @@
       </w:r>
       <w:r>
         <w:rPr>
-          <w:rFonts w:ascii="微软雅黑" w:eastAsia="微软雅黑" w:hAnsi="微软雅黑" w:cs="Simplified Arabic" w:hint="cs"/>
+          <w:rFonts w:ascii="Microsoft YaHei" w:eastAsia="Microsoft YaHei" w:hAnsi="Microsoft YaHei" w:cs="Simplified Arabic" w:hint="cs"/>
           <w:sz w:val="18"/>
           <w:szCs w:val="18"/>
         </w:rPr>
@@ -30,7 +30,7 @@
       <w:proofErr w:type="spellStart"/>
       <w:r>
         <w:rPr>
-          <w:rFonts w:ascii="微软雅黑" w:eastAsia="微软雅黑" w:hAnsi="微软雅黑" w:cs="Simplified Arabic"/>
+          <w:rFonts w:ascii="Microsoft YaHei" w:eastAsia="Microsoft YaHei" w:hAnsi="Microsoft YaHei" w:cs="Simplified Arabic"/>
           <w:sz w:val="18"/>
           <w:szCs w:val="18"/>
         </w:rPr>
@@ -38,7 +38,7 @@
       </w:r>
       <w:r>
         <w:rPr>
-          <w:rFonts w:ascii="微软雅黑" w:eastAsia="微软雅黑" w:hAnsi="微软雅黑" w:cs="Simplified Arabic" w:hint="cs"/>
+          <w:rFonts w:ascii="Microsoft YaHei" w:eastAsia="Microsoft YaHei" w:hAnsi="Microsoft YaHei" w:cs="Simplified Arabic" w:hint="cs"/>
           <w:sz w:val="18"/>
           <w:szCs w:val="18"/>
         </w:rPr>
@@ -46,7 +46,7 @@
       </w:r>
       <w:r>
         <w:rPr>
-          <w:rFonts w:ascii="微软雅黑" w:eastAsia="微软雅黑" w:hAnsi="微软雅黑" w:cs="Simplified Arabic" w:hint="eastAsia"/>
+          <w:rFonts w:ascii="Microsoft YaHei" w:eastAsia="Microsoft YaHei" w:hAnsi="Microsoft YaHei" w:cs="Simplified Arabic" w:hint="eastAsia"/>
           <w:sz w:val="18"/>
           <w:szCs w:val="18"/>
         </w:rPr>
@@ -55,7 +55,7 @@
       <w:proofErr w:type="spellEnd"/>
       <w:r>
         <w:rPr>
-          <w:rFonts w:ascii="微软雅黑" w:eastAsia="微软雅黑" w:hAnsi="微软雅黑" w:cs="Simplified Arabic" w:hint="cs"/>
+          <w:rFonts w:ascii="Microsoft YaHei" w:eastAsia="Microsoft YaHei" w:hAnsi="Microsoft YaHei" w:cs="Simplified Arabic" w:hint="cs"/>
           <w:sz w:val="18"/>
           <w:szCs w:val="18"/>
         </w:rPr>
@@ -87,14 +87,14 @@
             <w:pPr>
               <w:widowControl/>
               <w:rPr>
-                <w:rFonts w:ascii="微软雅黑" w:eastAsia="微软雅黑" w:hAnsi="微软雅黑"/>
+                <w:rFonts w:ascii="Microsoft YaHei" w:eastAsia="Microsoft YaHei" w:hAnsi="Microsoft YaHei"/>
                 <w:sz w:val="18"/>
                 <w:szCs w:val="21"/>
               </w:rPr>
             </w:pPr>
             <w:r>
               <w:rPr>
-                <w:rFonts w:ascii="微软雅黑" w:eastAsia="微软雅黑" w:hAnsi="微软雅黑" w:hint="eastAsia"/>
+                <w:rFonts w:ascii="Microsoft YaHei" w:eastAsia="Microsoft YaHei" w:hAnsi="Microsoft YaHei" w:hint="eastAsia"/>
                 <w:sz w:val="18"/>
                 <w:szCs w:val="18"/>
               </w:rPr>
@@ -102,7 +102,7 @@
             </w:r>
             <w:r>
               <w:rPr>
-                <w:rFonts w:ascii="微软雅黑" w:eastAsia="微软雅黑" w:hAnsi="微软雅黑" w:cs="Simplified Arabic" w:hint="cs"/>
+                <w:rFonts w:ascii="Microsoft YaHei" w:eastAsia="Microsoft YaHei" w:hAnsi="Microsoft YaHei" w:cs="Simplified Arabic" w:hint="cs"/>
                 <w:sz w:val="18"/>
                 <w:szCs w:val="18"/>
               </w:rPr>
@@ -111,7 +111,7 @@
             <w:proofErr w:type="spellStart"/>
             <w:r>
               <w:rPr>
-                <w:rFonts w:ascii="微软雅黑" w:eastAsia="微软雅黑" w:hAnsi="微软雅黑" w:cs="Simplified Arabic" w:hint="cs"/>
+                <w:rFonts w:ascii="Microsoft YaHei" w:eastAsia="Microsoft YaHei" w:hAnsi="Microsoft YaHei" w:cs="Simplified Arabic" w:hint="cs"/>
                 <w:sz w:val="18"/>
                 <w:szCs w:val="18"/>
               </w:rPr>
@@ -120,7 +120,7 @@
             <w:proofErr w:type="spellEnd"/>
             <w:r>
               <w:rPr>
-                <w:rFonts w:ascii="微软雅黑" w:eastAsia="微软雅黑" w:hAnsi="微软雅黑" w:cs="Simplified Arabic" w:hint="cs"/>
+                <w:rFonts w:ascii="Microsoft YaHei" w:eastAsia="Microsoft YaHei" w:hAnsi="Microsoft YaHei" w:cs="Simplified Arabic" w:hint="cs"/>
                 <w:sz w:val="18"/>
                 <w:szCs w:val="18"/>
               </w:rPr>
@@ -137,13 +137,13 @@
             <w:pPr>
               <w:widowControl/>
               <w:rPr>
-                <w:rFonts w:ascii="微软雅黑" w:eastAsia="微软雅黑" w:hAnsi="微软雅黑"/>
-                <w:sz w:val="18"/>
-              </w:rPr>
-            </w:pPr>
-            <w:r>
-              <w:rPr>
-                <w:rFonts w:ascii="微软雅黑" w:eastAsia="微软雅黑" w:hAnsi="微软雅黑" w:hint="eastAsia"/>
+                <w:rFonts w:ascii="Microsoft YaHei" w:eastAsia="Microsoft YaHei" w:hAnsi="Microsoft YaHei"/>
+                <w:sz w:val="18"/>
+              </w:rPr>
+            </w:pPr>
+            <w:r>
+              <w:rPr>
+                <w:rFonts w:ascii="Microsoft YaHei" w:eastAsia="Microsoft YaHei" w:hAnsi="Microsoft YaHei" w:hint="eastAsia"/>
                 <w:sz w:val="18"/>
                 <w:szCs w:val="18"/>
               </w:rPr>
@@ -151,7 +151,7 @@
             </w:r>
             <w:r>
               <w:rPr>
-                <w:rFonts w:ascii="微软雅黑" w:eastAsia="微软雅黑" w:hAnsi="微软雅黑" w:cs="Simplified Arabic" w:hint="cs"/>
+                <w:rFonts w:ascii="Microsoft YaHei" w:eastAsia="Microsoft YaHei" w:hAnsi="Microsoft YaHei" w:cs="Simplified Arabic" w:hint="cs"/>
                 <w:sz w:val="18"/>
                 <w:szCs w:val="18"/>
               </w:rPr>
@@ -160,7 +160,7 @@
             <w:proofErr w:type="spellStart"/>
             <w:r>
               <w:rPr>
-                <w:rFonts w:ascii="微软雅黑" w:eastAsia="微软雅黑" w:hAnsi="微软雅黑" w:cs="Simplified Arabic" w:hint="cs"/>
+                <w:rFonts w:ascii="Microsoft YaHei" w:eastAsia="Microsoft YaHei" w:hAnsi="Microsoft YaHei" w:cs="Simplified Arabic" w:hint="cs"/>
                 <w:sz w:val="18"/>
                 <w:szCs w:val="18"/>
               </w:rPr>
@@ -169,7 +169,7 @@
             <w:proofErr w:type="spellEnd"/>
             <w:r>
               <w:rPr>
-                <w:rFonts w:ascii="微软雅黑" w:eastAsia="微软雅黑" w:hAnsi="微软雅黑" w:cs="Simplified Arabic" w:hint="cs"/>
+                <w:rFonts w:ascii="Microsoft YaHei" w:eastAsia="Microsoft YaHei" w:hAnsi="Microsoft YaHei" w:cs="Simplified Arabic" w:hint="cs"/>
                 <w:sz w:val="18"/>
                 <w:szCs w:val="18"/>
               </w:rPr>
@@ -186,13 +186,13 @@
             <w:pPr>
               <w:widowControl/>
               <w:rPr>
-                <w:rFonts w:ascii="微软雅黑" w:eastAsia="微软雅黑" w:hAnsi="微软雅黑"/>
-                <w:sz w:val="18"/>
-              </w:rPr>
-            </w:pPr>
-            <w:r>
-              <w:rPr>
-                <w:rFonts w:ascii="微软雅黑" w:eastAsia="微软雅黑" w:hAnsi="微软雅黑" w:hint="eastAsia"/>
+                <w:rFonts w:ascii="Microsoft YaHei" w:eastAsia="Microsoft YaHei" w:hAnsi="Microsoft YaHei"/>
+                <w:sz w:val="18"/>
+              </w:rPr>
+            </w:pPr>
+            <w:r>
+              <w:rPr>
+                <w:rFonts w:ascii="Microsoft YaHei" w:eastAsia="Microsoft YaHei" w:hAnsi="Microsoft YaHei" w:hint="eastAsia"/>
                 <w:sz w:val="18"/>
                 <w:szCs w:val="18"/>
               </w:rPr>
@@ -200,7 +200,7 @@
             </w:r>
             <w:r>
               <w:rPr>
-                <w:rFonts w:ascii="微软雅黑" w:eastAsia="微软雅黑" w:hAnsi="微软雅黑" w:cs="Simplified Arabic" w:hint="cs"/>
+                <w:rFonts w:ascii="Microsoft YaHei" w:eastAsia="Microsoft YaHei" w:hAnsi="Microsoft YaHei" w:cs="Simplified Arabic" w:hint="cs"/>
                 <w:sz w:val="18"/>
                 <w:szCs w:val="18"/>
               </w:rPr>
@@ -209,7 +209,7 @@
             <w:proofErr w:type="spellStart"/>
             <w:r>
               <w:rPr>
-                <w:rFonts w:ascii="微软雅黑" w:eastAsia="微软雅黑" w:hAnsi="微软雅黑" w:cs="Simplified Arabic" w:hint="cs"/>
+                <w:rFonts w:ascii="Microsoft YaHei" w:eastAsia="Microsoft YaHei" w:hAnsi="Microsoft YaHei" w:cs="Simplified Arabic" w:hint="cs"/>
                 <w:sz w:val="18"/>
                 <w:szCs w:val="18"/>
               </w:rPr>
@@ -218,7 +218,7 @@
             <w:proofErr w:type="spellEnd"/>
             <w:r>
               <w:rPr>
-                <w:rFonts w:ascii="微软雅黑" w:eastAsia="微软雅黑" w:hAnsi="微软雅黑" w:cs="Simplified Arabic" w:hint="cs"/>
+                <w:rFonts w:ascii="Microsoft YaHei" w:eastAsia="Microsoft YaHei" w:hAnsi="Microsoft YaHei" w:cs="Simplified Arabic" w:hint="cs"/>
                 <w:sz w:val="18"/>
                 <w:szCs w:val="18"/>
               </w:rPr>
@@ -233,21 +233,21 @@
         </w:trPr>
         <w:tc>
           <w:tcPr>
-            <w:tcW w:w="3655" w:type="dxa"/>
+            <w:tcW w:w="10627" w:type="dxa"/>
+            <w:gridSpan w:val="3"/>
             <w:vAlign w:val="center"/>
           </w:tcPr>
           <w:p>
             <w:pPr>
               <w:widowControl/>
               <w:rPr>
-                <w:rFonts w:ascii="微软雅黑" w:eastAsia="微软雅黑" w:hAnsi="微软雅黑"/>
-                <w:sz w:val="18"/>
-                <w:szCs w:val="18"/>
-              </w:rPr>
-            </w:pPr>
-            <w:r>
-              <w:rPr>
-                <w:rFonts w:ascii="微软雅黑" w:eastAsia="微软雅黑" w:hAnsi="微软雅黑" w:hint="eastAsia"/>
+                <w:rFonts w:ascii="Microsoft YaHei" w:eastAsia="Microsoft YaHei" w:hAnsi="Microsoft YaHei"/>
+                <w:sz w:val="18"/>
+              </w:rPr>
+            </w:pPr>
+            <w:r>
+              <w:rPr>
+                <w:rFonts w:ascii="Microsoft YaHei" w:eastAsia="Microsoft YaHei" w:hAnsi="Microsoft YaHei" w:hint="eastAsia"/>
                 <w:sz w:val="18"/>
                 <w:szCs w:val="18"/>
               </w:rPr>
@@ -255,7 +255,7 @@
             </w:r>
             <w:r>
               <w:rPr>
-                <w:rFonts w:ascii="微软雅黑" w:eastAsia="微软雅黑" w:hAnsi="微软雅黑" w:hint="eastAsia"/>
+                <w:rFonts w:ascii="Microsoft YaHei" w:eastAsia="Microsoft YaHei" w:hAnsi="Microsoft YaHei" w:hint="eastAsia"/>
                 <w:sz w:val="18"/>
                 <w:szCs w:val="18"/>
               </w:rPr>
@@ -263,7 +263,7 @@
             </w:r>
             <w:r>
               <w:rPr>
-                <w:rFonts w:ascii="微软雅黑" w:eastAsia="微软雅黑" w:hAnsi="微软雅黑" w:hint="cs"/>
+                <w:rFonts w:ascii="Microsoft YaHei" w:eastAsia="Microsoft YaHei" w:hAnsi="Microsoft YaHei" w:hint="cs"/>
                 <w:sz w:val="18"/>
                 <w:szCs w:val="18"/>
               </w:rPr>
@@ -272,7 +272,7 @@
             <w:proofErr w:type="spellStart"/>
             <w:r>
               <w:rPr>
-                <w:rFonts w:ascii="微软雅黑" w:eastAsia="微软雅黑" w:hAnsi="微软雅黑" w:hint="cs"/>
+                <w:rFonts w:ascii="Microsoft YaHei" w:eastAsia="Microsoft YaHei" w:hAnsi="Microsoft YaHei" w:hint="cs"/>
                 <w:sz w:val="18"/>
                 <w:szCs w:val="18"/>
               </w:rPr>
@@ -281,28 +281,12 @@
             <w:proofErr w:type="spellEnd"/>
             <w:r>
               <w:rPr>
-                <w:rFonts w:ascii="微软雅黑" w:eastAsia="微软雅黑" w:hAnsi="微软雅黑" w:hint="cs"/>
+                <w:rFonts w:ascii="Microsoft YaHei" w:eastAsia="Microsoft YaHei" w:hAnsi="Microsoft YaHei" w:hint="cs"/>
                 <w:sz w:val="18"/>
                 <w:szCs w:val="18"/>
               </w:rPr>
               <w:t>}}</w:t>
             </w:r>
-          </w:p>
-        </w:tc>
-        <w:tc>
-          <w:tcPr>
-            <w:tcW w:w="6972" w:type="dxa"/>
-            <w:gridSpan w:val="2"/>
-            <w:vAlign w:val="center"/>
-          </w:tcPr>
-          <w:p>
-            <w:pPr>
-              <w:widowControl/>
-              <w:rPr>
-                <w:rFonts w:ascii="微软雅黑" w:eastAsia="微软雅黑" w:hAnsi="微软雅黑"/>
-                <w:sz w:val="18"/>
-              </w:rPr>
-            </w:pPr>
           </w:p>
         </w:tc>
       </w:tr>
@@ -312,14 +296,14 @@
         <w:ind w:rightChars="-249" w:right="-523"/>
         <w:jc w:val="center"/>
         <w:rPr>
-          <w:rFonts w:ascii="微软雅黑" w:eastAsia="微软雅黑" w:hAnsi="微软雅黑"/>
+          <w:rFonts w:ascii="Microsoft YaHei" w:eastAsia="Microsoft YaHei" w:hAnsi="Microsoft YaHei"/>
           <w:sz w:val="24"/>
           <w:szCs w:val="24"/>
         </w:rPr>
       </w:pPr>
       <w:r>
         <w:rPr>
-          <w:rFonts w:ascii="微软雅黑" w:eastAsia="微软雅黑" w:hAnsi="微软雅黑" w:hint="eastAsia"/>
+          <w:rFonts w:ascii="Microsoft YaHei" w:eastAsia="Microsoft YaHei" w:hAnsi="Microsoft YaHei" w:hint="eastAsia"/>
           <w:sz w:val="24"/>
           <w:szCs w:val="24"/>
         </w:rPr>
@@ -359,14 +343,14 @@
               <w:widowControl/>
               <w:jc w:val="center"/>
               <w:rPr>
-                <w:rFonts w:ascii="微软雅黑" w:eastAsia="微软雅黑" w:hAnsi="微软雅黑"/>
-                <w:sz w:val="18"/>
-                <w:szCs w:val="18"/>
-              </w:rPr>
-            </w:pPr>
-            <w:r>
-              <w:rPr>
-                <w:rFonts w:ascii="微软雅黑" w:eastAsia="微软雅黑" w:hAnsi="微软雅黑" w:hint="eastAsia"/>
+                <w:rFonts w:ascii="Microsoft YaHei" w:eastAsia="Microsoft YaHei" w:hAnsi="Microsoft YaHei"/>
+                <w:sz w:val="18"/>
+                <w:szCs w:val="18"/>
+              </w:rPr>
+            </w:pPr>
+            <w:r>
+              <w:rPr>
+                <w:rFonts w:ascii="Microsoft YaHei" w:eastAsia="Microsoft YaHei" w:hAnsi="Microsoft YaHei" w:hint="eastAsia"/>
                 <w:sz w:val="18"/>
                 <w:szCs w:val="18"/>
               </w:rPr>
@@ -385,14 +369,14 @@
               <w:widowControl/>
               <w:jc w:val="center"/>
               <w:rPr>
-                <w:rFonts w:ascii="微软雅黑" w:eastAsia="微软雅黑" w:hAnsi="微软雅黑"/>
-                <w:sz w:val="18"/>
-                <w:szCs w:val="18"/>
-              </w:rPr>
-            </w:pPr>
-            <w:r>
-              <w:rPr>
-                <w:rFonts w:ascii="微软雅黑" w:eastAsia="微软雅黑" w:hAnsi="微软雅黑" w:hint="eastAsia"/>
+                <w:rFonts w:ascii="Microsoft YaHei" w:eastAsia="Microsoft YaHei" w:hAnsi="Microsoft YaHei"/>
+                <w:sz w:val="18"/>
+                <w:szCs w:val="18"/>
+              </w:rPr>
+            </w:pPr>
+            <w:r>
+              <w:rPr>
+                <w:rFonts w:ascii="Microsoft YaHei" w:eastAsia="Microsoft YaHei" w:hAnsi="Microsoft YaHei" w:hint="eastAsia"/>
                 <w:sz w:val="18"/>
                 <w:szCs w:val="18"/>
               </w:rPr>
@@ -411,14 +395,14 @@
               <w:widowControl/>
               <w:jc w:val="center"/>
               <w:rPr>
-                <w:rFonts w:ascii="微软雅黑" w:eastAsia="微软雅黑" w:hAnsi="微软雅黑"/>
-                <w:sz w:val="18"/>
-                <w:szCs w:val="18"/>
-              </w:rPr>
-            </w:pPr>
-            <w:r>
-              <w:rPr>
-                <w:rFonts w:ascii="微软雅黑" w:eastAsia="微软雅黑" w:hAnsi="微软雅黑" w:hint="eastAsia"/>
+                <w:rFonts w:ascii="Microsoft YaHei" w:eastAsia="Microsoft YaHei" w:hAnsi="Microsoft YaHei"/>
+                <w:sz w:val="18"/>
+                <w:szCs w:val="18"/>
+              </w:rPr>
+            </w:pPr>
+            <w:r>
+              <w:rPr>
+                <w:rFonts w:ascii="Microsoft YaHei" w:eastAsia="Microsoft YaHei" w:hAnsi="Microsoft YaHei" w:hint="eastAsia"/>
                 <w:sz w:val="18"/>
                 <w:szCs w:val="18"/>
               </w:rPr>
@@ -437,14 +421,14 @@
               <w:widowControl/>
               <w:jc w:val="center"/>
               <w:rPr>
-                <w:rFonts w:ascii="微软雅黑" w:eastAsia="微软雅黑" w:hAnsi="微软雅黑"/>
-                <w:sz w:val="18"/>
-                <w:szCs w:val="18"/>
-              </w:rPr>
-            </w:pPr>
-            <w:r>
-              <w:rPr>
-                <w:rFonts w:ascii="微软雅黑" w:eastAsia="微软雅黑" w:hAnsi="微软雅黑" w:hint="eastAsia"/>
+                <w:rFonts w:ascii="Microsoft YaHei" w:eastAsia="Microsoft YaHei" w:hAnsi="Microsoft YaHei"/>
+                <w:sz w:val="18"/>
+                <w:szCs w:val="18"/>
+              </w:rPr>
+            </w:pPr>
+            <w:r>
+              <w:rPr>
+                <w:rFonts w:ascii="Microsoft YaHei" w:eastAsia="Microsoft YaHei" w:hAnsi="Microsoft YaHei" w:hint="eastAsia"/>
                 <w:sz w:val="18"/>
                 <w:szCs w:val="18"/>
               </w:rPr>
@@ -463,14 +447,14 @@
               <w:widowControl/>
               <w:jc w:val="center"/>
               <w:rPr>
-                <w:rFonts w:ascii="微软雅黑" w:eastAsia="微软雅黑" w:hAnsi="微软雅黑"/>
-                <w:sz w:val="18"/>
-                <w:szCs w:val="18"/>
-              </w:rPr>
-            </w:pPr>
-            <w:r>
-              <w:rPr>
-                <w:rFonts w:ascii="微软雅黑" w:eastAsia="微软雅黑" w:hAnsi="微软雅黑" w:hint="eastAsia"/>
+                <w:rFonts w:ascii="Microsoft YaHei" w:eastAsia="Microsoft YaHei" w:hAnsi="Microsoft YaHei"/>
+                <w:sz w:val="18"/>
+                <w:szCs w:val="18"/>
+              </w:rPr>
+            </w:pPr>
+            <w:r>
+              <w:rPr>
+                <w:rFonts w:ascii="Microsoft YaHei" w:eastAsia="Microsoft YaHei" w:hAnsi="Microsoft YaHei" w:hint="eastAsia"/>
                 <w:sz w:val="18"/>
                 <w:szCs w:val="18"/>
               </w:rPr>
@@ -489,14 +473,14 @@
               <w:widowControl/>
               <w:jc w:val="center"/>
               <w:rPr>
-                <w:rFonts w:ascii="微软雅黑" w:eastAsia="微软雅黑" w:hAnsi="微软雅黑"/>
-                <w:sz w:val="18"/>
-                <w:szCs w:val="18"/>
-              </w:rPr>
-            </w:pPr>
-            <w:r>
-              <w:rPr>
-                <w:rFonts w:ascii="微软雅黑" w:eastAsia="微软雅黑" w:hAnsi="微软雅黑" w:hint="eastAsia"/>
+                <w:rFonts w:ascii="Microsoft YaHei" w:eastAsia="Microsoft YaHei" w:hAnsi="Microsoft YaHei"/>
+                <w:sz w:val="18"/>
+                <w:szCs w:val="18"/>
+              </w:rPr>
+            </w:pPr>
+            <w:r>
+              <w:rPr>
+                <w:rFonts w:ascii="Microsoft YaHei" w:eastAsia="Microsoft YaHei" w:hAnsi="Microsoft YaHei" w:hint="eastAsia"/>
                 <w:sz w:val="18"/>
                 <w:szCs w:val="18"/>
               </w:rPr>
@@ -505,7 +489,7 @@
             <w:proofErr w:type="gramStart"/>
             <w:r>
               <w:rPr>
-                <w:rFonts w:ascii="微软雅黑" w:eastAsia="微软雅黑" w:hAnsi="微软雅黑" w:hint="eastAsia"/>
+                <w:rFonts w:ascii="Microsoft YaHei" w:eastAsia="Microsoft YaHei" w:hAnsi="Microsoft YaHei" w:hint="eastAsia"/>
                 <w:sz w:val="18"/>
                 <w:szCs w:val="18"/>
               </w:rPr>
@@ -513,7 +497,7 @@
             </w:r>
             <w:r>
               <w:rPr>
-                <w:rFonts w:ascii="微软雅黑" w:eastAsia="微软雅黑" w:hAnsi="微软雅黑" w:hint="eastAsia"/>
+                <w:rFonts w:ascii="Microsoft YaHei" w:eastAsia="Microsoft YaHei" w:hAnsi="Microsoft YaHei" w:hint="eastAsia"/>
                 <w:sz w:val="18"/>
                 <w:szCs w:val="18"/>
               </w:rPr>
@@ -522,7 +506,7 @@
             <w:proofErr w:type="gramEnd"/>
             <w:r>
               <w:rPr>
-                <w:rFonts w:ascii="微软雅黑" w:eastAsia="微软雅黑" w:hAnsi="微软雅黑" w:hint="eastAsia"/>
+                <w:rFonts w:ascii="Microsoft YaHei" w:eastAsia="Microsoft YaHei" w:hAnsi="Microsoft YaHei" w:hint="eastAsia"/>
                 <w:sz w:val="18"/>
                 <w:szCs w:val="18"/>
               </w:rPr>
@@ -530,7 +514,7 @@
             </w:r>
             <w:r>
               <w:rPr>
-                <w:rFonts w:ascii="微软雅黑" w:eastAsia="微软雅黑" w:hAnsi="微软雅黑"/>
+                <w:rFonts w:ascii="Microsoft YaHei" w:eastAsia="Microsoft YaHei" w:hAnsi="Microsoft YaHei"/>
                 <w:sz w:val="18"/>
                 <w:szCs w:val="18"/>
               </w:rPr>
@@ -549,14 +533,14 @@
               <w:widowControl/>
               <w:jc w:val="center"/>
               <w:rPr>
-                <w:rFonts w:ascii="微软雅黑" w:eastAsia="微软雅黑" w:hAnsi="微软雅黑"/>
-                <w:sz w:val="18"/>
-                <w:szCs w:val="18"/>
-              </w:rPr>
-            </w:pPr>
-            <w:r>
-              <w:rPr>
-                <w:rFonts w:ascii="微软雅黑" w:eastAsia="微软雅黑" w:hAnsi="微软雅黑" w:hint="eastAsia"/>
+                <w:rFonts w:ascii="Microsoft YaHei" w:eastAsia="Microsoft YaHei" w:hAnsi="Microsoft YaHei"/>
+                <w:sz w:val="18"/>
+                <w:szCs w:val="18"/>
+              </w:rPr>
+            </w:pPr>
+            <w:r>
+              <w:rPr>
+                <w:rFonts w:ascii="Microsoft YaHei" w:eastAsia="Microsoft YaHei" w:hAnsi="Microsoft YaHei" w:hint="eastAsia"/>
                 <w:sz w:val="18"/>
                 <w:szCs w:val="18"/>
               </w:rPr>
@@ -575,14 +559,14 @@
               <w:widowControl/>
               <w:jc w:val="center"/>
               <w:rPr>
-                <w:rFonts w:ascii="微软雅黑" w:eastAsia="微软雅黑" w:hAnsi="微软雅黑"/>
-                <w:sz w:val="18"/>
-                <w:szCs w:val="18"/>
-              </w:rPr>
-            </w:pPr>
-            <w:r>
-              <w:rPr>
-                <w:rFonts w:ascii="微软雅黑" w:eastAsia="微软雅黑" w:hAnsi="微软雅黑" w:hint="eastAsia"/>
+                <w:rFonts w:ascii="Microsoft YaHei" w:eastAsia="Microsoft YaHei" w:hAnsi="Microsoft YaHei"/>
+                <w:sz w:val="18"/>
+                <w:szCs w:val="18"/>
+              </w:rPr>
+            </w:pPr>
+            <w:r>
+              <w:rPr>
+                <w:rFonts w:ascii="Microsoft YaHei" w:eastAsia="Microsoft YaHei" w:hAnsi="Microsoft YaHei" w:hint="eastAsia"/>
                 <w:sz w:val="18"/>
                 <w:szCs w:val="18"/>
               </w:rPr>
@@ -600,14 +584,14 @@
               <w:widowControl/>
               <w:jc w:val="center"/>
               <w:rPr>
-                <w:rFonts w:ascii="微软雅黑" w:eastAsia="微软雅黑" w:hAnsi="微软雅黑"/>
-                <w:sz w:val="18"/>
-                <w:szCs w:val="18"/>
-              </w:rPr>
-            </w:pPr>
-            <w:r>
-              <w:rPr>
-                <w:rFonts w:ascii="微软雅黑" w:eastAsia="微软雅黑" w:hAnsi="微软雅黑" w:hint="eastAsia"/>
+                <w:rFonts w:ascii="Microsoft YaHei" w:eastAsia="Microsoft YaHei" w:hAnsi="Microsoft YaHei"/>
+                <w:sz w:val="18"/>
+                <w:szCs w:val="18"/>
+              </w:rPr>
+            </w:pPr>
+            <w:r>
+              <w:rPr>
+                <w:rFonts w:ascii="Microsoft YaHei" w:eastAsia="Microsoft YaHei" w:hAnsi="Microsoft YaHei" w:hint="eastAsia"/>
                 <w:sz w:val="18"/>
                 <w:szCs w:val="18"/>
               </w:rPr>
@@ -626,14 +610,14 @@
               <w:widowControl/>
               <w:jc w:val="center"/>
               <w:rPr>
-                <w:rFonts w:ascii="微软雅黑" w:eastAsia="微软雅黑" w:hAnsi="微软雅黑"/>
-                <w:sz w:val="18"/>
-                <w:szCs w:val="18"/>
-              </w:rPr>
-            </w:pPr>
-            <w:r>
-              <w:rPr>
-                <w:rFonts w:ascii="微软雅黑" w:eastAsia="微软雅黑" w:hAnsi="微软雅黑" w:hint="eastAsia"/>
+                <w:rFonts w:ascii="Microsoft YaHei" w:eastAsia="Microsoft YaHei" w:hAnsi="Microsoft YaHei"/>
+                <w:sz w:val="18"/>
+                <w:szCs w:val="18"/>
+              </w:rPr>
+            </w:pPr>
+            <w:r>
+              <w:rPr>
+                <w:rFonts w:ascii="Microsoft YaHei" w:eastAsia="Microsoft YaHei" w:hAnsi="Microsoft YaHei" w:hint="eastAsia"/>
                 <w:sz w:val="18"/>
                 <w:szCs w:val="18"/>
               </w:rPr>
@@ -656,14 +640,14 @@
               <w:pStyle w:val="HTML"/>
               <w:shd w:val="clear" w:color="auto" w:fill="FFFFFF"/>
               <w:rPr>
-                <w:rFonts w:ascii="微软雅黑" w:eastAsia="微软雅黑" w:hAnsi="微软雅黑" w:cs="Simplified Arabic"/>
-                <w:sz w:val="18"/>
-                <w:szCs w:val="18"/>
-              </w:rPr>
-            </w:pPr>
-            <w:r>
-              <w:rPr>
-                <w:rFonts w:ascii="微软雅黑" w:eastAsia="微软雅黑" w:hAnsi="微软雅黑" w:cs="Simplified Arabic" w:hint="cs"/>
+                <w:rFonts w:ascii="Microsoft YaHei" w:eastAsia="Microsoft YaHei" w:hAnsi="Microsoft YaHei" w:cs="Simplified Arabic"/>
+                <w:sz w:val="18"/>
+                <w:szCs w:val="18"/>
+              </w:rPr>
+            </w:pPr>
+            <w:r>
+              <w:rPr>
+                <w:rFonts w:ascii="Microsoft YaHei" w:eastAsia="Microsoft YaHei" w:hAnsi="Microsoft YaHei" w:cs="Simplified Arabic" w:hint="cs"/>
                 <w:sz w:val="18"/>
                 <w:szCs w:val="18"/>
               </w:rPr>
@@ -672,7 +656,7 @@
             <w:proofErr w:type="spellStart"/>
             <w:r>
               <w:rPr>
-                <w:rFonts w:ascii="微软雅黑" w:eastAsia="微软雅黑" w:hAnsi="微软雅黑" w:cs="Simplified Arabic" w:hint="eastAsia"/>
+                <w:rFonts w:ascii="Microsoft YaHei" w:eastAsia="Microsoft YaHei" w:hAnsi="Microsoft YaHei" w:cs="Simplified Arabic" w:hint="eastAsia"/>
                 <w:sz w:val="18"/>
                 <w:szCs w:val="18"/>
               </w:rPr>
@@ -680,7 +664,7 @@
             </w:r>
             <w:r>
               <w:rPr>
-                <w:rFonts w:ascii="微软雅黑" w:eastAsia="微软雅黑" w:hAnsi="微软雅黑" w:cs="Simplified Arabic"/>
+                <w:rFonts w:ascii="Microsoft YaHei" w:eastAsia="Microsoft YaHei" w:hAnsi="Microsoft YaHei" w:cs="Simplified Arabic"/>
                 <w:sz w:val="18"/>
                 <w:szCs w:val="18"/>
               </w:rPr>
@@ -689,7 +673,7 @@
             <w:proofErr w:type="spellEnd"/>
             <w:r>
               <w:rPr>
-                <w:rFonts w:ascii="微软雅黑" w:eastAsia="微软雅黑" w:hAnsi="微软雅黑" w:cs="Simplified Arabic" w:hint="cs"/>
+                <w:rFonts w:ascii="Microsoft YaHei" w:eastAsia="Microsoft YaHei" w:hAnsi="Microsoft YaHei" w:cs="Simplified Arabic" w:hint="cs"/>
                 <w:sz w:val="18"/>
                 <w:szCs w:val="18"/>
               </w:rPr>
@@ -704,14 +688,14 @@
         <w:ind w:rightChars="-249" w:right="-523"/>
         <w:jc w:val="center"/>
         <w:rPr>
-          <w:rFonts w:ascii="微软雅黑" w:eastAsia="微软雅黑" w:hAnsi="微软雅黑"/>
+          <w:rFonts w:ascii="Microsoft YaHei" w:eastAsia="Microsoft YaHei" w:hAnsi="Microsoft YaHei"/>
           <w:sz w:val="24"/>
           <w:szCs w:val="24"/>
         </w:rPr>
       </w:pPr>
       <w:r>
         <w:rPr>
-          <w:rFonts w:ascii="微软雅黑" w:eastAsia="微软雅黑" w:hAnsi="微软雅黑" w:hint="eastAsia"/>
+          <w:rFonts w:ascii="Microsoft YaHei" w:eastAsia="Microsoft YaHei" w:hAnsi="Microsoft YaHei" w:hint="eastAsia"/>
           <w:sz w:val="24"/>
           <w:szCs w:val="24"/>
         </w:rPr>
@@ -741,14 +725,14 @@
             <w:pPr>
               <w:widowControl/>
               <w:rPr>
-                <w:rFonts w:ascii="微软雅黑" w:eastAsia="微软雅黑" w:hAnsi="微软雅黑"/>
-                <w:sz w:val="18"/>
-                <w:szCs w:val="18"/>
-              </w:rPr>
-            </w:pPr>
-            <w:r>
-              <w:rPr>
-                <w:rFonts w:ascii="微软雅黑" w:eastAsia="微软雅黑" w:hAnsi="微软雅黑" w:hint="eastAsia"/>
+                <w:rFonts w:ascii="Microsoft YaHei" w:eastAsia="Microsoft YaHei" w:hAnsi="Microsoft YaHei"/>
+                <w:sz w:val="18"/>
+                <w:szCs w:val="18"/>
+              </w:rPr>
+            </w:pPr>
+            <w:r>
+              <w:rPr>
+                <w:rFonts w:ascii="Microsoft YaHei" w:eastAsia="Microsoft YaHei" w:hAnsi="Microsoft YaHei" w:hint="eastAsia"/>
                 <w:sz w:val="18"/>
                 <w:szCs w:val="18"/>
               </w:rPr>
@@ -779,7 +763,7 @@
               </w:tabs>
               <w:jc w:val="left"/>
               <w:rPr>
-                <w:rFonts w:ascii="微软雅黑" w:eastAsia="微软雅黑" w:hAnsi="微软雅黑" w:cs="Courier New"/>
+                <w:rFonts w:ascii="Microsoft YaHei" w:eastAsia="Microsoft YaHei" w:hAnsi="Microsoft YaHei" w:cs="Courier New"/>
                 <w:color w:val="000000"/>
                 <w:kern w:val="0"/>
                 <w:sz w:val="18"/>
@@ -792,7 +776,7 @@
               <w:widowControl/>
               <w:jc w:val="left"/>
               <w:rPr>
-                <w:rFonts w:ascii="微软雅黑" w:eastAsia="微软雅黑" w:hAnsi="微软雅黑"/>
+                <w:rFonts w:ascii="Microsoft YaHei" w:eastAsia="Microsoft YaHei" w:hAnsi="Microsoft YaHei"/>
                 <w:sz w:val="18"/>
               </w:rPr>
             </w:pPr>
@@ -802,7 +786,7 @@
               <w:widowControl/>
               <w:jc w:val="left"/>
               <w:rPr>
-                <w:rFonts w:ascii="微软雅黑" w:eastAsia="微软雅黑" w:hAnsi="微软雅黑"/>
+                <w:rFonts w:ascii="Microsoft YaHei" w:eastAsia="Microsoft YaHei" w:hAnsi="Microsoft YaHei"/>
                 <w:sz w:val="18"/>
               </w:rPr>
             </w:pPr>
@@ -812,7 +796,7 @@
               <w:widowControl/>
               <w:jc w:val="left"/>
               <w:rPr>
-                <w:rFonts w:ascii="微软雅黑" w:eastAsia="微软雅黑" w:hAnsi="微软雅黑"/>
+                <w:rFonts w:ascii="Microsoft YaHei" w:eastAsia="Microsoft YaHei" w:hAnsi="Microsoft YaHei"/>
                 <w:sz w:val="18"/>
               </w:rPr>
             </w:pPr>
@@ -822,7 +806,7 @@
               <w:widowControl/>
               <w:jc w:val="left"/>
               <w:rPr>
-                <w:rFonts w:ascii="微软雅黑" w:eastAsia="微软雅黑" w:hAnsi="微软雅黑"/>
+                <w:rFonts w:ascii="Microsoft YaHei" w:eastAsia="Microsoft YaHei" w:hAnsi="Microsoft YaHei"/>
                 <w:sz w:val="18"/>
               </w:rPr>
             </w:pPr>
@@ -832,7 +816,7 @@
               <w:widowControl/>
               <w:jc w:val="left"/>
               <w:rPr>
-                <w:rFonts w:ascii="微软雅黑" w:eastAsia="微软雅黑" w:hAnsi="微软雅黑"/>
+                <w:rFonts w:ascii="Microsoft YaHei" w:eastAsia="Microsoft YaHei" w:hAnsi="Microsoft YaHei"/>
                 <w:sz w:val="18"/>
               </w:rPr>
             </w:pPr>
@@ -842,7 +826,7 @@
               <w:widowControl/>
               <w:jc w:val="left"/>
               <w:rPr>
-                <w:rFonts w:ascii="微软雅黑" w:eastAsia="微软雅黑" w:hAnsi="微软雅黑"/>
+                <w:rFonts w:ascii="Microsoft YaHei" w:eastAsia="Microsoft YaHei" w:hAnsi="Microsoft YaHei"/>
                 <w:sz w:val="18"/>
               </w:rPr>
             </w:pPr>
@@ -863,14 +847,14 @@
               <w:widowControl/>
               <w:jc w:val="left"/>
               <w:rPr>
-                <w:rFonts w:ascii="微软雅黑" w:eastAsia="微软雅黑" w:hAnsi="微软雅黑"/>
-                <w:sz w:val="18"/>
-                <w:szCs w:val="18"/>
-              </w:rPr>
-            </w:pPr>
-            <w:r>
-              <w:rPr>
-                <w:rFonts w:ascii="微软雅黑" w:eastAsia="微软雅黑" w:hAnsi="微软雅黑" w:hint="eastAsia"/>
+                <w:rFonts w:ascii="Microsoft YaHei" w:eastAsia="Microsoft YaHei" w:hAnsi="Microsoft YaHei"/>
+                <w:sz w:val="18"/>
+                <w:szCs w:val="18"/>
+              </w:rPr>
+            </w:pPr>
+            <w:r>
+              <w:rPr>
+                <w:rFonts w:ascii="Microsoft YaHei" w:eastAsia="Microsoft YaHei" w:hAnsi="Microsoft YaHei" w:hint="eastAsia"/>
                 <w:sz w:val="18"/>
                 <w:szCs w:val="18"/>
               </w:rPr>
@@ -882,7 +866,7 @@
               <w:widowControl/>
               <w:jc w:val="left"/>
               <w:rPr>
-                <w:rFonts w:ascii="微软雅黑" w:eastAsia="微软雅黑" w:hAnsi="微软雅黑"/>
+                <w:rFonts w:ascii="Microsoft YaHei" w:eastAsia="Microsoft YaHei" w:hAnsi="Microsoft YaHei"/>
                 <w:sz w:val="18"/>
                 <w:szCs w:val="18"/>
               </w:rPr>
@@ -893,7 +877,7 @@
               <w:widowControl/>
               <w:jc w:val="left"/>
               <w:rPr>
-                <w:rFonts w:ascii="微软雅黑" w:eastAsia="微软雅黑" w:hAnsi="微软雅黑"/>
+                <w:rFonts w:ascii="Microsoft YaHei" w:eastAsia="Microsoft YaHei" w:hAnsi="Microsoft YaHei"/>
                 <w:sz w:val="18"/>
                 <w:szCs w:val="18"/>
               </w:rPr>
@@ -904,7 +888,7 @@
               <w:widowControl/>
               <w:jc w:val="left"/>
               <w:rPr>
-                <w:rFonts w:ascii="微软雅黑" w:eastAsia="微软雅黑" w:hAnsi="微软雅黑"/>
+                <w:rFonts w:ascii="Microsoft YaHei" w:eastAsia="Microsoft YaHei" w:hAnsi="Microsoft YaHei"/>
                 <w:sz w:val="18"/>
                 <w:szCs w:val="18"/>
               </w:rPr>
@@ -915,7 +899,7 @@
               <w:widowControl/>
               <w:jc w:val="left"/>
               <w:rPr>
-                <w:rFonts w:ascii="微软雅黑" w:eastAsia="微软雅黑" w:hAnsi="微软雅黑"/>
+                <w:rFonts w:ascii="Microsoft YaHei" w:eastAsia="Microsoft YaHei" w:hAnsi="Microsoft YaHei"/>
                 <w:sz w:val="18"/>
                 <w:szCs w:val="18"/>
               </w:rPr>
@@ -926,7 +910,7 @@
               <w:widowControl/>
               <w:jc w:val="left"/>
               <w:rPr>
-                <w:rFonts w:ascii="微软雅黑" w:eastAsia="微软雅黑" w:hAnsi="微软雅黑"/>
+                <w:rFonts w:ascii="Microsoft YaHei" w:eastAsia="Microsoft YaHei" w:hAnsi="Microsoft YaHei"/>
                 <w:sz w:val="18"/>
                 <w:szCs w:val="18"/>
               </w:rPr>
@@ -937,7 +921,7 @@
               <w:widowControl/>
               <w:jc w:val="left"/>
               <w:rPr>
-                <w:rFonts w:ascii="微软雅黑" w:eastAsia="微软雅黑" w:hAnsi="微软雅黑"/>
+                <w:rFonts w:ascii="Microsoft YaHei" w:eastAsia="Microsoft YaHei" w:hAnsi="Microsoft YaHei"/>
                 <w:sz w:val="18"/>
                 <w:szCs w:val="18"/>
               </w:rPr>
@@ -948,14 +932,14 @@
               <w:ind w:firstLineChars="3400" w:firstLine="6120"/>
               <w:jc w:val="right"/>
               <w:rPr>
-                <w:rFonts w:ascii="微软雅黑" w:eastAsia="微软雅黑" w:hAnsi="微软雅黑"/>
-                <w:sz w:val="18"/>
-                <w:szCs w:val="18"/>
-              </w:rPr>
-            </w:pPr>
-            <w:r>
-              <w:rPr>
-                <w:rFonts w:ascii="微软雅黑" w:eastAsia="微软雅黑" w:hAnsi="微软雅黑" w:hint="eastAsia"/>
+                <w:rFonts w:ascii="Microsoft YaHei" w:eastAsia="Microsoft YaHei" w:hAnsi="Microsoft YaHei"/>
+                <w:sz w:val="18"/>
+                <w:szCs w:val="18"/>
+              </w:rPr>
+            </w:pPr>
+            <w:r>
+              <w:rPr>
+                <w:rFonts w:ascii="Microsoft YaHei" w:eastAsia="Microsoft YaHei" w:hAnsi="Microsoft YaHei" w:hint="eastAsia"/>
                 <w:sz w:val="18"/>
                 <w:szCs w:val="18"/>
               </w:rPr>
@@ -977,14 +961,14 @@
             <w:pPr>
               <w:spacing w:line="240" w:lineRule="atLeast"/>
               <w:rPr>
-                <w:rFonts w:ascii="微软雅黑" w:eastAsia="微软雅黑" w:hAnsi="微软雅黑"/>
-                <w:sz w:val="18"/>
-                <w:szCs w:val="18"/>
-              </w:rPr>
-            </w:pPr>
-            <w:r>
-              <w:rPr>
-                <w:rFonts w:ascii="微软雅黑" w:eastAsia="微软雅黑" w:hAnsi="微软雅黑" w:hint="eastAsia"/>
+                <w:rFonts w:ascii="Microsoft YaHei" w:eastAsia="Microsoft YaHei" w:hAnsi="Microsoft YaHei"/>
+                <w:sz w:val="18"/>
+                <w:szCs w:val="18"/>
+              </w:rPr>
+            </w:pPr>
+            <w:r>
+              <w:rPr>
+                <w:rFonts w:ascii="Microsoft YaHei" w:eastAsia="Microsoft YaHei" w:hAnsi="Microsoft YaHei" w:hint="eastAsia"/>
                 <w:sz w:val="18"/>
                 <w:szCs w:val="18"/>
               </w:rPr>
@@ -996,36 +980,18 @@
               <w:spacing w:line="240" w:lineRule="atLeast"/>
               <w:ind w:firstLineChars="100" w:firstLine="180"/>
               <w:rPr>
-                <w:rFonts w:ascii="微软雅黑" w:eastAsia="微软雅黑" w:hAnsi="微软雅黑"/>
-                <w:sz w:val="18"/>
-                <w:szCs w:val="18"/>
-              </w:rPr>
-            </w:pPr>
-            <w:r>
-              <w:rPr>
-                <w:rFonts w:ascii="微软雅黑" w:eastAsia="微软雅黑" w:hAnsi="微软雅黑" w:hint="eastAsia"/>
-                <w:sz w:val="18"/>
-                <w:szCs w:val="18"/>
-              </w:rPr>
-              <w:t>1、设备配置与合同所属配置清单一致（</w:t>
-            </w:r>
-            <w:proofErr w:type="gramStart"/>
-            <w:r>
-              <w:rPr>
-                <w:rFonts w:ascii="微软雅黑" w:eastAsia="微软雅黑" w:hAnsi="微软雅黑" w:hint="eastAsia"/>
-                <w:sz w:val="18"/>
-                <w:szCs w:val="18"/>
-              </w:rPr>
-              <w:t>含操作</w:t>
-            </w:r>
-            <w:proofErr w:type="gramEnd"/>
-            <w:r>
-              <w:rPr>
-                <w:rFonts w:ascii="微软雅黑" w:eastAsia="微软雅黑" w:hAnsi="微软雅黑" w:hint="eastAsia"/>
-                <w:sz w:val="18"/>
-                <w:szCs w:val="18"/>
-              </w:rPr>
-              <w:t xml:space="preserve">安全手册）      </w:t>
+                <w:rFonts w:ascii="Microsoft YaHei" w:eastAsia="Microsoft YaHei" w:hAnsi="Microsoft YaHei"/>
+                <w:sz w:val="18"/>
+                <w:szCs w:val="18"/>
+              </w:rPr>
+            </w:pPr>
+            <w:r>
+              <w:rPr>
+                <w:rFonts w:ascii="Microsoft YaHei" w:eastAsia="Microsoft YaHei" w:hAnsi="Microsoft YaHei" w:hint="eastAsia"/>
+                <w:sz w:val="18"/>
+                <w:szCs w:val="18"/>
+              </w:rPr>
+              <w:t xml:space="preserve">1、设备配置与合同所属配置清单一致（含操作安全手册）      </w:t>
             </w:r>
           </w:p>
           <w:p>
@@ -1033,14 +999,14 @@
               <w:spacing w:line="240" w:lineRule="atLeast"/>
               <w:ind w:firstLineChars="100" w:firstLine="180"/>
               <w:rPr>
-                <w:rFonts w:ascii="微软雅黑" w:eastAsia="微软雅黑" w:hAnsi="微软雅黑"/>
-                <w:sz w:val="18"/>
-                <w:szCs w:val="18"/>
-              </w:rPr>
-            </w:pPr>
-            <w:r>
-              <w:rPr>
-                <w:rFonts w:ascii="微软雅黑" w:eastAsia="微软雅黑" w:hAnsi="微软雅黑" w:hint="eastAsia"/>
+                <w:rFonts w:ascii="Microsoft YaHei" w:eastAsia="Microsoft YaHei" w:hAnsi="Microsoft YaHei"/>
+                <w:sz w:val="18"/>
+                <w:szCs w:val="18"/>
+              </w:rPr>
+            </w:pPr>
+            <w:r>
+              <w:rPr>
+                <w:rFonts w:ascii="Microsoft YaHei" w:eastAsia="Microsoft YaHei" w:hAnsi="Microsoft YaHei" w:hint="eastAsia"/>
                 <w:sz w:val="18"/>
                 <w:szCs w:val="18"/>
               </w:rPr>
@@ -1052,14 +1018,14 @@
               <w:spacing w:line="240" w:lineRule="atLeast"/>
               <w:ind w:firstLineChars="100" w:firstLine="180"/>
               <w:rPr>
-                <w:rFonts w:ascii="微软雅黑" w:eastAsia="微软雅黑" w:hAnsi="微软雅黑"/>
-                <w:sz w:val="18"/>
-                <w:szCs w:val="18"/>
-              </w:rPr>
-            </w:pPr>
-            <w:r>
-              <w:rPr>
-                <w:rFonts w:ascii="微软雅黑" w:eastAsia="微软雅黑" w:hAnsi="微软雅黑" w:hint="eastAsia"/>
+                <w:rFonts w:ascii="Microsoft YaHei" w:eastAsia="Microsoft YaHei" w:hAnsi="Microsoft YaHei"/>
+                <w:sz w:val="18"/>
+                <w:szCs w:val="18"/>
+              </w:rPr>
+            </w:pPr>
+            <w:r>
+              <w:rPr>
+                <w:rFonts w:ascii="Microsoft YaHei" w:eastAsia="Microsoft YaHei" w:hAnsi="Microsoft YaHei" w:hint="eastAsia"/>
                 <w:sz w:val="18"/>
                 <w:szCs w:val="18"/>
               </w:rPr>
@@ -1071,14 +1037,14 @@
               <w:spacing w:line="240" w:lineRule="atLeast"/>
               <w:ind w:firstLineChars="100" w:firstLine="180"/>
               <w:rPr>
-                <w:rFonts w:ascii="微软雅黑" w:eastAsia="微软雅黑" w:hAnsi="微软雅黑"/>
-                <w:sz w:val="18"/>
-                <w:szCs w:val="18"/>
-              </w:rPr>
-            </w:pPr>
-            <w:r>
-              <w:rPr>
-                <w:rFonts w:ascii="微软雅黑" w:eastAsia="微软雅黑" w:hAnsi="微软雅黑" w:hint="eastAsia"/>
+                <w:rFonts w:ascii="Microsoft YaHei" w:eastAsia="Microsoft YaHei" w:hAnsi="Microsoft YaHei"/>
+                <w:sz w:val="18"/>
+                <w:szCs w:val="18"/>
+              </w:rPr>
+            </w:pPr>
+            <w:r>
+              <w:rPr>
+                <w:rFonts w:ascii="Microsoft YaHei" w:eastAsia="Microsoft YaHei" w:hAnsi="Microsoft YaHei" w:hint="eastAsia"/>
                 <w:sz w:val="18"/>
                 <w:szCs w:val="18"/>
               </w:rPr>
@@ -1089,7 +1055,7 @@
             <w:pPr>
               <w:ind w:firstLineChars="2700" w:firstLine="4860"/>
               <w:rPr>
-                <w:rFonts w:ascii="微软雅黑" w:eastAsia="微软雅黑" w:hAnsi="微软雅黑"/>
+                <w:rFonts w:ascii="Microsoft YaHei" w:eastAsia="Microsoft YaHei" w:hAnsi="Microsoft YaHei"/>
                 <w:sz w:val="18"/>
                 <w:szCs w:val="18"/>
               </w:rPr>
@@ -1099,23 +1065,23 @@
             <w:pPr>
               <w:ind w:firstLineChars="2700" w:firstLine="4860"/>
               <w:rPr>
-                <w:rFonts w:ascii="微软雅黑" w:eastAsia="微软雅黑" w:hAnsi="微软雅黑"/>
-                <w:sz w:val="18"/>
-                <w:szCs w:val="18"/>
-              </w:rPr>
-            </w:pPr>
-          </w:p>
-          <w:p>
-            <w:pPr>
-              <w:rPr>
-                <w:rFonts w:ascii="微软雅黑" w:eastAsia="微软雅黑" w:hAnsi="微软雅黑"/>
-                <w:sz w:val="18"/>
-                <w:szCs w:val="18"/>
-              </w:rPr>
-            </w:pPr>
-            <w:r>
-              <w:rPr>
-                <w:rFonts w:ascii="微软雅黑" w:eastAsia="微软雅黑" w:hAnsi="微软雅黑" w:hint="eastAsia"/>
+                <w:rFonts w:ascii="Microsoft YaHei" w:eastAsia="Microsoft YaHei" w:hAnsi="Microsoft YaHei"/>
+                <w:sz w:val="18"/>
+                <w:szCs w:val="18"/>
+              </w:rPr>
+            </w:pPr>
+          </w:p>
+          <w:p>
+            <w:pPr>
+              <w:rPr>
+                <w:rFonts w:ascii="Microsoft YaHei" w:eastAsia="Microsoft YaHei" w:hAnsi="Microsoft YaHei"/>
+                <w:sz w:val="18"/>
+                <w:szCs w:val="18"/>
+              </w:rPr>
+            </w:pPr>
+            <w:r>
+              <w:rPr>
+                <w:rFonts w:ascii="Microsoft YaHei" w:eastAsia="Microsoft YaHei" w:hAnsi="Microsoft YaHei" w:hint="eastAsia"/>
                 <w:sz w:val="18"/>
                 <w:szCs w:val="18"/>
               </w:rPr>
@@ -1126,14 +1092,14 @@
             <w:pPr>
               <w:ind w:firstLineChars="2700" w:firstLine="4860"/>
               <w:rPr>
-                <w:rFonts w:ascii="微软雅黑" w:eastAsia="微软雅黑" w:hAnsi="微软雅黑"/>
-                <w:sz w:val="18"/>
-                <w:szCs w:val="18"/>
-              </w:rPr>
-            </w:pPr>
-            <w:r>
-              <w:rPr>
-                <w:rFonts w:ascii="微软雅黑" w:eastAsia="微软雅黑" w:hAnsi="微软雅黑" w:hint="eastAsia"/>
+                <w:rFonts w:ascii="Microsoft YaHei" w:eastAsia="Microsoft YaHei" w:hAnsi="Microsoft YaHei"/>
+                <w:sz w:val="18"/>
+                <w:szCs w:val="18"/>
+              </w:rPr>
+            </w:pPr>
+            <w:r>
+              <w:rPr>
+                <w:rFonts w:ascii="Microsoft YaHei" w:eastAsia="Microsoft YaHei" w:hAnsi="Microsoft YaHei" w:hint="eastAsia"/>
                 <w:sz w:val="18"/>
                 <w:szCs w:val="18"/>
               </w:rPr>
@@ -1141,7 +1107,7 @@
             </w:r>
             <w:r>
               <w:rPr>
-                <w:rFonts w:ascii="微软雅黑" w:eastAsia="微软雅黑" w:hAnsi="微软雅黑"/>
+                <w:rFonts w:ascii="Microsoft YaHei" w:eastAsia="Microsoft YaHei" w:hAnsi="Microsoft YaHei"/>
                 <w:sz w:val="18"/>
                 <w:szCs w:val="18"/>
               </w:rPr>
@@ -1149,7 +1115,7 @@
             </w:r>
             <w:r>
               <w:rPr>
-                <w:rFonts w:ascii="微软雅黑" w:eastAsia="微软雅黑" w:hAnsi="微软雅黑" w:hint="eastAsia"/>
+                <w:rFonts w:ascii="Microsoft YaHei" w:eastAsia="Microsoft YaHei" w:hAnsi="Microsoft YaHei" w:hint="eastAsia"/>
                 <w:sz w:val="18"/>
                 <w:szCs w:val="18"/>
               </w:rPr>
@@ -1160,13 +1126,13 @@
             <w:pPr>
               <w:ind w:rightChars="-249" w:right="-523" w:firstLineChars="3500" w:firstLine="6300"/>
               <w:rPr>
-                <w:rFonts w:ascii="微软雅黑" w:eastAsia="微软雅黑" w:hAnsi="微软雅黑"/>
-                <w:sz w:val="18"/>
-              </w:rPr>
-            </w:pPr>
-            <w:r>
-              <w:rPr>
-                <w:rFonts w:ascii="微软雅黑" w:eastAsia="微软雅黑" w:hAnsi="微软雅黑"/>
+                <w:rFonts w:ascii="Microsoft YaHei" w:eastAsia="Microsoft YaHei" w:hAnsi="Microsoft YaHei"/>
+                <w:sz w:val="18"/>
+              </w:rPr>
+            </w:pPr>
+            <w:r>
+              <w:rPr>
+                <w:rFonts w:ascii="Microsoft YaHei" w:eastAsia="Microsoft YaHei" w:hAnsi="Microsoft YaHei"/>
                 <w:sz w:val="18"/>
                 <w:szCs w:val="18"/>
               </w:rPr>
@@ -1174,7 +1140,7 @@
             </w:r>
             <w:r>
               <w:rPr>
-                <w:rFonts w:ascii="微软雅黑" w:eastAsia="微软雅黑" w:hAnsi="微软雅黑"/>
+                <w:rFonts w:ascii="Microsoft YaHei" w:eastAsia="Microsoft YaHei" w:hAnsi="Microsoft YaHei"/>
                 <w:sz w:val="18"/>
                 <w:szCs w:val="18"/>
               </w:rPr>
@@ -1182,7 +1148,7 @@
             </w:r>
             <w:r>
               <w:rPr>
-                <w:rFonts w:ascii="微软雅黑" w:eastAsia="微软雅黑" w:hAnsi="微软雅黑" w:hint="eastAsia"/>
+                <w:rFonts w:ascii="Microsoft YaHei" w:eastAsia="Microsoft YaHei" w:hAnsi="Microsoft YaHei" w:hint="eastAsia"/>
                 <w:sz w:val="18"/>
                 <w:szCs w:val="18"/>
               </w:rPr>
@@ -1194,7 +1160,7 @@
               <w:widowControl/>
               <w:jc w:val="left"/>
               <w:rPr>
-                <w:rFonts w:ascii="微软雅黑" w:eastAsia="微软雅黑" w:hAnsi="微软雅黑"/>
+                <w:rFonts w:ascii="Microsoft YaHei" w:eastAsia="Microsoft YaHei" w:hAnsi="Microsoft YaHei"/>
                 <w:sz w:val="18"/>
               </w:rPr>
             </w:pPr>
@@ -1205,7 +1171,7 @@
     <w:p>
       <w:pPr>
         <w:rPr>
-          <w:rFonts w:ascii="微软雅黑" w:eastAsia="微软雅黑" w:hAnsi="微软雅黑"/>
+          <w:rFonts w:ascii="Microsoft YaHei" w:eastAsia="Microsoft YaHei" w:hAnsi="Microsoft YaHei"/>
           <w:sz w:val="18"/>
         </w:rPr>
       </w:pPr>
@@ -1663,7 +1629,7 @@
       <w:jc w:val="both"/>
     </w:pPr>
     <w:rPr>
-      <w:rFonts w:ascii="Calibri" w:eastAsia="宋体" w:hAnsi="Calibri" w:cs="Times New Roman"/>
+      <w:rFonts w:ascii="Calibri" w:eastAsia="SimSun" w:hAnsi="Calibri" w:cs="Times New Roman"/>
       <w:kern w:val="2"/>
       <w:sz w:val="21"/>
     </w:rPr>
@@ -1800,7 +1766,7 @@
       <w:jc w:val="left"/>
     </w:pPr>
     <w:rPr>
-      <w:rFonts w:ascii="宋体" w:hAnsi="宋体" w:cs="宋体"/>
+      <w:rFonts w:ascii="SimSun" w:hAnsi="SimSun" w:cs="SimSun"/>
       <w:kern w:val="0"/>
       <w:sz w:val="24"/>
       <w:szCs w:val="24"/>
@@ -1813,7 +1779,7 @@
     <w:uiPriority w:val="99"/>
     <w:rsid w:val="00795B2A"/>
     <w:rPr>
-      <w:rFonts w:ascii="宋体" w:eastAsia="宋体" w:hAnsi="宋体" w:cs="宋体"/>
+      <w:rFonts w:ascii="SimSun" w:eastAsia="SimSun" w:hAnsi="SimSun" w:cs="SimSun"/>
       <w:sz w:val="24"/>
       <w:szCs w:val="24"/>
     </w:rPr>
